--- a/Lab/09-S2-2025-SEDQ/salida/descuentos_porcentajes_v1_1.docx
+++ b/Lab/09-S2-2025-SEDQ/salida/descuentos_porcentajes_v1_1.docx
@@ -53,50 +53,19 @@
         <w:br/>
       </w:r>
       <w:r>
-        <w:t xml:space="preserve">Se quiere saber cuánto dinero economizó una persona al adquirir un vestido que estaba marcado en $275.000 y tenía un(a) reducción del 15%.</w:t>
-      </w:r>
-    </w:p>
-    <w:p>
-      <w:pPr>
-        <w:numPr>
-          <w:ilvl w:val="0"/>
-          <w:numId w:val="1000"/>
-        </w:numPr>
-      </w:pPr>
-      <w:r>
-        <w:t xml:space="preserve">¿Cuál de las siguientes operaciones permite calcular este valor?</w:t>
-      </w:r>
-    </w:p>
-    <w:p>
-      <w:pPr>
-        <w:numPr>
-          <w:ilvl w:val="1"/>
-          <w:numId w:val="1002"/>
-        </w:numPr>
-      </w:pPr>
-      <m:oMath>
-        <m:r>
-          <m:t>0</m:t>
-        </m:r>
-        <m:r>
-          <m:rPr>
-            <m:sty m:val="p"/>
-          </m:rPr>
-          <m:t>,</m:t>
-        </m:r>
-        <m:r>
-          <m:t>85</m:t>
-        </m:r>
-        <m:r>
-          <m:rPr>
-            <m:sty m:val="p"/>
-          </m:rPr>
-          <m:t>⋅</m:t>
-        </m:r>
-        <m:r>
-          <m:t>275.000</m:t>
-        </m:r>
-      </m:oMath>
+        <w:t xml:space="preserve">Se quiere saber cuánto dinero economizó una persona al obtener una mesa que estaba marcado en $230.000 y tenía un(a) rebaja del 10%.</w:t>
+      </w:r>
+    </w:p>
+    <w:p>
+      <w:pPr>
+        <w:numPr>
+          <w:ilvl w:val="0"/>
+          <w:numId w:val="1000"/>
+        </w:numPr>
+      </w:pPr>
+      <w:r>
+        <w:t xml:space="preserve">¿Cuál de las siguientes procedimientos permite calcular este valor?</w:t>
+      </w:r>
     </w:p>
     <w:p>
       <w:pPr>
@@ -112,12 +81,12 @@
           </m:fPr>
           <m:num>
             <m:r>
-              <m:t>20</m:t>
+              <m:t>10</m:t>
             </m:r>
           </m:num>
           <m:den>
             <m:r>
-              <m:t>3</m:t>
+              <m:t>1</m:t>
             </m:r>
           </m:den>
         </m:f>
@@ -136,10 +105,78 @@
           </m:dPr>
           <m:e>
             <m:r>
-              <m:t>275.000</m:t>
+              <m:t>230.000</m:t>
             </m:r>
           </m:e>
         </m:d>
+      </m:oMath>
+    </w:p>
+    <w:p>
+      <w:pPr>
+        <w:numPr>
+          <w:ilvl w:val="1"/>
+          <w:numId w:val="1002"/>
+        </w:numPr>
+      </w:pPr>
+      <m:oMath>
+        <m:r>
+          <m:t>0</m:t>
+        </m:r>
+        <m:r>
+          <m:rPr>
+            <m:sty m:val="p"/>
+          </m:rPr>
+          <m:t>,</m:t>
+        </m:r>
+        <m:r>
+          <m:t>90</m:t>
+        </m:r>
+        <m:r>
+          <m:rPr>
+            <m:sty m:val="p"/>
+          </m:rPr>
+          <m:t>⋅</m:t>
+        </m:r>
+        <m:r>
+          <m:t>230.000</m:t>
+        </m:r>
+      </m:oMath>
+    </w:p>
+    <w:p>
+      <w:pPr>
+        <w:numPr>
+          <w:ilvl w:val="1"/>
+          <w:numId w:val="1002"/>
+        </w:numPr>
+      </w:pPr>
+      <m:oMath>
+        <m:r>
+          <m:t>230.000</m:t>
+        </m:r>
+        <m:r>
+          <m:rPr>
+            <m:sty m:val="p"/>
+          </m:rPr>
+          <m:t>×</m:t>
+        </m:r>
+        <m:r>
+          <m:t>10</m:t>
+        </m:r>
+        <m:r>
+          <m:rPr>
+            <m:sty m:val="p"/>
+          </m:rPr>
+          <m:t>%</m:t>
+        </m:r>
+        <m:r>
+          <m:rPr>
+            <m:sty m:val="p"/>
+          </m:rPr>
+          <m:t>÷</m:t>
+        </m:r>
+        <m:r>
+          <m:t>100</m:t>
+        </m:r>
       </m:oMath>
     </w:p>
     <w:p>
@@ -156,7 +193,7 @@
           </m:fPr>
           <m:num>
             <m:r>
-              <m:t>275.000</m:t>
+              <m:t>230.000</m:t>
             </m:r>
             <m:r>
               <m:rPr>
@@ -165,52 +202,15 @@
               <m:t>×</m:t>
             </m:r>
             <m:r>
-              <m:t>15</m:t>
+              <m:t>100</m:t>
             </m:r>
           </m:num>
           <m:den>
             <m:r>
-              <m:t>100</m:t>
+              <m:t>10</m:t>
             </m:r>
           </m:den>
         </m:f>
-      </m:oMath>
-    </w:p>
-    <w:p>
-      <w:pPr>
-        <w:numPr>
-          <w:ilvl w:val="1"/>
-          <w:numId w:val="1002"/>
-        </w:numPr>
-      </w:pPr>
-      <m:oMath>
-        <m:r>
-          <m:t>275.000</m:t>
-        </m:r>
-        <m:r>
-          <m:rPr>
-            <m:sty m:val="p"/>
-          </m:rPr>
-          <m:t>×</m:t>
-        </m:r>
-        <m:r>
-          <m:t>15</m:t>
-        </m:r>
-        <m:r>
-          <m:rPr>
-            <m:sty m:val="p"/>
-          </m:rPr>
-          <m:t>%</m:t>
-        </m:r>
-        <m:r>
-          <m:rPr>
-            <m:sty m:val="p"/>
-          </m:rPr>
-          <m:t>×</m:t>
-        </m:r>
-        <m:r>
-          <m:t>100</m:t>
-        </m:r>
       </m:oMath>
     </w:p>
     <w:p>
@@ -331,7 +331,7 @@
         </w:numPr>
       </w:pPr>
       <w:r>
-        <w:t xml:space="preserve">Para resolver este problema, debemos analizar cada uno de los procedimientos propuestos y determinar cuál permite calcular correctamente el ahorro obtenido al aplicar un descuento del 15% a un artículo que cuesta $275.000.</w:t>
+        <w:t xml:space="preserve">Para resolver este problema, debemos analizar cada uno de los procedimientos propuestos y determinar cuál permite calcular correctamente el ahorro obtenido al aplicar un descuento del 10% a un artículo que cuesta $230.000.</w:t>
       </w:r>
     </w:p>
     <w:p>
@@ -356,7 +356,7 @@
         </w:numPr>
       </w:pPr>
       <w:r>
-        <w:t xml:space="preserve">Precio original: $275.000</w:t>
+        <w:t xml:space="preserve">Precio original: $230.000</w:t>
       </w:r>
     </w:p>
     <w:p>
@@ -367,7 +367,7 @@
         </w:numPr>
       </w:pPr>
       <w:r>
-        <w:t xml:space="preserve">Porcentaje de descuento: 15%</w:t>
+        <w:t xml:space="preserve">Porcentaje de descuento: 10%</w:t>
       </w:r>
     </w:p>
     <w:p>
@@ -378,7 +378,7 @@
         </w:numPr>
       </w:pPr>
       <w:r>
-        <w:t xml:space="preserve">Valor del descuento (ahorro): $41.250 (calculado como 15% de $275.000)</w:t>
+        <w:t xml:space="preserve">Valor del descuento (ahorro): $23.000 (calculado como 10% de $230.000)</w:t>
       </w:r>
     </w:p>
     <w:p>
@@ -403,7 +403,7 @@
           <w:numId w:val="1000"/>
         </w:numPr>
       </w:pPr>
-      <w:bookmarkStart w:id="28" w:name="opciuxf3n-frac203-cdot-275.000"/>
+      <w:bookmarkStart w:id="28" w:name="opciuxf3n-frac101-cdot-230.000"/>
       <w:r>
         <w:t xml:space="preserve">* Opción:</w:t>
       </w:r>
@@ -417,12 +417,12 @@
           </m:fPr>
           <m:num>
             <m:r>
-              <m:t>20</m:t>
+              <m:t>10</m:t>
             </m:r>
           </m:num>
           <m:den>
             <m:r>
-              <m:t>3</m:t>
+              <m:t>1</m:t>
             </m:r>
           </m:den>
         </m:f>
@@ -441,7 +441,7 @@
           </m:dPr>
           <m:e>
             <m:r>
-              <m:t>275.000</m:t>
+              <m:t>230.000</m:t>
             </m:r>
           </m:e>
         </m:d>
@@ -456,7 +456,7 @@
         </w:numPr>
       </w:pPr>
       <w:r>
-        <w:t xml:space="preserve">Esta opción utiliza una fracción invertida, lo que produce un resultado incorrecto. La fracción correcta para 15% sería</w:t>
+        <w:t xml:space="preserve">Esta opción utiliza una fracción invertida, lo que produce un resultado incorrecto. La fracción correcta para 10% sería</w:t>
       </w:r>
       <w:r>
         <w:t xml:space="preserve"> </w:t>
@@ -468,12 +468,12 @@
           </m:fPr>
           <m:num>
             <m:r>
-              <m:t>3</m:t>
+              <m:t>1</m:t>
             </m:r>
           </m:num>
           <m:den>
             <m:r>
-              <m:t>20</m:t>
+              <m:t>10</m:t>
             </m:r>
           </m:den>
         </m:f>
@@ -491,12 +491,12 @@
           </m:fPr>
           <m:num>
             <m:r>
-              <m:t>20</m:t>
+              <m:t>10</m:t>
             </m:r>
           </m:num>
           <m:den>
             <m:r>
-              <m:t>3</m:t>
+              <m:t>1</m:t>
             </m:r>
           </m:den>
         </m:f>
@@ -514,12 +514,12 @@
           </m:fPr>
           <m:num>
             <m:r>
-              <m:t>20</m:t>
+              <m:t>10</m:t>
             </m:r>
           </m:num>
           <m:den>
             <m:r>
-              <m:t>3</m:t>
+              <m:t>1</m:t>
             </m:r>
           </m:den>
         </m:f>
@@ -530,7 +530,7 @@
           <m:t>×</m:t>
         </m:r>
         <m:r>
-          <m:t>275.000</m:t>
+          <m:t>230.000</m:t>
         </m:r>
         <m:r>
           <m:rPr>
@@ -539,10 +539,10 @@
           <m:t>=</m:t>
         </m:r>
         <m:r>
-          <m:t>1.833</m:t>
-        </m:r>
-        <m:r>
-          <m:t>.333</m:t>
+          <m:t>2.300</m:t>
+        </m:r>
+        <m:r>
+          <m:t>.000</m:t>
         </m:r>
       </m:oMath>
       <w:r>
@@ -553,7 +553,7 @@
       </w:r>
       <m:oMath>
         <m:r>
-          <m:t>41.250</m:t>
+          <m:t>23.000</m:t>
         </m:r>
       </m:oMath>
       <w:r>
@@ -578,7 +578,7 @@
           <w:numId w:val="1000"/>
         </w:numPr>
       </w:pPr>
-      <w:bookmarkStart w:id="29" w:name="opciuxf3n-275.000-times-15-times-100"/>
+      <w:bookmarkStart w:id="29" w:name="opciuxf3n-230.000-times-10-div-100"/>
       <w:r>
         <w:t xml:space="preserve">* Opción:</w:t>
       </w:r>
@@ -587,7 +587,7 @@
       </w:r>
       <m:oMath>
         <m:r>
-          <m:t>275.000</m:t>
+          <m:t>230.000</m:t>
         </m:r>
         <m:r>
           <m:rPr>
@@ -596,7 +596,7 @@
           <m:t>×</m:t>
         </m:r>
         <m:r>
-          <m:t>15</m:t>
+          <m:t>10</m:t>
         </m:r>
         <m:r>
           <m:rPr>
@@ -608,55 +608,55 @@
           <m:rPr>
             <m:sty m:val="p"/>
           </m:rPr>
+          <m:t>÷</m:t>
+        </m:r>
+        <m:r>
+          <m:t>100</m:t>
+        </m:r>
+      </m:oMath>
+      <w:bookmarkEnd w:id="29"/>
+    </w:p>
+    <w:p>
+      <w:pPr>
+        <w:numPr>
+          <w:ilvl w:val="0"/>
+          <w:numId w:val="1000"/>
+        </w:numPr>
+      </w:pPr>
+      <w:r>
+        <w:t xml:space="preserve">Esta opción representa el cálculo directo del porcentaje de descuento sobre el precio original. Al multiplicar el precio por el porcentaje y dividir por 100, obtenemos el valor del descuento:</w:t>
+      </w:r>
+      <w:r>
+        <w:t xml:space="preserve"> </w:t>
+      </w:r>
+      <m:oMath>
+        <m:r>
+          <m:t>230.000</m:t>
+        </m:r>
+        <m:r>
+          <m:rPr>
+            <m:sty m:val="p"/>
+          </m:rPr>
           <m:t>×</m:t>
         </m:r>
         <m:r>
+          <m:t>10</m:t>
+        </m:r>
+        <m:r>
+          <m:rPr>
+            <m:sty m:val="p"/>
+          </m:rPr>
+          <m:t>%</m:t>
+        </m:r>
+        <m:r>
+          <m:rPr>
+            <m:sty m:val="p"/>
+          </m:rPr>
+          <m:t>÷</m:t>
+        </m:r>
+        <m:r>
           <m:t>100</m:t>
         </m:r>
-      </m:oMath>
-      <w:bookmarkEnd w:id="29"/>
-    </w:p>
-    <w:p>
-      <w:pPr>
-        <w:numPr>
-          <w:ilvl w:val="0"/>
-          <w:numId w:val="1000"/>
-        </w:numPr>
-      </w:pPr>
-      <w:r>
-        <w:t xml:space="preserve">Esta opción contiene un error común: multiplicar por 100 en lugar de dividir por 100. La operación correcta sería dividir por 100, pero aquí se multiplica por 100:</w:t>
-      </w:r>
-      <w:r>
-        <w:t xml:space="preserve"> </w:t>
-      </w:r>
-      <m:oMath>
-        <m:r>
-          <m:t>275.000</m:t>
-        </m:r>
-        <m:r>
-          <m:rPr>
-            <m:sty m:val="p"/>
-          </m:rPr>
-          <m:t>×</m:t>
-        </m:r>
-        <m:r>
-          <m:t>15</m:t>
-        </m:r>
-        <m:r>
-          <m:rPr>
-            <m:sty m:val="p"/>
-          </m:rPr>
-          <m:t>%</m:t>
-        </m:r>
-        <m:r>
-          <m:rPr>
-            <m:sty m:val="p"/>
-          </m:rPr>
-          <m:t>×</m:t>
-        </m:r>
-        <m:r>
-          <m:t>100</m:t>
-        </m:r>
         <m:r>
           <m:rPr>
             <m:sty m:val="p"/>
@@ -664,21 +664,160 @@
           <m:t>=</m:t>
         </m:r>
         <m:r>
-          <m:t>412.500</m:t>
+          <m:t>23.000</m:t>
+        </m:r>
+      </m:oMath>
+      <w:r>
+        <w:t xml:space="preserve">.</w:t>
+      </w:r>
+      <w:r>
+        <w:t xml:space="preserve"> </w:t>
+      </w:r>
+      <w:r>
+        <w:rPr>
+          <w:b/>
+          <w:bCs/>
+        </w:rPr>
+        <w:t xml:space="preserve">Este procedimiento SÍ permite calcular correctamente el ahorro.</w:t>
+      </w:r>
+    </w:p>
+    <w:p>
+      <w:pPr>
+        <w:pStyle w:val="Heading4"/>
+        <w:numPr>
+          <w:ilvl w:val="0"/>
+          <w:numId w:val="1000"/>
+        </w:numPr>
+      </w:pPr>
+      <w:bookmarkStart w:id="30" w:name="opciuxf3n-frac230.000-times-10010"/>
+      <w:r>
+        <w:t xml:space="preserve">* Opción:</w:t>
+      </w:r>
+      <w:r>
+        <w:t xml:space="preserve"> </w:t>
+      </w:r>
+      <m:oMath>
+        <m:f>
+          <m:fPr>
+            <m:type m:val="bar"/>
+          </m:fPr>
+          <m:num>
+            <m:r>
+              <m:t>230.000</m:t>
+            </m:r>
+            <m:r>
+              <m:rPr>
+                <m:sty m:val="p"/>
+              </m:rPr>
+              <m:t>×</m:t>
+            </m:r>
+            <m:r>
+              <m:t>100</m:t>
+            </m:r>
+          </m:num>
+          <m:den>
+            <m:r>
+              <m:t>10</m:t>
+            </m:r>
+          </m:den>
+        </m:f>
+      </m:oMath>
+      <w:bookmarkEnd w:id="30"/>
+    </w:p>
+    <w:p>
+      <w:pPr>
+        <w:numPr>
+          <w:ilvl w:val="0"/>
+          <w:numId w:val="1000"/>
+        </w:numPr>
+      </w:pPr>
+      <w:r>
+        <w:t xml:space="preserve">Esta opción contiene un error en la fórmula: se divide el producto del precio por 100 entre el porcentaje, en lugar de multiplicar el precio por el porcentaje y dividir por 100. La fórmula correcta sería</w:t>
+      </w:r>
+      <w:r>
+        <w:t xml:space="preserve"> </w:t>
+      </w:r>
+      <m:oMath>
+        <m:f>
+          <m:fPr>
+            <m:type m:val="bar"/>
+          </m:fPr>
+          <m:num>
+            <m:r>
+              <m:t>230.000</m:t>
+            </m:r>
+            <m:r>
+              <m:rPr>
+                <m:sty m:val="p"/>
+              </m:rPr>
+              <m:t>×</m:t>
+            </m:r>
+            <m:r>
+              <m:t>10</m:t>
+            </m:r>
+          </m:num>
+          <m:den>
+            <m:r>
+              <m:t>100</m:t>
+            </m:r>
+          </m:den>
+        </m:f>
+      </m:oMath>
+      <w:r>
+        <w:t xml:space="preserve">, pero aquí se usa</w:t>
+      </w:r>
+      <w:r>
+        <w:t xml:space="preserve"> </w:t>
+      </w:r>
+      <m:oMath>
+        <m:f>
+          <m:fPr>
+            <m:type m:val="bar"/>
+          </m:fPr>
+          <m:num>
+            <m:r>
+              <m:t>230.000</m:t>
+            </m:r>
+            <m:r>
+              <m:rPr>
+                <m:sty m:val="p"/>
+              </m:rPr>
+              <m:t>×</m:t>
+            </m:r>
+            <m:r>
+              <m:t>100</m:t>
+            </m:r>
+          </m:num>
+          <m:den>
+            <m:r>
+              <m:t>10</m:t>
+            </m:r>
+          </m:den>
+        </m:f>
+      </m:oMath>
+      <w:r>
+        <w:t xml:space="preserve">. Este cálculo da como resultado</w:t>
+      </w:r>
+      <w:r>
+        <w:t xml:space="preserve"> </w:t>
+      </w:r>
+      <m:oMath>
+        <m:r>
+          <m:t>2.300</m:t>
         </m:r>
         <m:r>
           <m:t>.000</m:t>
         </m:r>
       </m:oMath>
       <w:r>
-        <w:t xml:space="preserve">. Este resultado es 10,000 veces mayor que el ahorro real de</w:t>
-      </w:r>
-      <w:r>
-        <w:t xml:space="preserve"> </w:t>
-      </w:r>
-      <m:oMath>
-        <m:r>
-          <m:t>41.250</m:t>
+        <w:t xml:space="preserve">, que no corresponde al ahorro de</w:t>
+      </w:r>
+      <w:r>
+        <w:t xml:space="preserve"> </w:t>
+      </w:r>
+      <m:oMath>
+        <m:r>
+          <m:t>23.000</m:t>
         </m:r>
       </m:oMath>
       <w:r>
@@ -703,7 +842,7 @@
           <w:numId w:val="1000"/>
         </w:numPr>
       </w:pPr>
-      <w:bookmarkStart w:id="30" w:name="opciuxf3n-frac275.000-times-15100"/>
+      <w:bookmarkStart w:id="31" w:name="opciuxf3n-090-cdot-230.000"/>
       <w:r>
         <w:t xml:space="preserve">* Opción:</w:t>
       </w:r>
@@ -711,111 +850,6 @@
         <w:t xml:space="preserve"> </w:t>
       </w:r>
       <m:oMath>
-        <m:f>
-          <m:fPr>
-            <m:type m:val="bar"/>
-          </m:fPr>
-          <m:num>
-            <m:r>
-              <m:t>275.000</m:t>
-            </m:r>
-            <m:r>
-              <m:rPr>
-                <m:sty m:val="p"/>
-              </m:rPr>
-              <m:t>×</m:t>
-            </m:r>
-            <m:r>
-              <m:t>15</m:t>
-            </m:r>
-          </m:num>
-          <m:den>
-            <m:r>
-              <m:t>100</m:t>
-            </m:r>
-          </m:den>
-        </m:f>
-      </m:oMath>
-      <w:bookmarkEnd w:id="30"/>
-    </w:p>
-    <w:p>
-      <w:pPr>
-        <w:numPr>
-          <w:ilvl w:val="0"/>
-          <w:numId w:val="1000"/>
-        </w:numPr>
-      </w:pPr>
-      <w:r>
-        <w:t xml:space="preserve">Esta opción representa la fórmula estándar para calcular un porcentaje del precio original:</w:t>
-      </w:r>
-      <w:r>
-        <w:t xml:space="preserve"> </w:t>
-      </w:r>
-      <m:oMath>
-        <m:f>
-          <m:fPr>
-            <m:type m:val="bar"/>
-          </m:fPr>
-          <m:num>
-            <m:r>
-              <m:t>275.000</m:t>
-            </m:r>
-            <m:r>
-              <m:rPr>
-                <m:sty m:val="p"/>
-              </m:rPr>
-              <m:t>×</m:t>
-            </m:r>
-            <m:r>
-              <m:t>15</m:t>
-            </m:r>
-          </m:num>
-          <m:den>
-            <m:r>
-              <m:t>100</m:t>
-            </m:r>
-          </m:den>
-        </m:f>
-        <m:r>
-          <m:rPr>
-            <m:sty m:val="p"/>
-          </m:rPr>
-          <m:t>=</m:t>
-        </m:r>
-        <m:r>
-          <m:t>41.250</m:t>
-        </m:r>
-      </m:oMath>
-      <w:r>
-        <w:t xml:space="preserve">.</w:t>
-      </w:r>
-      <w:r>
-        <w:t xml:space="preserve"> </w:t>
-      </w:r>
-      <w:r>
-        <w:rPr>
-          <w:b/>
-          <w:bCs/>
-        </w:rPr>
-        <w:t xml:space="preserve">Este procedimiento SÍ permite calcular correctamente el ahorro.</w:t>
-      </w:r>
-    </w:p>
-    <w:p>
-      <w:pPr>
-        <w:pStyle w:val="Heading4"/>
-        <w:numPr>
-          <w:ilvl w:val="0"/>
-          <w:numId w:val="1000"/>
-        </w:numPr>
-      </w:pPr>
-      <w:bookmarkStart w:id="31" w:name="opciuxf3n-085-cdot-275.000"/>
-      <w:r>
-        <w:t xml:space="preserve">* Opción:</w:t>
-      </w:r>
-      <w:r>
-        <w:t xml:space="preserve"> </w:t>
-      </w:r>
-      <m:oMath>
         <m:r>
           <m:t>0</m:t>
         </m:r>
@@ -826,7 +860,7 @@
           <m:t>,</m:t>
         </m:r>
         <m:r>
-          <m:t>85</m:t>
+          <m:t>90</m:t>
         </m:r>
         <m:r>
           <m:rPr>
@@ -835,7 +869,7 @@
           <m:t>⋅</m:t>
         </m:r>
         <m:r>
-          <m:t>275.000</m:t>
+          <m:t>230.000</m:t>
         </m:r>
       </m:oMath>
       <w:bookmarkEnd w:id="31"/>
@@ -864,7 +898,7 @@
           <m:t>,</m:t>
         </m:r>
         <m:r>
-          <m:t>85</m:t>
+          <m:t>90</m:t>
         </m:r>
       </m:oMath>
       <w:r>
@@ -895,7 +929,7 @@
               <m:t>−</m:t>
             </m:r>
             <m:r>
-              <m:t>15</m:t>
+              <m:t>10</m:t>
             </m:r>
             <m:r>
               <m:rPr>
@@ -926,7 +960,7 @@
           <m:t>,</m:t>
         </m:r>
         <m:r>
-          <m:t>85</m:t>
+          <m:t>90</m:t>
         </m:r>
         <m:r>
           <m:rPr>
@@ -935,7 +969,7 @@
           <m:t>×</m:t>
         </m:r>
         <m:r>
-          <m:t>275.000</m:t>
+          <m:t>230.000</m:t>
         </m:r>
         <m:r>
           <m:rPr>
@@ -944,7 +978,7 @@
           <m:t>=</m:t>
         </m:r>
         <m:r>
-          <m:t>233.750</m:t>
+          <m:t>207.000</m:t>
         </m:r>
       </m:oMath>
       <w:r>
@@ -1000,7 +1034,7 @@
         <w:t xml:space="preserve"> </w:t>
       </w:r>
       <w:r>
-        <w:t xml:space="preserve">Ahorro = $275.000 × 15% ÷ 100 = $41.250</w:t>
+        <w:t xml:space="preserve">Ahorro = $230.000 × 10% ÷ 100 = $23.000</w:t>
       </w:r>
     </w:p>
     <w:p>
@@ -1021,50 +1055,19 @@
         <w:br/>
       </w:r>
       <w:r>
-        <w:t xml:space="preserve">Se quiere saber cuánto dinero redujo del pago una persona al obtener un traje que valía $300.000 y tenía un(a) descuento del 35%.</w:t>
-      </w:r>
-    </w:p>
-    <w:p>
-      <w:pPr>
-        <w:numPr>
-          <w:ilvl w:val="0"/>
-          <w:numId w:val="1000"/>
-        </w:numPr>
-      </w:pPr>
-      <w:r>
-        <w:t xml:space="preserve">¿Cuál de las siguientes procedimientos permite calcular este valor?</w:t>
-      </w:r>
-    </w:p>
-    <w:p>
-      <w:pPr>
-        <w:numPr>
-          <w:ilvl w:val="1"/>
-          <w:numId w:val="1004"/>
-        </w:numPr>
-      </w:pPr>
-      <m:oMath>
-        <m:r>
-          <m:t>0</m:t>
-        </m:r>
-        <m:r>
-          <m:rPr>
-            <m:sty m:val="p"/>
-          </m:rPr>
-          <m:t>,</m:t>
-        </m:r>
-        <m:r>
-          <m:t>65</m:t>
-        </m:r>
-        <m:r>
-          <m:rPr>
-            <m:sty m:val="p"/>
-          </m:rPr>
-          <m:t>⋅</m:t>
-        </m:r>
-        <m:r>
-          <m:t>300.000</m:t>
-        </m:r>
-      </m:oMath>
+        <w:t xml:space="preserve">Se quiere saber cuánto dinero economizó una persona al conseguir una bicicleta que costaba $60.000 y tenía un(a) descuento del 45%.</w:t>
+      </w:r>
+    </w:p>
+    <w:p>
+      <w:pPr>
+        <w:numPr>
+          <w:ilvl w:val="0"/>
+          <w:numId w:val="1000"/>
+        </w:numPr>
+      </w:pPr>
+      <w:r>
+        <w:t xml:space="preserve">¿Cuál de las siguientes cálculos permite calcular este valor?</w:t>
+      </w:r>
     </w:p>
     <w:p>
       <w:pPr>
@@ -1080,12 +1083,46 @@
           </m:fPr>
           <m:num>
             <m:r>
-              <m:t>20</m:t>
+              <m:t>60.000</m:t>
+            </m:r>
+            <m:r>
+              <m:rPr>
+                <m:sty m:val="p"/>
+              </m:rPr>
+              <m:t>×</m:t>
+            </m:r>
+            <m:r>
+              <m:t>100</m:t>
             </m:r>
           </m:num>
           <m:den>
             <m:r>
-              <m:t>7</m:t>
+              <m:t>45</m:t>
+            </m:r>
+          </m:den>
+        </m:f>
+      </m:oMath>
+    </w:p>
+    <w:p>
+      <w:pPr>
+        <w:numPr>
+          <w:ilvl w:val="1"/>
+          <w:numId w:val="1004"/>
+        </w:numPr>
+      </w:pPr>
+      <m:oMath>
+        <m:f>
+          <m:fPr>
+            <m:type m:val="bar"/>
+          </m:fPr>
+          <m:num>
+            <m:r>
+              <m:t>9</m:t>
+            </m:r>
+          </m:num>
+          <m:den>
+            <m:r>
+              <m:t>20</m:t>
             </m:r>
           </m:den>
         </m:f>
@@ -1104,7 +1141,7 @@
           </m:dPr>
           <m:e>
             <m:r>
-              <m:t>300.000</m:t>
+              <m:t>60.000</m:t>
             </m:r>
           </m:e>
         </m:d>
@@ -1124,24 +1161,24 @@
           </m:fPr>
           <m:num>
             <m:r>
-              <m:t>300.000</m:t>
-            </m:r>
-            <m:r>
-              <m:rPr>
-                <m:sty m:val="p"/>
-              </m:rPr>
-              <m:t>×</m:t>
-            </m:r>
-            <m:r>
-              <m:t>100</m:t>
+              <m:t>11</m:t>
             </m:r>
           </m:num>
           <m:den>
             <m:r>
-              <m:t>35</m:t>
+              <m:t>20</m:t>
             </m:r>
           </m:den>
         </m:f>
+        <m:r>
+          <m:rPr>
+            <m:sty m:val="p"/>
+          </m:rPr>
+          <m:t>⋅</m:t>
+        </m:r>
+        <m:r>
+          <m:t>60.000</m:t>
+        </m:r>
       </m:oMath>
     </w:p>
     <w:p>
@@ -1153,7 +1190,7 @@
       </w:pPr>
       <m:oMath>
         <m:r>
-          <m:t>300.000</m:t>
+          <m:t>60.000</m:t>
         </m:r>
         <m:r>
           <m:rPr>
@@ -1162,7 +1199,7 @@
           <m:t>×</m:t>
         </m:r>
         <m:r>
-          <m:t>35</m:t>
+          <m:t>45</m:t>
         </m:r>
         <m:r>
           <m:rPr>
@@ -1174,7 +1211,7 @@
           <m:rPr>
             <m:sty m:val="p"/>
           </m:rPr>
-          <m:t>÷</m:t>
+          <m:t>×</m:t>
         </m:r>
         <m:r>
           <m:t>100</m:t>
@@ -1299,7 +1336,7 @@
         </w:numPr>
       </w:pPr>
       <w:r>
-        <w:t xml:space="preserve">Para resolver este problema, debemos analizar cada uno de los procedimientos propuestos y determinar cuál permite calcular correctamente el ahorro obtenido al aplicar un descuento del 35% a un artículo que cuesta $300.000.</w:t>
+        <w:t xml:space="preserve">Para resolver este problema, debemos analizar cada uno de los procedimientos propuestos y determinar cuál permite calcular correctamente el ahorro obtenido al aplicar un descuento del 45% a un artículo que cuesta $60.000.</w:t>
       </w:r>
     </w:p>
     <w:p>
@@ -1324,7 +1361,7 @@
         </w:numPr>
       </w:pPr>
       <w:r>
-        <w:t xml:space="preserve">Precio original: $300.000</w:t>
+        <w:t xml:space="preserve">Precio original: $60.000</w:t>
       </w:r>
     </w:p>
     <w:p>
@@ -1335,7 +1372,7 @@
         </w:numPr>
       </w:pPr>
       <w:r>
-        <w:t xml:space="preserve">Porcentaje de descuento: 35%</w:t>
+        <w:t xml:space="preserve">Porcentaje de descuento: 45%</w:t>
       </w:r>
     </w:p>
     <w:p>
@@ -1346,7 +1383,7 @@
         </w:numPr>
       </w:pPr>
       <w:r>
-        <w:t xml:space="preserve">Valor del descuento (ahorro): $105.000 (calculado como 35% de $300.000)</w:t>
+        <w:t xml:space="preserve">Valor del descuento (ahorro): $27.000 (calculado como 45% de $60.000)</w:t>
       </w:r>
     </w:p>
     <w:p>
@@ -1371,7 +1408,7 @@
           <w:numId w:val="1000"/>
         </w:numPr>
       </w:pPr>
-      <w:bookmarkStart w:id="41" w:name="opciuxf3n-frac207-cdot-300.000"/>
+      <w:bookmarkStart w:id="41" w:name="opciuxf3n-frac920-cdot-60.000"/>
       <w:r>
         <w:t xml:space="preserve">* Opción:</w:t>
       </w:r>
@@ -1385,12 +1422,12 @@
           </m:fPr>
           <m:num>
             <m:r>
-              <m:t>20</m:t>
+              <m:t>9</m:t>
             </m:r>
           </m:num>
           <m:den>
             <m:r>
-              <m:t>7</m:t>
+              <m:t>20</m:t>
             </m:r>
           </m:den>
         </m:f>
@@ -1409,7 +1446,7 @@
           </m:dPr>
           <m:e>
             <m:r>
-              <m:t>300.000</m:t>
+              <m:t>60.000</m:t>
             </m:r>
           </m:e>
         </m:d>
@@ -1424,7 +1461,7 @@
         </w:numPr>
       </w:pPr>
       <w:r>
-        <w:t xml:space="preserve">Esta opción utiliza una fracción invertida, lo que produce un resultado incorrecto. La fracción correcta para 35% sería</w:t>
+        <w:t xml:space="preserve">Esta opción representa la fracción equivalente al porcentaje de descuento multiplicada por el precio original.</w:t>
       </w:r>
       <w:r>
         <w:t xml:space="preserve"> </w:t>
@@ -1436,7 +1473,7 @@
           </m:fPr>
           <m:num>
             <m:r>
-              <m:t>7</m:t>
+              <m:t>9</m:t>
             </m:r>
           </m:num>
           <m:den>
@@ -1447,7 +1484,10 @@
         </m:f>
       </m:oMath>
       <w:r>
-        <w:t xml:space="preserve">, pero aquí se usa</w:t>
+        <w:t xml:space="preserve"> </w:t>
+      </w:r>
+      <w:r>
+        <w:t xml:space="preserve">es equivalente a 45%, y al multiplicar por el precio original obtenemos el valor del descuento:</w:t>
       </w:r>
       <w:r>
         <w:t xml:space="preserve"> </w:t>
@@ -1459,18 +1499,184 @@
           </m:fPr>
           <m:num>
             <m:r>
-              <m:t>20</m:t>
+              <m:t>9</m:t>
             </m:r>
           </m:num>
           <m:den>
             <m:r>
-              <m:t>7</m:t>
+              <m:t>20</m:t>
             </m:r>
           </m:den>
         </m:f>
-      </m:oMath>
-      <w:r>
-        <w:t xml:space="preserve">. Al multiplicar esta fracción invertida por el precio original, obtenemos un valor incorrecto:</w:t>
+        <m:r>
+          <m:rPr>
+            <m:sty m:val="p"/>
+          </m:rPr>
+          <m:t>×</m:t>
+        </m:r>
+        <m:r>
+          <m:t>60.000</m:t>
+        </m:r>
+        <m:r>
+          <m:rPr>
+            <m:sty m:val="p"/>
+          </m:rPr>
+          <m:t>=</m:t>
+        </m:r>
+        <m:r>
+          <m:t>27.000</m:t>
+        </m:r>
+      </m:oMath>
+      <w:r>
+        <w:t xml:space="preserve">.</w:t>
+      </w:r>
+      <w:r>
+        <w:t xml:space="preserve"> </w:t>
+      </w:r>
+      <w:r>
+        <w:rPr>
+          <w:b/>
+          <w:bCs/>
+        </w:rPr>
+        <w:t xml:space="preserve">Este procedimiento SÍ permite calcular correctamente el ahorro.</w:t>
+      </w:r>
+    </w:p>
+    <w:p>
+      <w:pPr>
+        <w:pStyle w:val="Heading4"/>
+        <w:numPr>
+          <w:ilvl w:val="0"/>
+          <w:numId w:val="1000"/>
+        </w:numPr>
+      </w:pPr>
+      <w:bookmarkStart w:id="42" w:name="opciuxf3n-60.000-times-45-times-100"/>
+      <w:r>
+        <w:t xml:space="preserve">* Opción:</w:t>
+      </w:r>
+      <w:r>
+        <w:t xml:space="preserve"> </w:t>
+      </w:r>
+      <m:oMath>
+        <m:r>
+          <m:t>60.000</m:t>
+        </m:r>
+        <m:r>
+          <m:rPr>
+            <m:sty m:val="p"/>
+          </m:rPr>
+          <m:t>×</m:t>
+        </m:r>
+        <m:r>
+          <m:t>45</m:t>
+        </m:r>
+        <m:r>
+          <m:rPr>
+            <m:sty m:val="p"/>
+          </m:rPr>
+          <m:t>%</m:t>
+        </m:r>
+        <m:r>
+          <m:rPr>
+            <m:sty m:val="p"/>
+          </m:rPr>
+          <m:t>×</m:t>
+        </m:r>
+        <m:r>
+          <m:t>100</m:t>
+        </m:r>
+      </m:oMath>
+      <w:bookmarkEnd w:id="42"/>
+    </w:p>
+    <w:p>
+      <w:pPr>
+        <w:numPr>
+          <w:ilvl w:val="0"/>
+          <w:numId w:val="1000"/>
+        </w:numPr>
+      </w:pPr>
+      <w:r>
+        <w:t xml:space="preserve">Esta opción contiene un error común: multiplicar por 100 en lugar de dividir por 100. La operación correcta sería dividir por 100, pero aquí se multiplica por 100:</w:t>
+      </w:r>
+      <w:r>
+        <w:t xml:space="preserve"> </w:t>
+      </w:r>
+      <m:oMath>
+        <m:r>
+          <m:t>60.000</m:t>
+        </m:r>
+        <m:r>
+          <m:rPr>
+            <m:sty m:val="p"/>
+          </m:rPr>
+          <m:t>×</m:t>
+        </m:r>
+        <m:r>
+          <m:t>45</m:t>
+        </m:r>
+        <m:r>
+          <m:rPr>
+            <m:sty m:val="p"/>
+          </m:rPr>
+          <m:t>%</m:t>
+        </m:r>
+        <m:r>
+          <m:rPr>
+            <m:sty m:val="p"/>
+          </m:rPr>
+          <m:t>×</m:t>
+        </m:r>
+        <m:r>
+          <m:t>100</m:t>
+        </m:r>
+        <m:r>
+          <m:rPr>
+            <m:sty m:val="p"/>
+          </m:rPr>
+          <m:t>=</m:t>
+        </m:r>
+        <m:r>
+          <m:t>270.000</m:t>
+        </m:r>
+        <m:r>
+          <m:t>.000</m:t>
+        </m:r>
+      </m:oMath>
+      <w:r>
+        <w:t xml:space="preserve">. Este resultado es 10,000 veces mayor que el ahorro real de</w:t>
+      </w:r>
+      <w:r>
+        <w:t xml:space="preserve"> </w:t>
+      </w:r>
+      <m:oMath>
+        <m:r>
+          <m:t>27.000</m:t>
+        </m:r>
+      </m:oMath>
+      <w:r>
+        <w:t xml:space="preserve">.</w:t>
+      </w:r>
+      <w:r>
+        <w:t xml:space="preserve"> </w:t>
+      </w:r>
+      <w:r>
+        <w:rPr>
+          <w:b/>
+          <w:bCs/>
+        </w:rPr>
+        <w:t xml:space="preserve">Este procedimiento NO permite calcular correctamente el ahorro.</w:t>
+      </w:r>
+    </w:p>
+    <w:p>
+      <w:pPr>
+        <w:pStyle w:val="Heading4"/>
+        <w:numPr>
+          <w:ilvl w:val="0"/>
+          <w:numId w:val="1000"/>
+        </w:numPr>
+      </w:pPr>
+      <w:bookmarkStart w:id="43" w:name="opciuxf3n-frac60.000-times-10045"/>
+      <w:r>
+        <w:t xml:space="preserve">* Opción:</w:t>
       </w:r>
       <w:r>
         <w:t xml:space="preserve"> </w:t>
@@ -1482,32 +1688,107 @@
           </m:fPr>
           <m:num>
             <m:r>
-              <m:t>20</m:t>
+              <m:t>60.000</m:t>
+            </m:r>
+            <m:r>
+              <m:rPr>
+                <m:sty m:val="p"/>
+              </m:rPr>
+              <m:t>×</m:t>
+            </m:r>
+            <m:r>
+              <m:t>100</m:t>
             </m:r>
           </m:num>
           <m:den>
             <m:r>
-              <m:t>7</m:t>
+              <m:t>45</m:t>
             </m:r>
           </m:den>
         </m:f>
-        <m:r>
-          <m:rPr>
-            <m:sty m:val="p"/>
-          </m:rPr>
-          <m:t>×</m:t>
-        </m:r>
-        <m:r>
-          <m:t>300.000</m:t>
-        </m:r>
-        <m:r>
-          <m:rPr>
-            <m:sty m:val="p"/>
-          </m:rPr>
-          <m:t>=</m:t>
-        </m:r>
-        <m:r>
-          <m:t>857.142</m:t>
+      </m:oMath>
+      <w:bookmarkEnd w:id="43"/>
+    </w:p>
+    <w:p>
+      <w:pPr>
+        <w:numPr>
+          <w:ilvl w:val="0"/>
+          <w:numId w:val="1000"/>
+        </w:numPr>
+      </w:pPr>
+      <w:r>
+        <w:t xml:space="preserve">Esta opción contiene un error en la fórmula: se divide el producto del precio por 100 entre el porcentaje, en lugar de multiplicar el precio por el porcentaje y dividir por 100. La fórmula correcta sería</w:t>
+      </w:r>
+      <w:r>
+        <w:t xml:space="preserve"> </w:t>
+      </w:r>
+      <m:oMath>
+        <m:f>
+          <m:fPr>
+            <m:type m:val="bar"/>
+          </m:fPr>
+          <m:num>
+            <m:r>
+              <m:t>60.000</m:t>
+            </m:r>
+            <m:r>
+              <m:rPr>
+                <m:sty m:val="p"/>
+              </m:rPr>
+              <m:t>×</m:t>
+            </m:r>
+            <m:r>
+              <m:t>45</m:t>
+            </m:r>
+          </m:num>
+          <m:den>
+            <m:r>
+              <m:t>100</m:t>
+            </m:r>
+          </m:den>
+        </m:f>
+      </m:oMath>
+      <w:r>
+        <w:t xml:space="preserve">, pero aquí se usa</w:t>
+      </w:r>
+      <w:r>
+        <w:t xml:space="preserve"> </w:t>
+      </w:r>
+      <m:oMath>
+        <m:f>
+          <m:fPr>
+            <m:type m:val="bar"/>
+          </m:fPr>
+          <m:num>
+            <m:r>
+              <m:t>60.000</m:t>
+            </m:r>
+            <m:r>
+              <m:rPr>
+                <m:sty m:val="p"/>
+              </m:rPr>
+              <m:t>×</m:t>
+            </m:r>
+            <m:r>
+              <m:t>100</m:t>
+            </m:r>
+          </m:num>
+          <m:den>
+            <m:r>
+              <m:t>45</m:t>
+            </m:r>
+          </m:den>
+        </m:f>
+      </m:oMath>
+      <w:r>
+        <w:t xml:space="preserve">. Este cálculo da como resultado</w:t>
+      </w:r>
+      <w:r>
+        <w:t xml:space="preserve"> </w:t>
+      </w:r>
+      <m:oMath>
+        <m:r>
+          <m:t>133.333</m:t>
         </m:r>
         <m:r>
           <m:rPr>
@@ -1516,18 +1797,18 @@
           <m:t>,</m:t>
         </m:r>
         <m:r>
-          <m:t>9</m:t>
-        </m:r>
-      </m:oMath>
-      <w:r>
-        <w:t xml:space="preserve">. Este resultado no corresponde al ahorro de</w:t>
-      </w:r>
-      <w:r>
-        <w:t xml:space="preserve"> </w:t>
-      </w:r>
-      <m:oMath>
-        <m:r>
-          <m:t>105.000</m:t>
+          <m:t>3</m:t>
+        </m:r>
+      </m:oMath>
+      <w:r>
+        <w:t xml:space="preserve">, que no corresponde al ahorro de</w:t>
+      </w:r>
+      <w:r>
+        <w:t xml:space="preserve"> </w:t>
+      </w:r>
+      <m:oMath>
+        <m:r>
+          <m:t>27.000</m:t>
         </m:r>
       </m:oMath>
       <w:r>
@@ -1552,118 +1833,7 @@
           <w:numId w:val="1000"/>
         </w:numPr>
       </w:pPr>
-      <w:bookmarkStart w:id="42" w:name="opciuxf3n-300.000-times-35-div-100"/>
-      <w:r>
-        <w:t xml:space="preserve">* Opción:</w:t>
-      </w:r>
-      <w:r>
-        <w:t xml:space="preserve"> </w:t>
-      </w:r>
-      <m:oMath>
-        <m:r>
-          <m:t>300.000</m:t>
-        </m:r>
-        <m:r>
-          <m:rPr>
-            <m:sty m:val="p"/>
-          </m:rPr>
-          <m:t>×</m:t>
-        </m:r>
-        <m:r>
-          <m:t>35</m:t>
-        </m:r>
-        <m:r>
-          <m:rPr>
-            <m:sty m:val="p"/>
-          </m:rPr>
-          <m:t>%</m:t>
-        </m:r>
-        <m:r>
-          <m:rPr>
-            <m:sty m:val="p"/>
-          </m:rPr>
-          <m:t>÷</m:t>
-        </m:r>
-        <m:r>
-          <m:t>100</m:t>
-        </m:r>
-      </m:oMath>
-      <w:bookmarkEnd w:id="42"/>
-    </w:p>
-    <w:p>
-      <w:pPr>
-        <w:numPr>
-          <w:ilvl w:val="0"/>
-          <w:numId w:val="1000"/>
-        </w:numPr>
-      </w:pPr>
-      <w:r>
-        <w:t xml:space="preserve">Esta opción representa el cálculo directo del porcentaje de descuento sobre el precio original. Al multiplicar el precio por el porcentaje y dividir por 100, obtenemos el valor del descuento:</w:t>
-      </w:r>
-      <w:r>
-        <w:t xml:space="preserve"> </w:t>
-      </w:r>
-      <m:oMath>
-        <m:r>
-          <m:t>300.000</m:t>
-        </m:r>
-        <m:r>
-          <m:rPr>
-            <m:sty m:val="p"/>
-          </m:rPr>
-          <m:t>×</m:t>
-        </m:r>
-        <m:r>
-          <m:t>35</m:t>
-        </m:r>
-        <m:r>
-          <m:rPr>
-            <m:sty m:val="p"/>
-          </m:rPr>
-          <m:t>%</m:t>
-        </m:r>
-        <m:r>
-          <m:rPr>
-            <m:sty m:val="p"/>
-          </m:rPr>
-          <m:t>÷</m:t>
-        </m:r>
-        <m:r>
-          <m:t>100</m:t>
-        </m:r>
-        <m:r>
-          <m:rPr>
-            <m:sty m:val="p"/>
-          </m:rPr>
-          <m:t>=</m:t>
-        </m:r>
-        <m:r>
-          <m:t>105.000</m:t>
-        </m:r>
-      </m:oMath>
-      <w:r>
-        <w:t xml:space="preserve">.</w:t>
-      </w:r>
-      <w:r>
-        <w:t xml:space="preserve"> </w:t>
-      </w:r>
-      <w:r>
-        <w:rPr>
-          <w:b/>
-          <w:bCs/>
-        </w:rPr>
-        <w:t xml:space="preserve">Este procedimiento SÍ permite calcular correctamente el ahorro.</w:t>
-      </w:r>
-    </w:p>
-    <w:p>
-      <w:pPr>
-        <w:pStyle w:val="Heading4"/>
-        <w:numPr>
-          <w:ilvl w:val="0"/>
-          <w:numId w:val="1000"/>
-        </w:numPr>
-      </w:pPr>
-      <w:bookmarkStart w:id="43" w:name="opciuxf3n-frac300.000-times-10035"/>
+      <w:bookmarkStart w:id="44" w:name="opciuxf3n-frac1120-cdot-60.000"/>
       <w:r>
         <w:t xml:space="preserve">* Opción:</w:t>
       </w:r>
@@ -1677,107 +1847,43 @@
           </m:fPr>
           <m:num>
             <m:r>
-              <m:t>300.000</m:t>
-            </m:r>
-            <m:r>
-              <m:rPr>
-                <m:sty m:val="p"/>
-              </m:rPr>
-              <m:t>×</m:t>
-            </m:r>
-            <m:r>
-              <m:t>100</m:t>
+              <m:t>11</m:t>
             </m:r>
           </m:num>
           <m:den>
             <m:r>
-              <m:t>35</m:t>
+              <m:t>20</m:t>
             </m:r>
           </m:den>
         </m:f>
-      </m:oMath>
-      <w:bookmarkEnd w:id="43"/>
-    </w:p>
-    <w:p>
-      <w:pPr>
-        <w:numPr>
-          <w:ilvl w:val="0"/>
-          <w:numId w:val="1000"/>
-        </w:numPr>
-      </w:pPr>
-      <w:r>
-        <w:t xml:space="preserve">Esta opción contiene un error en la fórmula: se divide el producto del precio por 100 entre el porcentaje, en lugar de multiplicar el precio por el porcentaje y dividir por 100. La fórmula correcta sería</w:t>
-      </w:r>
-      <w:r>
-        <w:t xml:space="preserve"> </w:t>
-      </w:r>
-      <m:oMath>
-        <m:f>
-          <m:fPr>
-            <m:type m:val="bar"/>
-          </m:fPr>
-          <m:num>
-            <m:r>
-              <m:t>300.000</m:t>
-            </m:r>
-            <m:r>
-              <m:rPr>
-                <m:sty m:val="p"/>
-              </m:rPr>
-              <m:t>×</m:t>
-            </m:r>
-            <m:r>
-              <m:t>35</m:t>
-            </m:r>
-          </m:num>
-          <m:den>
-            <m:r>
-              <m:t>100</m:t>
-            </m:r>
-          </m:den>
-        </m:f>
-      </m:oMath>
-      <w:r>
-        <w:t xml:space="preserve">, pero aquí se usa</w:t>
-      </w:r>
-      <w:r>
-        <w:t xml:space="preserve"> </w:t>
-      </w:r>
-      <m:oMath>
-        <m:f>
-          <m:fPr>
-            <m:type m:val="bar"/>
-          </m:fPr>
-          <m:num>
-            <m:r>
-              <m:t>300.000</m:t>
-            </m:r>
-            <m:r>
-              <m:rPr>
-                <m:sty m:val="p"/>
-              </m:rPr>
-              <m:t>×</m:t>
-            </m:r>
-            <m:r>
-              <m:t>100</m:t>
-            </m:r>
-          </m:num>
-          <m:den>
-            <m:r>
-              <m:t>35</m:t>
-            </m:r>
-          </m:den>
-        </m:f>
-      </m:oMath>
-      <w:r>
-        <w:t xml:space="preserve">. Este cálculo da como resultado</w:t>
-      </w:r>
-      <w:r>
-        <w:t xml:space="preserve"> </w:t>
-      </w:r>
-      <m:oMath>
-        <m:r>
-          <m:t>857.142</m:t>
+        <m:r>
+          <m:rPr>
+            <m:sty m:val="p"/>
+          </m:rPr>
+          <m:t>⋅</m:t>
+        </m:r>
+        <m:r>
+          <m:t>60.000</m:t>
+        </m:r>
+      </m:oMath>
+      <w:bookmarkEnd w:id="44"/>
+    </w:p>
+    <w:p>
+      <w:pPr>
+        <w:numPr>
+          <w:ilvl w:val="0"/>
+          <w:numId w:val="1000"/>
+        </w:numPr>
+      </w:pPr>
+      <w:r>
+        <w:t xml:space="preserve">Esta opción representa el factor para calcular el precio final (después del descuento) multiplicado por el precio original.</w:t>
+      </w:r>
+      <w:r>
+        <w:t xml:space="preserve"> </w:t>
+      </w:r>
+      <m:oMath>
+        <m:r>
+          <m:t>0</m:t>
         </m:r>
         <m:r>
           <m:rPr>
@@ -1786,99 +1892,7 @@
           <m:t>,</m:t>
         </m:r>
         <m:r>
-          <m:t>9</m:t>
-        </m:r>
-      </m:oMath>
-      <w:r>
-        <w:t xml:space="preserve">, que no corresponde al ahorro de</w:t>
-      </w:r>
-      <w:r>
-        <w:t xml:space="preserve"> </w:t>
-      </w:r>
-      <m:oMath>
-        <m:r>
-          <m:t>105.000</m:t>
-        </m:r>
-      </m:oMath>
-      <w:r>
-        <w:t xml:space="preserve">.</w:t>
-      </w:r>
-      <w:r>
-        <w:t xml:space="preserve"> </w:t>
-      </w:r>
-      <w:r>
-        <w:rPr>
-          <w:b/>
-          <w:bCs/>
-        </w:rPr>
-        <w:t xml:space="preserve">Este procedimiento NO permite calcular correctamente el ahorro.</w:t>
-      </w:r>
-    </w:p>
-    <w:p>
-      <w:pPr>
-        <w:pStyle w:val="Heading4"/>
-        <w:numPr>
-          <w:ilvl w:val="0"/>
-          <w:numId w:val="1000"/>
-        </w:numPr>
-      </w:pPr>
-      <w:bookmarkStart w:id="44" w:name="opciuxf3n-065-cdot-300.000"/>
-      <w:r>
-        <w:t xml:space="preserve">* Opción:</w:t>
-      </w:r>
-      <w:r>
-        <w:t xml:space="preserve"> </w:t>
-      </w:r>
-      <m:oMath>
-        <m:r>
-          <m:t>0</m:t>
-        </m:r>
-        <m:r>
-          <m:rPr>
-            <m:sty m:val="p"/>
-          </m:rPr>
-          <m:t>,</m:t>
-        </m:r>
-        <m:r>
-          <m:t>65</m:t>
-        </m:r>
-        <m:r>
-          <m:rPr>
-            <m:sty m:val="p"/>
-          </m:rPr>
-          <m:t>⋅</m:t>
-        </m:r>
-        <m:r>
-          <m:t>300.000</m:t>
-        </m:r>
-      </m:oMath>
-      <w:bookmarkEnd w:id="44"/>
-    </w:p>
-    <w:p>
-      <w:pPr>
-        <w:numPr>
-          <w:ilvl w:val="0"/>
-          <w:numId w:val="1000"/>
-        </w:numPr>
-      </w:pPr>
-      <w:r>
-        <w:t xml:space="preserve">Esta opción representa el factor para calcular el precio final (después del descuento) multiplicado por el precio original.</w:t>
-      </w:r>
-      <w:r>
-        <w:t xml:space="preserve"> </w:t>
-      </w:r>
-      <m:oMath>
-        <m:r>
-          <m:t>0</m:t>
-        </m:r>
-        <m:r>
-          <m:rPr>
-            <m:sty m:val="p"/>
-          </m:rPr>
-          <m:t>,</m:t>
-        </m:r>
-        <m:r>
-          <m:t>65</m:t>
+          <m:t>55</m:t>
         </m:r>
       </m:oMath>
       <w:r>
@@ -1909,7 +1923,7 @@
               <m:t>−</m:t>
             </m:r>
             <m:r>
-              <m:t>35</m:t>
+              <m:t>45</m:t>
             </m:r>
             <m:r>
               <m:rPr>
@@ -1940,7 +1954,7 @@
           <m:t>,</m:t>
         </m:r>
         <m:r>
-          <m:t>65</m:t>
+          <m:t>55</m:t>
         </m:r>
         <m:r>
           <m:rPr>
@@ -1949,7 +1963,7 @@
           <m:t>×</m:t>
         </m:r>
         <m:r>
-          <m:t>300.000</m:t>
+          <m:t>60.000</m:t>
         </m:r>
         <m:r>
           <m:rPr>
@@ -1958,7 +1972,7 @@
           <m:t>=</m:t>
         </m:r>
         <m:r>
-          <m:t>195.000</m:t>
+          <m:t>33.000</m:t>
         </m:r>
       </m:oMath>
       <w:r>
@@ -2014,7 +2028,7 @@
         <w:t xml:space="preserve"> </w:t>
       </w:r>
       <w:r>
-        <w:t xml:space="preserve">Ahorro = $300.000 × 35% ÷ 100 = $105.000</w:t>
+        <w:t xml:space="preserve">Ahorro = $60.000 × 45% ÷ 100 = $27.000</w:t>
       </w:r>
     </w:p>
     <w:p>
@@ -2035,7 +2049,7 @@
         <w:br/>
       </w:r>
       <w:r>
-        <w:t xml:space="preserve">Se quiere saber cuánto dinero redujo del pago una persona al obtener un celular que estaba marcado en $55.000 y tenía un(a) reducción del 12%.</w:t>
+        <w:t xml:space="preserve">Se quiere saber cuánto dinero ahorró una persona al conseguir un celular que estaba marcado en $150.000 y tenía un(a) rebaja del 38%.</w:t>
       </w:r>
     </w:p>
     <w:p>
@@ -2063,24 +2077,24 @@
           </m:fPr>
           <m:num>
             <m:r>
-              <m:t>22</m:t>
+              <m:t>150.000</m:t>
+            </m:r>
+            <m:r>
+              <m:rPr>
+                <m:sty m:val="p"/>
+              </m:rPr>
+              <m:t>×</m:t>
+            </m:r>
+            <m:r>
+              <m:t>100</m:t>
             </m:r>
           </m:num>
           <m:den>
             <m:r>
-              <m:t>25</m:t>
+              <m:t>38</m:t>
             </m:r>
           </m:den>
         </m:f>
-        <m:r>
-          <m:rPr>
-            <m:sty m:val="p"/>
-          </m:rPr>
-          <m:t>⋅</m:t>
-        </m:r>
-        <m:r>
-          <m:t>55.000</m:t>
-        </m:r>
       </m:oMath>
     </w:p>
     <w:p>
@@ -2092,7 +2106,7 @@
       </w:pPr>
       <m:oMath>
         <m:r>
-          <m:t>55.000</m:t>
+          <m:t>150.000</m:t>
         </m:r>
         <m:r>
           <m:rPr>
@@ -2101,7 +2115,7 @@
           <m:t>×</m:t>
         </m:r>
         <m:r>
-          <m:t>12</m:t>
+          <m:t>38</m:t>
         </m:r>
         <m:r>
           <m:rPr>
@@ -2134,12 +2148,12 @@
           </m:fPr>
           <m:num>
             <m:r>
-              <m:t>25</m:t>
+              <m:t>50</m:t>
             </m:r>
           </m:num>
           <m:den>
             <m:r>
-              <m:t>3</m:t>
+              <m:t>19</m:t>
             </m:r>
           </m:den>
         </m:f>
@@ -2158,7 +2172,7 @@
           </m:dPr>
           <m:e>
             <m:r>
-              <m:t>55.000</m:t>
+              <m:t>150.000</m:t>
             </m:r>
           </m:e>
         </m:d>
@@ -2178,24 +2192,24 @@
           </m:fPr>
           <m:num>
             <m:r>
-              <m:t>55.000</m:t>
-            </m:r>
-            <m:r>
-              <m:rPr>
-                <m:sty m:val="p"/>
-              </m:rPr>
-              <m:t>×</m:t>
-            </m:r>
-            <m:r>
-              <m:t>100</m:t>
+              <m:t>31</m:t>
             </m:r>
           </m:num>
           <m:den>
             <m:r>
-              <m:t>12</m:t>
+              <m:t>50</m:t>
             </m:r>
           </m:den>
         </m:f>
+        <m:r>
+          <m:rPr>
+            <m:sty m:val="p"/>
+          </m:rPr>
+          <m:t>⋅</m:t>
+        </m:r>
+        <m:r>
+          <m:t>150.000</m:t>
+        </m:r>
       </m:oMath>
     </w:p>
     <w:p>
@@ -2316,7 +2330,7 @@
         </w:numPr>
       </w:pPr>
       <w:r>
-        <w:t xml:space="preserve">Para resolver este problema, debemos analizar cada uno de los procedimientos propuestos y determinar cuál permite calcular correctamente el ahorro obtenido al aplicar un descuento del 12% a un artículo que cuesta $55.000.</w:t>
+        <w:t xml:space="preserve">Para resolver este problema, debemos analizar cada uno de los procedimientos propuestos y determinar cuál permite calcular correctamente el ahorro obtenido al aplicar un descuento del 38% a un artículo que cuesta $150.000.</w:t>
       </w:r>
     </w:p>
     <w:p>
@@ -2341,7 +2355,7 @@
         </w:numPr>
       </w:pPr>
       <w:r>
-        <w:t xml:space="preserve">Precio original: $55.000</w:t>
+        <w:t xml:space="preserve">Precio original: $150.000</w:t>
       </w:r>
     </w:p>
     <w:p>
@@ -2352,7 +2366,7 @@
         </w:numPr>
       </w:pPr>
       <w:r>
-        <w:t xml:space="preserve">Porcentaje de descuento: 12%</w:t>
+        <w:t xml:space="preserve">Porcentaje de descuento: 38%</w:t>
       </w:r>
     </w:p>
     <w:p>
@@ -2363,7 +2377,7 @@
         </w:numPr>
       </w:pPr>
       <w:r>
-        <w:t xml:space="preserve">Valor del descuento (ahorro): $6.600 (calculado como 12% de $55.000)</w:t>
+        <w:t xml:space="preserve">Valor del descuento (ahorro): $57.000 (calculado como 38% de $150.000)</w:t>
       </w:r>
     </w:p>
     <w:p>
@@ -2388,7 +2402,7 @@
           <w:numId w:val="1000"/>
         </w:numPr>
       </w:pPr>
-      <w:bookmarkStart w:id="54" w:name="opciuxf3n-frac253-cdot-55.000"/>
+      <w:bookmarkStart w:id="54" w:name="opciuxf3n-frac5019-cdot-150.000"/>
       <w:r>
         <w:t xml:space="preserve">* Opción:</w:t>
       </w:r>
@@ -2402,12 +2416,12 @@
           </m:fPr>
           <m:num>
             <m:r>
-              <m:t>25</m:t>
+              <m:t>50</m:t>
             </m:r>
           </m:num>
           <m:den>
             <m:r>
-              <m:t>3</m:t>
+              <m:t>19</m:t>
             </m:r>
           </m:den>
         </m:f>
@@ -2426,7 +2440,7 @@
           </m:dPr>
           <m:e>
             <m:r>
-              <m:t>55.000</m:t>
+              <m:t>150.000</m:t>
             </m:r>
           </m:e>
         </m:d>
@@ -2441,7 +2455,7 @@
         </w:numPr>
       </w:pPr>
       <w:r>
-        <w:t xml:space="preserve">Esta opción utiliza una fracción invertida, lo que produce un resultado incorrecto. La fracción correcta para 12% sería</w:t>
+        <w:t xml:space="preserve">Esta opción utiliza una fracción invertida, lo que produce un resultado incorrecto. La fracción correcta para 38% sería</w:t>
       </w:r>
       <w:r>
         <w:t xml:space="preserve"> </w:t>
@@ -2453,12 +2467,12 @@
           </m:fPr>
           <m:num>
             <m:r>
-              <m:t>3</m:t>
+              <m:t>19</m:t>
             </m:r>
           </m:num>
           <m:den>
             <m:r>
-              <m:t>25</m:t>
+              <m:t>50</m:t>
             </m:r>
           </m:den>
         </m:f>
@@ -2476,12 +2490,12 @@
           </m:fPr>
           <m:num>
             <m:r>
-              <m:t>25</m:t>
+              <m:t>50</m:t>
             </m:r>
           </m:num>
           <m:den>
             <m:r>
-              <m:t>3</m:t>
+              <m:t>19</m:t>
             </m:r>
           </m:den>
         </m:f>
@@ -2499,12 +2513,12 @@
           </m:fPr>
           <m:num>
             <m:r>
-              <m:t>25</m:t>
+              <m:t>50</m:t>
             </m:r>
           </m:num>
           <m:den>
             <m:r>
-              <m:t>3</m:t>
+              <m:t>19</m:t>
             </m:r>
           </m:den>
         </m:f>
@@ -2515,7 +2529,7 @@
           <m:t>×</m:t>
         </m:r>
         <m:r>
-          <m:t>55.000</m:t>
+          <m:t>150.000</m:t>
         </m:r>
         <m:r>
           <m:rPr>
@@ -2524,7 +2538,7 @@
           <m:t>=</m:t>
         </m:r>
         <m:r>
-          <m:t>458.333</m:t>
+          <m:t>394.736</m:t>
         </m:r>
         <m:r>
           <m:rPr>
@@ -2533,7 +2547,7 @@
           <m:t>,</m:t>
         </m:r>
         <m:r>
-          <m:t>3</m:t>
+          <m:t>8</m:t>
         </m:r>
       </m:oMath>
       <w:r>
@@ -2544,7 +2558,7 @@
       </w:r>
       <m:oMath>
         <m:r>
-          <m:t>6.600</m:t>
+          <m:t>57.000</m:t>
         </m:r>
       </m:oMath>
       <w:r>
@@ -2569,7 +2583,7 @@
           <w:numId w:val="1000"/>
         </w:numPr>
       </w:pPr>
-      <w:bookmarkStart w:id="55" w:name="opciuxf3n-55.000-times-12-div-100"/>
+      <w:bookmarkStart w:id="55" w:name="opciuxf3n-150.000-times-38-div-100"/>
       <w:r>
         <w:t xml:space="preserve">* Opción:</w:t>
       </w:r>
@@ -2578,7 +2592,7 @@
       </w:r>
       <m:oMath>
         <m:r>
-          <m:t>55.000</m:t>
+          <m:t>150.000</m:t>
         </m:r>
         <m:r>
           <m:rPr>
@@ -2587,7 +2601,7 @@
           <m:t>×</m:t>
         </m:r>
         <m:r>
-          <m:t>12</m:t>
+          <m:t>38</m:t>
         </m:r>
         <m:r>
           <m:rPr>
@@ -2622,7 +2636,7 @@
       </w:r>
       <m:oMath>
         <m:r>
-          <m:t>55.000</m:t>
+          <m:t>150.000</m:t>
         </m:r>
         <m:r>
           <m:rPr>
@@ -2631,7 +2645,7 @@
           <m:t>×</m:t>
         </m:r>
         <m:r>
-          <m:t>12</m:t>
+          <m:t>38</m:t>
         </m:r>
         <m:r>
           <m:rPr>
@@ -2655,7 +2669,7 @@
           <m:t>=</m:t>
         </m:r>
         <m:r>
-          <m:t>6.600</m:t>
+          <m:t>57.000</m:t>
         </m:r>
       </m:oMath>
       <w:r>
@@ -2680,7 +2694,7 @@
           <w:numId w:val="1000"/>
         </w:numPr>
       </w:pPr>
-      <w:bookmarkStart w:id="56" w:name="opciuxf3n-frac55.000-times-10012"/>
+      <w:bookmarkStart w:id="56" w:name="opciuxf3n-frac150.000-times-10038"/>
       <w:r>
         <w:t xml:space="preserve">* Opción:</w:t>
       </w:r>
@@ -2694,7 +2708,7 @@
           </m:fPr>
           <m:num>
             <m:r>
-              <m:t>55.000</m:t>
+              <m:t>150.000</m:t>
             </m:r>
             <m:r>
               <m:rPr>
@@ -2708,7 +2722,7 @@
           </m:num>
           <m:den>
             <m:r>
-              <m:t>12</m:t>
+              <m:t>38</m:t>
             </m:r>
           </m:den>
         </m:f>
@@ -2735,7 +2749,7 @@
           </m:fPr>
           <m:num>
             <m:r>
-              <m:t>55.000</m:t>
+              <m:t>150.000</m:t>
             </m:r>
             <m:r>
               <m:rPr>
@@ -2744,7 +2758,7 @@
               <m:t>×</m:t>
             </m:r>
             <m:r>
-              <m:t>12</m:t>
+              <m:t>38</m:t>
             </m:r>
           </m:num>
           <m:den>
@@ -2767,7 +2781,7 @@
           </m:fPr>
           <m:num>
             <m:r>
-              <m:t>55.000</m:t>
+              <m:t>150.000</m:t>
             </m:r>
             <m:r>
               <m:rPr>
@@ -2781,7 +2795,7 @@
           </m:num>
           <m:den>
             <m:r>
-              <m:t>12</m:t>
+              <m:t>38</m:t>
             </m:r>
           </m:den>
         </m:f>
@@ -2794,7 +2808,7 @@
       </w:r>
       <m:oMath>
         <m:r>
-          <m:t>458.333</m:t>
+          <m:t>394.736</m:t>
         </m:r>
         <m:r>
           <m:rPr>
@@ -2803,7 +2817,7 @@
           <m:t>,</m:t>
         </m:r>
         <m:r>
-          <m:t>3</m:t>
+          <m:t>8</m:t>
         </m:r>
       </m:oMath>
       <w:r>
@@ -2814,7 +2828,7 @@
       </w:r>
       <m:oMath>
         <m:r>
-          <m:t>6.600</m:t>
+          <m:t>57.000</m:t>
         </m:r>
       </m:oMath>
       <w:r>
@@ -2839,7 +2853,7 @@
           <w:numId w:val="1000"/>
         </w:numPr>
       </w:pPr>
-      <w:bookmarkStart w:id="57" w:name="opciuxf3n-frac2225-cdot-55.000"/>
+      <w:bookmarkStart w:id="57" w:name="opciuxf3n-frac3150-cdot-150.000"/>
       <w:r>
         <w:t xml:space="preserve">* Opción:</w:t>
       </w:r>
@@ -2853,12 +2867,12 @@
           </m:fPr>
           <m:num>
             <m:r>
-              <m:t>22</m:t>
+              <m:t>31</m:t>
             </m:r>
           </m:num>
           <m:den>
             <m:r>
-              <m:t>25</m:t>
+              <m:t>50</m:t>
             </m:r>
           </m:den>
         </m:f>
@@ -2869,7 +2883,7 @@
           <m:t>⋅</m:t>
         </m:r>
         <m:r>
-          <m:t>55.000</m:t>
+          <m:t>150.000</m:t>
         </m:r>
       </m:oMath>
       <w:bookmarkEnd w:id="57"/>
@@ -2898,7 +2912,7 @@
           <m:t>,</m:t>
         </m:r>
         <m:r>
-          <m:t>88</m:t>
+          <m:t>62</m:t>
         </m:r>
       </m:oMath>
       <w:r>
@@ -2929,7 +2943,7 @@
               <m:t>−</m:t>
             </m:r>
             <m:r>
-              <m:t>12</m:t>
+              <m:t>38</m:t>
             </m:r>
             <m:r>
               <m:rPr>
@@ -2960,7 +2974,7 @@
           <m:t>,</m:t>
         </m:r>
         <m:r>
-          <m:t>88</m:t>
+          <m:t>62</m:t>
         </m:r>
         <m:r>
           <m:rPr>
@@ -2969,7 +2983,7 @@
           <m:t>×</m:t>
         </m:r>
         <m:r>
-          <m:t>55.000</m:t>
+          <m:t>150.000</m:t>
         </m:r>
         <m:r>
           <m:rPr>
@@ -2978,7 +2992,7 @@
           <m:t>=</m:t>
         </m:r>
         <m:r>
-          <m:t>48.400</m:t>
+          <m:t>93.000</m:t>
         </m:r>
       </m:oMath>
       <w:r>
@@ -3034,7 +3048,7 @@
         <w:t xml:space="preserve"> </w:t>
       </w:r>
       <w:r>
-        <w:t xml:space="preserve">Ahorro = $55.000 × 12% ÷ 100 = $6.600</w:t>
+        <w:t xml:space="preserve">Ahorro = $150.000 × 38% ÷ 100 = $57.000</w:t>
       </w:r>
     </w:p>
     <w:p>
@@ -3055,56 +3069,19 @@
         <w:br/>
       </w:r>
       <w:r>
-        <w:t xml:space="preserve">Se quiere saber cuánto dinero se descontó una persona al comprar un vestido que costaba $50.000 y tenía un(a) reducción del 20%.</w:t>
-      </w:r>
-    </w:p>
-    <w:p>
-      <w:pPr>
-        <w:numPr>
-          <w:ilvl w:val="0"/>
-          <w:numId w:val="1000"/>
-        </w:numPr>
-      </w:pPr>
-      <w:r>
-        <w:t xml:space="preserve">¿Cuál de las siguientes fórmulas permite calcular este valor?</w:t>
-      </w:r>
-    </w:p>
-    <w:p>
-      <w:pPr>
-        <w:numPr>
-          <w:ilvl w:val="1"/>
-          <w:numId w:val="1008"/>
-        </w:numPr>
-      </w:pPr>
-      <m:oMath>
-        <m:r>
-          <m:t>50.000</m:t>
-        </m:r>
-        <m:r>
-          <m:rPr>
-            <m:sty m:val="p"/>
-          </m:rPr>
-          <m:t>×</m:t>
-        </m:r>
-        <m:r>
-          <m:t>20</m:t>
-        </m:r>
-        <m:r>
-          <m:rPr>
-            <m:sty m:val="p"/>
-          </m:rPr>
-          <m:t>%</m:t>
-        </m:r>
-        <m:r>
-          <m:rPr>
-            <m:sty m:val="p"/>
-          </m:rPr>
-          <m:t>×</m:t>
-        </m:r>
-        <m:r>
-          <m:t>100</m:t>
-        </m:r>
-      </m:oMath>
+        <w:t xml:space="preserve">Se quiere saber cuánto dinero dejó de pagar una persona al obtener un celular que costaba $300.000 y tenía un(a) rebaja del 45%.</w:t>
+      </w:r>
+    </w:p>
+    <w:p>
+      <w:pPr>
+        <w:numPr>
+          <w:ilvl w:val="0"/>
+          <w:numId w:val="1000"/>
+        </w:numPr>
+      </w:pPr>
+      <w:r>
+        <w:t xml:space="preserve">¿Cuál de las siguientes cálculos permite calcular este valor?</w:t>
+      </w:r>
     </w:p>
     <w:p>
       <w:pPr>
@@ -3120,7 +3097,7 @@
           </m:fPr>
           <m:num>
             <m:r>
-              <m:t>50.000</m:t>
+              <m:t>300.000</m:t>
             </m:r>
             <m:r>
               <m:rPr>
@@ -3129,12 +3106,12 @@
               <m:t>×</m:t>
             </m:r>
             <m:r>
-              <m:t>20</m:t>
+              <m:t>100</m:t>
             </m:r>
           </m:num>
           <m:den>
             <m:r>
-              <m:t>100</m:t>
+              <m:t>45</m:t>
             </m:r>
           </m:den>
         </m:f>
@@ -3149,25 +3126,31 @@
       </w:pPr>
       <m:oMath>
         <m:r>
-          <m:t>0</m:t>
-        </m:r>
-        <m:r>
-          <m:rPr>
-            <m:sty m:val="p"/>
-          </m:rPr>
-          <m:t>,</m:t>
-        </m:r>
-        <m:r>
-          <m:t>80</m:t>
-        </m:r>
-        <m:r>
-          <m:rPr>
-            <m:sty m:val="p"/>
-          </m:rPr>
-          <m:t>⋅</m:t>
-        </m:r>
-        <m:r>
-          <m:t>50.000</m:t>
+          <m:t>300.000</m:t>
+        </m:r>
+        <m:r>
+          <m:rPr>
+            <m:sty m:val="p"/>
+          </m:rPr>
+          <m:t>×</m:t>
+        </m:r>
+        <m:r>
+          <m:t>45</m:t>
+        </m:r>
+        <m:r>
+          <m:rPr>
+            <m:sty m:val="p"/>
+          </m:rPr>
+          <m:t>%</m:t>
+        </m:r>
+        <m:r>
+          <m:rPr>
+            <m:sty m:val="p"/>
+          </m:rPr>
+          <m:t>×</m:t>
+        </m:r>
+        <m:r>
+          <m:t>100</m:t>
         </m:r>
       </m:oMath>
     </w:p>
@@ -3185,12 +3168,46 @@
           </m:fPr>
           <m:num>
             <m:r>
-              <m:t>5</m:t>
+              <m:t>11</m:t>
             </m:r>
           </m:num>
           <m:den>
             <m:r>
-              <m:t>1</m:t>
+              <m:t>20</m:t>
+            </m:r>
+          </m:den>
+        </m:f>
+        <m:r>
+          <m:rPr>
+            <m:sty m:val="p"/>
+          </m:rPr>
+          <m:t>⋅</m:t>
+        </m:r>
+        <m:r>
+          <m:t>300.000</m:t>
+        </m:r>
+      </m:oMath>
+    </w:p>
+    <w:p>
+      <w:pPr>
+        <w:numPr>
+          <w:ilvl w:val="1"/>
+          <w:numId w:val="1008"/>
+        </w:numPr>
+      </w:pPr>
+      <m:oMath>
+        <m:f>
+          <m:fPr>
+            <m:type m:val="bar"/>
+          </m:fPr>
+          <m:num>
+            <m:r>
+              <m:t>9</m:t>
+            </m:r>
+          </m:num>
+          <m:den>
+            <m:r>
+              <m:t>20</m:t>
             </m:r>
           </m:den>
         </m:f>
@@ -3209,7 +3226,7 @@
           </m:dPr>
           <m:e>
             <m:r>
-              <m:t>50.000</m:t>
+              <m:t>300.000</m:t>
             </m:r>
           </m:e>
         </m:d>
@@ -3333,7 +3350,7 @@
         </w:numPr>
       </w:pPr>
       <w:r>
-        <w:t xml:space="preserve">Para resolver este problema, debemos analizar cada uno de los procedimientos propuestos y determinar cuál permite calcular correctamente el ahorro obtenido al aplicar un descuento del 20% a un artículo que cuesta $50.000.</w:t>
+        <w:t xml:space="preserve">Para resolver este problema, debemos analizar cada uno de los procedimientos propuestos y determinar cuál permite calcular correctamente el ahorro obtenido al aplicar un descuento del 45% a un artículo que cuesta $300.000.</w:t>
       </w:r>
     </w:p>
     <w:p>
@@ -3358,7 +3375,7 @@
         </w:numPr>
       </w:pPr>
       <w:r>
-        <w:t xml:space="preserve">Precio original: $50.000</w:t>
+        <w:t xml:space="preserve">Precio original: $300.000</w:t>
       </w:r>
     </w:p>
     <w:p>
@@ -3369,7 +3386,7 @@
         </w:numPr>
       </w:pPr>
       <w:r>
-        <w:t xml:space="preserve">Porcentaje de descuento: 20%</w:t>
+        <w:t xml:space="preserve">Porcentaje de descuento: 45%</w:t>
       </w:r>
     </w:p>
     <w:p>
@@ -3380,7 +3397,7 @@
         </w:numPr>
       </w:pPr>
       <w:r>
-        <w:t xml:space="preserve">Valor del descuento (ahorro): $10.000 (calculado como 20% de $50.000)</w:t>
+        <w:t xml:space="preserve">Valor del descuento (ahorro): $135.000 (calculado como 45% de $300.000)</w:t>
       </w:r>
     </w:p>
     <w:p>
@@ -3405,7 +3422,7 @@
           <w:numId w:val="1000"/>
         </w:numPr>
       </w:pPr>
-      <w:bookmarkStart w:id="67" w:name="opciuxf3n-frac51-cdot-50.000"/>
+      <w:bookmarkStart w:id="67" w:name="opciuxf3n-frac920-cdot-300.000"/>
       <w:r>
         <w:t xml:space="preserve">* Opción:</w:t>
       </w:r>
@@ -3419,12 +3436,12 @@
           </m:fPr>
           <m:num>
             <m:r>
-              <m:t>5</m:t>
+              <m:t>9</m:t>
             </m:r>
           </m:num>
           <m:den>
             <m:r>
-              <m:t>1</m:t>
+              <m:t>20</m:t>
             </m:r>
           </m:den>
         </m:f>
@@ -3443,7 +3460,7 @@
           </m:dPr>
           <m:e>
             <m:r>
-              <m:t>50.000</m:t>
+              <m:t>300.000</m:t>
             </m:r>
           </m:e>
         </m:d>
@@ -3458,7 +3475,7 @@
         </w:numPr>
       </w:pPr>
       <w:r>
-        <w:t xml:space="preserve">Esta opción utiliza una fracción invertida, lo que produce un resultado incorrecto. La fracción correcta para 20% sería</w:t>
+        <w:t xml:space="preserve">Esta opción representa la fracción equivalente al porcentaje de descuento multiplicada por el precio original.</w:t>
       </w:r>
       <w:r>
         <w:t xml:space="preserve"> </w:t>
@@ -3470,18 +3487,21 @@
           </m:fPr>
           <m:num>
             <m:r>
-              <m:t>1</m:t>
+              <m:t>9</m:t>
             </m:r>
           </m:num>
           <m:den>
             <m:r>
-              <m:t>5</m:t>
+              <m:t>20</m:t>
             </m:r>
           </m:den>
         </m:f>
       </m:oMath>
       <w:r>
-        <w:t xml:space="preserve">, pero aquí se usa</w:t>
+        <w:t xml:space="preserve"> </w:t>
+      </w:r>
+      <w:r>
+        <w:t xml:space="preserve">es equivalente a 45%, y al multiplicar por el precio original obtenemos el valor del descuento:</w:t>
       </w:r>
       <w:r>
         <w:t xml:space="preserve"> </w:t>
@@ -3493,18 +3513,187 @@
           </m:fPr>
           <m:num>
             <m:r>
-              <m:t>5</m:t>
+              <m:t>9</m:t>
             </m:r>
           </m:num>
           <m:den>
             <m:r>
-              <m:t>1</m:t>
+              <m:t>20</m:t>
             </m:r>
           </m:den>
         </m:f>
-      </m:oMath>
-      <w:r>
-        <w:t xml:space="preserve">. Al multiplicar esta fracción invertida por el precio original, obtenemos un valor incorrecto:</w:t>
+        <m:r>
+          <m:rPr>
+            <m:sty m:val="p"/>
+          </m:rPr>
+          <m:t>×</m:t>
+        </m:r>
+        <m:r>
+          <m:t>300.000</m:t>
+        </m:r>
+        <m:r>
+          <m:rPr>
+            <m:sty m:val="p"/>
+          </m:rPr>
+          <m:t>=</m:t>
+        </m:r>
+        <m:r>
+          <m:t>135.000</m:t>
+        </m:r>
+      </m:oMath>
+      <w:r>
+        <w:t xml:space="preserve">.</w:t>
+      </w:r>
+      <w:r>
+        <w:t xml:space="preserve"> </w:t>
+      </w:r>
+      <w:r>
+        <w:rPr>
+          <w:b/>
+          <w:bCs/>
+        </w:rPr>
+        <w:t xml:space="preserve">Este procedimiento SÍ permite calcular correctamente el ahorro.</w:t>
+      </w:r>
+    </w:p>
+    <w:p>
+      <w:pPr>
+        <w:pStyle w:val="Heading4"/>
+        <w:numPr>
+          <w:ilvl w:val="0"/>
+          <w:numId w:val="1000"/>
+        </w:numPr>
+      </w:pPr>
+      <w:bookmarkStart w:id="68" w:name="opciuxf3n-300.000-times-45-times-100"/>
+      <w:r>
+        <w:t xml:space="preserve">* Opción:</w:t>
+      </w:r>
+      <w:r>
+        <w:t xml:space="preserve"> </w:t>
+      </w:r>
+      <m:oMath>
+        <m:r>
+          <m:t>300.000</m:t>
+        </m:r>
+        <m:r>
+          <m:rPr>
+            <m:sty m:val="p"/>
+          </m:rPr>
+          <m:t>×</m:t>
+        </m:r>
+        <m:r>
+          <m:t>45</m:t>
+        </m:r>
+        <m:r>
+          <m:rPr>
+            <m:sty m:val="p"/>
+          </m:rPr>
+          <m:t>%</m:t>
+        </m:r>
+        <m:r>
+          <m:rPr>
+            <m:sty m:val="p"/>
+          </m:rPr>
+          <m:t>×</m:t>
+        </m:r>
+        <m:r>
+          <m:t>100</m:t>
+        </m:r>
+      </m:oMath>
+      <w:bookmarkEnd w:id="68"/>
+    </w:p>
+    <w:p>
+      <w:pPr>
+        <w:numPr>
+          <w:ilvl w:val="0"/>
+          <w:numId w:val="1000"/>
+        </w:numPr>
+      </w:pPr>
+      <w:r>
+        <w:t xml:space="preserve">Esta opción contiene un error común: multiplicar por 100 en lugar de dividir por 100. La operación correcta sería dividir por 100, pero aquí se multiplica por 100:</w:t>
+      </w:r>
+      <w:r>
+        <w:t xml:space="preserve"> </w:t>
+      </w:r>
+      <m:oMath>
+        <m:r>
+          <m:t>300.000</m:t>
+        </m:r>
+        <m:r>
+          <m:rPr>
+            <m:sty m:val="p"/>
+          </m:rPr>
+          <m:t>×</m:t>
+        </m:r>
+        <m:r>
+          <m:t>45</m:t>
+        </m:r>
+        <m:r>
+          <m:rPr>
+            <m:sty m:val="p"/>
+          </m:rPr>
+          <m:t>%</m:t>
+        </m:r>
+        <m:r>
+          <m:rPr>
+            <m:sty m:val="p"/>
+          </m:rPr>
+          <m:t>×</m:t>
+        </m:r>
+        <m:r>
+          <m:t>100</m:t>
+        </m:r>
+        <m:r>
+          <m:rPr>
+            <m:sty m:val="p"/>
+          </m:rPr>
+          <m:t>=</m:t>
+        </m:r>
+        <m:r>
+          <m:t>1.350</m:t>
+        </m:r>
+        <m:r>
+          <m:t>.000</m:t>
+        </m:r>
+        <m:r>
+          <m:t>.000</m:t>
+        </m:r>
+      </m:oMath>
+      <w:r>
+        <w:t xml:space="preserve">. Este resultado es 10,000 veces mayor que el ahorro real de</w:t>
+      </w:r>
+      <w:r>
+        <w:t xml:space="preserve"> </w:t>
+      </w:r>
+      <m:oMath>
+        <m:r>
+          <m:t>135.000</m:t>
+        </m:r>
+      </m:oMath>
+      <w:r>
+        <w:t xml:space="preserve">.</w:t>
+      </w:r>
+      <w:r>
+        <w:t xml:space="preserve"> </w:t>
+      </w:r>
+      <w:r>
+        <w:rPr>
+          <w:b/>
+          <w:bCs/>
+        </w:rPr>
+        <w:t xml:space="preserve">Este procedimiento NO permite calcular correctamente el ahorro.</w:t>
+      </w:r>
+    </w:p>
+    <w:p>
+      <w:pPr>
+        <w:pStyle w:val="Heading4"/>
+        <w:numPr>
+          <w:ilvl w:val="0"/>
+          <w:numId w:val="1000"/>
+        </w:numPr>
+      </w:pPr>
+      <w:bookmarkStart w:id="69" w:name="opciuxf3n-frac300.000-times-10045"/>
+      <w:r>
+        <w:t xml:space="preserve">* Opción:</w:t>
       </w:r>
       <w:r>
         <w:t xml:space="preserve"> </w:t>
@@ -3516,43 +3705,127 @@
           </m:fPr>
           <m:num>
             <m:r>
-              <m:t>5</m:t>
+              <m:t>300.000</m:t>
+            </m:r>
+            <m:r>
+              <m:rPr>
+                <m:sty m:val="p"/>
+              </m:rPr>
+              <m:t>×</m:t>
+            </m:r>
+            <m:r>
+              <m:t>100</m:t>
             </m:r>
           </m:num>
           <m:den>
             <m:r>
-              <m:t>1</m:t>
+              <m:t>45</m:t>
             </m:r>
           </m:den>
         </m:f>
-        <m:r>
-          <m:rPr>
-            <m:sty m:val="p"/>
-          </m:rPr>
-          <m:t>×</m:t>
-        </m:r>
-        <m:r>
-          <m:t>50.000</m:t>
-        </m:r>
-        <m:r>
-          <m:rPr>
-            <m:sty m:val="p"/>
-          </m:rPr>
-          <m:t>=</m:t>
-        </m:r>
-        <m:r>
-          <m:t>250.000</m:t>
-        </m:r>
-      </m:oMath>
-      <w:r>
-        <w:t xml:space="preserve">. Este resultado no corresponde al ahorro de</w:t>
-      </w:r>
-      <w:r>
-        <w:t xml:space="preserve"> </w:t>
-      </w:r>
-      <m:oMath>
-        <m:r>
-          <m:t>10.000</m:t>
+      </m:oMath>
+      <w:bookmarkEnd w:id="69"/>
+    </w:p>
+    <w:p>
+      <w:pPr>
+        <w:numPr>
+          <w:ilvl w:val="0"/>
+          <w:numId w:val="1000"/>
+        </w:numPr>
+      </w:pPr>
+      <w:r>
+        <w:t xml:space="preserve">Esta opción contiene un error en la fórmula: se divide el producto del precio por 100 entre el porcentaje, en lugar de multiplicar el precio por el porcentaje y dividir por 100. La fórmula correcta sería</w:t>
+      </w:r>
+      <w:r>
+        <w:t xml:space="preserve"> </w:t>
+      </w:r>
+      <m:oMath>
+        <m:f>
+          <m:fPr>
+            <m:type m:val="bar"/>
+          </m:fPr>
+          <m:num>
+            <m:r>
+              <m:t>300.000</m:t>
+            </m:r>
+            <m:r>
+              <m:rPr>
+                <m:sty m:val="p"/>
+              </m:rPr>
+              <m:t>×</m:t>
+            </m:r>
+            <m:r>
+              <m:t>45</m:t>
+            </m:r>
+          </m:num>
+          <m:den>
+            <m:r>
+              <m:t>100</m:t>
+            </m:r>
+          </m:den>
+        </m:f>
+      </m:oMath>
+      <w:r>
+        <w:t xml:space="preserve">, pero aquí se usa</w:t>
+      </w:r>
+      <w:r>
+        <w:t xml:space="preserve"> </w:t>
+      </w:r>
+      <m:oMath>
+        <m:f>
+          <m:fPr>
+            <m:type m:val="bar"/>
+          </m:fPr>
+          <m:num>
+            <m:r>
+              <m:t>300.000</m:t>
+            </m:r>
+            <m:r>
+              <m:rPr>
+                <m:sty m:val="p"/>
+              </m:rPr>
+              <m:t>×</m:t>
+            </m:r>
+            <m:r>
+              <m:t>100</m:t>
+            </m:r>
+          </m:num>
+          <m:den>
+            <m:r>
+              <m:t>45</m:t>
+            </m:r>
+          </m:den>
+        </m:f>
+      </m:oMath>
+      <w:r>
+        <w:t xml:space="preserve">. Este cálculo da como resultado</w:t>
+      </w:r>
+      <w:r>
+        <w:t xml:space="preserve"> </w:t>
+      </w:r>
+      <m:oMath>
+        <m:r>
+          <m:t>666.666</m:t>
+        </m:r>
+        <m:r>
+          <m:rPr>
+            <m:sty m:val="p"/>
+          </m:rPr>
+          <m:t>,</m:t>
+        </m:r>
+        <m:r>
+          <m:t>7</m:t>
+        </m:r>
+      </m:oMath>
+      <w:r>
+        <w:t xml:space="preserve">, que no corresponde al ahorro de</w:t>
+      </w:r>
+      <w:r>
+        <w:t xml:space="preserve"> </w:t>
+      </w:r>
+      <m:oMath>
+        <m:r>
+          <m:t>135.000</m:t>
         </m:r>
       </m:oMath>
       <w:r>
@@ -3577,132 +3850,7 @@
           <w:numId w:val="1000"/>
         </w:numPr>
       </w:pPr>
-      <w:bookmarkStart w:id="68" w:name="opciuxf3n-50.000-times-20-times-100"/>
-      <w:r>
-        <w:t xml:space="preserve">* Opción:</w:t>
-      </w:r>
-      <w:r>
-        <w:t xml:space="preserve"> </w:t>
-      </w:r>
-      <m:oMath>
-        <m:r>
-          <m:t>50.000</m:t>
-        </m:r>
-        <m:r>
-          <m:rPr>
-            <m:sty m:val="p"/>
-          </m:rPr>
-          <m:t>×</m:t>
-        </m:r>
-        <m:r>
-          <m:t>20</m:t>
-        </m:r>
-        <m:r>
-          <m:rPr>
-            <m:sty m:val="p"/>
-          </m:rPr>
-          <m:t>%</m:t>
-        </m:r>
-        <m:r>
-          <m:rPr>
-            <m:sty m:val="p"/>
-          </m:rPr>
-          <m:t>×</m:t>
-        </m:r>
-        <m:r>
-          <m:t>100</m:t>
-        </m:r>
-      </m:oMath>
-      <w:bookmarkEnd w:id="68"/>
-    </w:p>
-    <w:p>
-      <w:pPr>
-        <w:numPr>
-          <w:ilvl w:val="0"/>
-          <w:numId w:val="1000"/>
-        </w:numPr>
-      </w:pPr>
-      <w:r>
-        <w:t xml:space="preserve">Esta opción contiene un error común: multiplicar por 100 en lugar de dividir por 100. La operación correcta sería dividir por 100, pero aquí se multiplica por 100:</w:t>
-      </w:r>
-      <w:r>
-        <w:t xml:space="preserve"> </w:t>
-      </w:r>
-      <m:oMath>
-        <m:r>
-          <m:t>50.000</m:t>
-        </m:r>
-        <m:r>
-          <m:rPr>
-            <m:sty m:val="p"/>
-          </m:rPr>
-          <m:t>×</m:t>
-        </m:r>
-        <m:r>
-          <m:t>20</m:t>
-        </m:r>
-        <m:r>
-          <m:rPr>
-            <m:sty m:val="p"/>
-          </m:rPr>
-          <m:t>%</m:t>
-        </m:r>
-        <m:r>
-          <m:rPr>
-            <m:sty m:val="p"/>
-          </m:rPr>
-          <m:t>×</m:t>
-        </m:r>
-        <m:r>
-          <m:t>100</m:t>
-        </m:r>
-        <m:r>
-          <m:rPr>
-            <m:sty m:val="p"/>
-          </m:rPr>
-          <m:t>=</m:t>
-        </m:r>
-        <m:r>
-          <m:t>100.000</m:t>
-        </m:r>
-        <m:r>
-          <m:t>.000</m:t>
-        </m:r>
-      </m:oMath>
-      <w:r>
-        <w:t xml:space="preserve">. Este resultado es 10,000 veces mayor que el ahorro real de</w:t>
-      </w:r>
-      <w:r>
-        <w:t xml:space="preserve"> </w:t>
-      </w:r>
-      <m:oMath>
-        <m:r>
-          <m:t>10.000</m:t>
-        </m:r>
-      </m:oMath>
-      <w:r>
-        <w:t xml:space="preserve">.</w:t>
-      </w:r>
-      <w:r>
-        <w:t xml:space="preserve"> </w:t>
-      </w:r>
-      <w:r>
-        <w:rPr>
-          <w:b/>
-          <w:bCs/>
-        </w:rPr>
-        <w:t xml:space="preserve">Este procedimiento NO permite calcular correctamente el ahorro.</w:t>
-      </w:r>
-    </w:p>
-    <w:p>
-      <w:pPr>
-        <w:pStyle w:val="Heading4"/>
-        <w:numPr>
-          <w:ilvl w:val="0"/>
-          <w:numId w:val="1000"/>
-        </w:numPr>
-      </w:pPr>
-      <w:bookmarkStart w:id="69" w:name="opciuxf3n-frac50.000-times-20100"/>
+      <w:bookmarkStart w:id="70" w:name="opciuxf3n-frac1120-cdot-300.000"/>
       <w:r>
         <w:t xml:space="preserve">* Opción:</w:t>
       </w:r>
@@ -3716,100 +3864,36 @@
           </m:fPr>
           <m:num>
             <m:r>
-              <m:t>50.000</m:t>
-            </m:r>
-            <m:r>
-              <m:rPr>
-                <m:sty m:val="p"/>
-              </m:rPr>
-              <m:t>×</m:t>
-            </m:r>
-            <m:r>
-              <m:t>20</m:t>
+              <m:t>11</m:t>
             </m:r>
           </m:num>
           <m:den>
             <m:r>
-              <m:t>100</m:t>
+              <m:t>20</m:t>
             </m:r>
           </m:den>
         </m:f>
-      </m:oMath>
-      <w:bookmarkEnd w:id="69"/>
-    </w:p>
-    <w:p>
-      <w:pPr>
-        <w:numPr>
-          <w:ilvl w:val="0"/>
-          <w:numId w:val="1000"/>
-        </w:numPr>
-      </w:pPr>
-      <w:r>
-        <w:t xml:space="preserve">Esta opción representa la fórmula estándar para calcular un porcentaje del precio original:</w:t>
-      </w:r>
-      <w:r>
-        <w:t xml:space="preserve"> </w:t>
-      </w:r>
-      <m:oMath>
-        <m:f>
-          <m:fPr>
-            <m:type m:val="bar"/>
-          </m:fPr>
-          <m:num>
-            <m:r>
-              <m:t>50.000</m:t>
-            </m:r>
-            <m:r>
-              <m:rPr>
-                <m:sty m:val="p"/>
-              </m:rPr>
-              <m:t>×</m:t>
-            </m:r>
-            <m:r>
-              <m:t>20</m:t>
-            </m:r>
-          </m:num>
-          <m:den>
-            <m:r>
-              <m:t>100</m:t>
-            </m:r>
-          </m:den>
-        </m:f>
-        <m:r>
-          <m:rPr>
-            <m:sty m:val="p"/>
-          </m:rPr>
-          <m:t>=</m:t>
-        </m:r>
-        <m:r>
-          <m:t>10.000</m:t>
-        </m:r>
-      </m:oMath>
-      <w:r>
-        <w:t xml:space="preserve">.</w:t>
-      </w:r>
-      <w:r>
-        <w:t xml:space="preserve"> </w:t>
-      </w:r>
-      <w:r>
-        <w:rPr>
-          <w:b/>
-          <w:bCs/>
-        </w:rPr>
-        <w:t xml:space="preserve">Este procedimiento SÍ permite calcular correctamente el ahorro.</w:t>
-      </w:r>
-    </w:p>
-    <w:p>
-      <w:pPr>
-        <w:pStyle w:val="Heading4"/>
-        <w:numPr>
-          <w:ilvl w:val="0"/>
-          <w:numId w:val="1000"/>
-        </w:numPr>
-      </w:pPr>
-      <w:bookmarkStart w:id="70" w:name="opciuxf3n-080-cdot-50.000"/>
-      <w:r>
-        <w:t xml:space="preserve">* Opción:</w:t>
+        <m:r>
+          <m:rPr>
+            <m:sty m:val="p"/>
+          </m:rPr>
+          <m:t>⋅</m:t>
+        </m:r>
+        <m:r>
+          <m:t>300.000</m:t>
+        </m:r>
+      </m:oMath>
+      <w:bookmarkEnd w:id="70"/>
+    </w:p>
+    <w:p>
+      <w:pPr>
+        <w:numPr>
+          <w:ilvl w:val="0"/>
+          <w:numId w:val="1000"/>
+        </w:numPr>
+      </w:pPr>
+      <w:r>
+        <w:t xml:space="preserve">Esta opción representa el factor para calcular el precio final (después del descuento) multiplicado por el precio original.</w:t>
       </w:r>
       <w:r>
         <w:t xml:space="preserve"> </w:t>
@@ -3825,45 +3909,7 @@
           <m:t>,</m:t>
         </m:r>
         <m:r>
-          <m:t>80</m:t>
-        </m:r>
-        <m:r>
-          <m:rPr>
-            <m:sty m:val="p"/>
-          </m:rPr>
-          <m:t>⋅</m:t>
-        </m:r>
-        <m:r>
-          <m:t>50.000</m:t>
-        </m:r>
-      </m:oMath>
-      <w:bookmarkEnd w:id="70"/>
-    </w:p>
-    <w:p>
-      <w:pPr>
-        <w:numPr>
-          <w:ilvl w:val="0"/>
-          <w:numId w:val="1000"/>
-        </w:numPr>
-      </w:pPr>
-      <w:r>
-        <w:t xml:space="preserve">Esta opción representa el factor para calcular el precio final (después del descuento) multiplicado por el precio original.</w:t>
-      </w:r>
-      <w:r>
-        <w:t xml:space="preserve"> </w:t>
-      </w:r>
-      <m:oMath>
-        <m:r>
-          <m:t>0</m:t>
-        </m:r>
-        <m:r>
-          <m:rPr>
-            <m:sty m:val="p"/>
-          </m:rPr>
-          <m:t>,</m:t>
-        </m:r>
-        <m:r>
-          <m:t>80</m:t>
+          <m:t>55</m:t>
         </m:r>
       </m:oMath>
       <w:r>
@@ -3894,7 +3940,7 @@
               <m:t>−</m:t>
             </m:r>
             <m:r>
-              <m:t>20</m:t>
+              <m:t>45</m:t>
             </m:r>
             <m:r>
               <m:rPr>
@@ -3925,7 +3971,7 @@
           <m:t>,</m:t>
         </m:r>
         <m:r>
-          <m:t>80</m:t>
+          <m:t>55</m:t>
         </m:r>
         <m:r>
           <m:rPr>
@@ -3934,7 +3980,7 @@
           <m:t>×</m:t>
         </m:r>
         <m:r>
-          <m:t>50.000</m:t>
+          <m:t>300.000</m:t>
         </m:r>
         <m:r>
           <m:rPr>
@@ -3943,7 +3989,7 @@
           <m:t>=</m:t>
         </m:r>
         <m:r>
-          <m:t>40.000</m:t>
+          <m:t>165.000</m:t>
         </m:r>
       </m:oMath>
       <w:r>
@@ -3999,7 +4045,7 @@
         <w:t xml:space="preserve"> </w:t>
       </w:r>
       <w:r>
-        <w:t xml:space="preserve">Ahorro = $50.000 × 20% ÷ 100 = $10.000</w:t>
+        <w:t xml:space="preserve">Ahorro = $300.000 × 45% ÷ 100 = $135.000</w:t>
       </w:r>
     </w:p>
     <w:p>
@@ -4020,18 +4066,18 @@
         <w:br/>
       </w:r>
       <w:r>
-        <w:t xml:space="preserve">Se quiere saber cuánto dinero economizó una persona al obtener un libro que valía $240.000 y tenía un(a) oferta del 48%.</w:t>
-      </w:r>
-    </w:p>
-    <w:p>
-      <w:pPr>
-        <w:numPr>
-          <w:ilvl w:val="0"/>
-          <w:numId w:val="1000"/>
-        </w:numPr>
-      </w:pPr>
-      <w:r>
-        <w:t xml:space="preserve">¿Cuál de las siguientes cálculos permite calcular este valor?</w:t>
+        <w:t xml:space="preserve">Se quiere saber cuánto dinero se descontó una persona al comprar un computador que valía $230.000 y tenía un(a) descuento del 10%.</w:t>
+      </w:r>
+    </w:p>
+    <w:p>
+      <w:pPr>
+        <w:numPr>
+          <w:ilvl w:val="0"/>
+          <w:numId w:val="1000"/>
+        </w:numPr>
+      </w:pPr>
+      <w:r>
+        <w:t xml:space="preserve">¿Cuál de las siguientes operaciones permite calcular este valor?</w:t>
       </w:r>
     </w:p>
     <w:p>
@@ -4048,24 +4094,24 @@
           </m:fPr>
           <m:num>
             <m:r>
-              <m:t>240.000</m:t>
-            </m:r>
-            <m:r>
-              <m:rPr>
-                <m:sty m:val="p"/>
-              </m:rPr>
-              <m:t>×</m:t>
-            </m:r>
-            <m:r>
-              <m:t>100</m:t>
+              <m:t>9</m:t>
             </m:r>
           </m:num>
           <m:den>
             <m:r>
-              <m:t>48</m:t>
+              <m:t>10</m:t>
             </m:r>
           </m:den>
         </m:f>
+        <m:r>
+          <m:rPr>
+            <m:sty m:val="p"/>
+          </m:rPr>
+          <m:t>⋅</m:t>
+        </m:r>
+        <m:r>
+          <m:t>230.000</m:t>
+        </m:r>
       </m:oMath>
     </w:p>
     <w:p>
@@ -4077,7 +4123,7 @@
       </w:pPr>
       <m:oMath>
         <m:r>
-          <m:t>240.000</m:t>
+          <m:t>230.000</m:t>
         </m:r>
         <m:r>
           <m:rPr>
@@ -4086,7 +4132,7 @@
           <m:t>×</m:t>
         </m:r>
         <m:r>
-          <m:t>48</m:t>
+          <m:t>10</m:t>
         </m:r>
         <m:r>
           <m:rPr>
@@ -4098,41 +4144,10 @@
           <m:rPr>
             <m:sty m:val="p"/>
           </m:rPr>
-          <m:t>×</m:t>
+          <m:t>÷</m:t>
         </m:r>
         <m:r>
           <m:t>100</m:t>
-        </m:r>
-      </m:oMath>
-    </w:p>
-    <w:p>
-      <w:pPr>
-        <w:numPr>
-          <w:ilvl w:val="1"/>
-          <w:numId w:val="1010"/>
-        </w:numPr>
-      </w:pPr>
-      <m:oMath>
-        <m:r>
-          <m:t>0</m:t>
-        </m:r>
-        <m:r>
-          <m:rPr>
-            <m:sty m:val="p"/>
-          </m:rPr>
-          <m:t>,</m:t>
-        </m:r>
-        <m:r>
-          <m:t>52</m:t>
-        </m:r>
-        <m:r>
-          <m:rPr>
-            <m:sty m:val="p"/>
-          </m:rPr>
-          <m:t>⋅</m:t>
-        </m:r>
-        <m:r>
-          <m:t>240.000</m:t>
         </m:r>
       </m:oMath>
     </w:p>
@@ -4150,12 +4165,46 @@
           </m:fPr>
           <m:num>
             <m:r>
-              <m:t>12</m:t>
+              <m:t>230.000</m:t>
+            </m:r>
+            <m:r>
+              <m:rPr>
+                <m:sty m:val="p"/>
+              </m:rPr>
+              <m:t>×</m:t>
+            </m:r>
+            <m:r>
+              <m:t>100</m:t>
             </m:r>
           </m:num>
           <m:den>
             <m:r>
-              <m:t>25</m:t>
+              <m:t>10</m:t>
+            </m:r>
+          </m:den>
+        </m:f>
+      </m:oMath>
+    </w:p>
+    <w:p>
+      <w:pPr>
+        <w:numPr>
+          <w:ilvl w:val="1"/>
+          <w:numId w:val="1010"/>
+        </w:numPr>
+      </w:pPr>
+      <m:oMath>
+        <m:f>
+          <m:fPr>
+            <m:type m:val="bar"/>
+          </m:fPr>
+          <m:num>
+            <m:r>
+              <m:t>10</m:t>
+            </m:r>
+          </m:num>
+          <m:den>
+            <m:r>
+              <m:t>1</m:t>
             </m:r>
           </m:den>
         </m:f>
@@ -4174,7 +4223,7 @@
           </m:dPr>
           <m:e>
             <m:r>
-              <m:t>240.000</m:t>
+              <m:t>230.000</m:t>
             </m:r>
           </m:e>
         </m:d>
@@ -4298,7 +4347,7 @@
         </w:numPr>
       </w:pPr>
       <w:r>
-        <w:t xml:space="preserve">Para resolver este problema, debemos analizar cada uno de los procedimientos propuestos y determinar cuál permite calcular correctamente el ahorro obtenido al aplicar un descuento del 48% a un artículo que cuesta $240.000.</w:t>
+        <w:t xml:space="preserve">Para resolver este problema, debemos analizar cada uno de los procedimientos propuestos y determinar cuál permite calcular correctamente el ahorro obtenido al aplicar un descuento del 10% a un artículo que cuesta $230.000.</w:t>
       </w:r>
     </w:p>
     <w:p>
@@ -4323,7 +4372,7 @@
         </w:numPr>
       </w:pPr>
       <w:r>
-        <w:t xml:space="preserve">Precio original: $240.000</w:t>
+        <w:t xml:space="preserve">Precio original: $230.000</w:t>
       </w:r>
     </w:p>
     <w:p>
@@ -4334,7 +4383,7 @@
         </w:numPr>
       </w:pPr>
       <w:r>
-        <w:t xml:space="preserve">Porcentaje de descuento: 48%</w:t>
+        <w:t xml:space="preserve">Porcentaje de descuento: 10%</w:t>
       </w:r>
     </w:p>
     <w:p>
@@ -4345,7 +4394,7 @@
         </w:numPr>
       </w:pPr>
       <w:r>
-        <w:t xml:space="preserve">Valor del descuento (ahorro): $115.200 (calculado como 48% de $240.000)</w:t>
+        <w:t xml:space="preserve">Valor del descuento (ahorro): $23.000 (calculado como 10% de $230.000)</w:t>
       </w:r>
     </w:p>
     <w:p>
@@ -4370,7 +4419,7 @@
           <w:numId w:val="1000"/>
         </w:numPr>
       </w:pPr>
-      <w:bookmarkStart w:id="80" w:name="opciuxf3n-frac1225-cdot-240.000"/>
+      <w:bookmarkStart w:id="80" w:name="opciuxf3n-frac101-cdot-230.000"/>
       <w:r>
         <w:t xml:space="preserve">* Opción:</w:t>
       </w:r>
@@ -4384,12 +4433,12 @@
           </m:fPr>
           <m:num>
             <m:r>
-              <m:t>12</m:t>
+              <m:t>10</m:t>
             </m:r>
           </m:num>
           <m:den>
             <m:r>
-              <m:t>25</m:t>
+              <m:t>1</m:t>
             </m:r>
           </m:den>
         </m:f>
@@ -4408,7 +4457,7 @@
           </m:dPr>
           <m:e>
             <m:r>
-              <m:t>240.000</m:t>
+              <m:t>230.000</m:t>
             </m:r>
           </m:e>
         </m:d>
@@ -4423,7 +4472,7 @@
         </w:numPr>
       </w:pPr>
       <w:r>
-        <w:t xml:space="preserve">Esta opción representa la fracción equivalente al porcentaje de descuento multiplicada por el precio original.</w:t>
+        <w:t xml:space="preserve">Esta opción utiliza una fracción invertida, lo que produce un resultado incorrecto. La fracción correcta para 10% sería</w:t>
       </w:r>
       <w:r>
         <w:t xml:space="preserve"> </w:t>
@@ -4435,21 +4484,18 @@
           </m:fPr>
           <m:num>
             <m:r>
-              <m:t>12</m:t>
+              <m:t>1</m:t>
             </m:r>
           </m:num>
           <m:den>
             <m:r>
-              <m:t>25</m:t>
+              <m:t>10</m:t>
             </m:r>
           </m:den>
         </m:f>
       </m:oMath>
       <w:r>
-        <w:t xml:space="preserve"> </w:t>
-      </w:r>
-      <w:r>
-        <w:t xml:space="preserve">es equivalente a 48%, y al multiplicar por el precio original obtenemos el valor del descuento:</w:t>
+        <w:t xml:space="preserve">, pero aquí se usa</w:t>
       </w:r>
       <w:r>
         <w:t xml:space="preserve"> </w:t>
@@ -4461,15 +4507,38 @@
           </m:fPr>
           <m:num>
             <m:r>
-              <m:t>12</m:t>
+              <m:t>10</m:t>
             </m:r>
           </m:num>
           <m:den>
             <m:r>
-              <m:t>25</m:t>
+              <m:t>1</m:t>
             </m:r>
           </m:den>
         </m:f>
+      </m:oMath>
+      <w:r>
+        <w:t xml:space="preserve">. Al multiplicar esta fracción invertida por el precio original, obtenemos un valor incorrecto:</w:t>
+      </w:r>
+      <w:r>
+        <w:t xml:space="preserve"> </w:t>
+      </w:r>
+      <m:oMath>
+        <m:f>
+          <m:fPr>
+            <m:type m:val="bar"/>
+          </m:fPr>
+          <m:num>
+            <m:r>
+              <m:t>10</m:t>
+            </m:r>
+          </m:num>
+          <m:den>
+            <m:r>
+              <m:t>1</m:t>
+            </m:r>
+          </m:den>
+        </m:f>
         <m:r>
           <m:rPr>
             <m:sty m:val="p"/>
@@ -4477,7 +4546,7 @@
           <m:t>×</m:t>
         </m:r>
         <m:r>
-          <m:t>240.000</m:t>
+          <m:t>230.000</m:t>
         </m:r>
         <m:r>
           <m:rPr>
@@ -4486,7 +4555,132 @@
           <m:t>=</m:t>
         </m:r>
         <m:r>
-          <m:t>115.200</m:t>
+          <m:t>2.300</m:t>
+        </m:r>
+        <m:r>
+          <m:t>.000</m:t>
+        </m:r>
+      </m:oMath>
+      <w:r>
+        <w:t xml:space="preserve">. Este resultado no corresponde al ahorro de</w:t>
+      </w:r>
+      <w:r>
+        <w:t xml:space="preserve"> </w:t>
+      </w:r>
+      <m:oMath>
+        <m:r>
+          <m:t>23.000</m:t>
+        </m:r>
+      </m:oMath>
+      <w:r>
+        <w:t xml:space="preserve">.</w:t>
+      </w:r>
+      <w:r>
+        <w:t xml:space="preserve"> </w:t>
+      </w:r>
+      <w:r>
+        <w:rPr>
+          <w:b/>
+          <w:bCs/>
+        </w:rPr>
+        <w:t xml:space="preserve">Este procedimiento NO permite calcular correctamente el ahorro.</w:t>
+      </w:r>
+    </w:p>
+    <w:p>
+      <w:pPr>
+        <w:pStyle w:val="Heading4"/>
+        <w:numPr>
+          <w:ilvl w:val="0"/>
+          <w:numId w:val="1000"/>
+        </w:numPr>
+      </w:pPr>
+      <w:bookmarkStart w:id="81" w:name="opciuxf3n-230.000-times-10-div-100"/>
+      <w:r>
+        <w:t xml:space="preserve">* Opción:</w:t>
+      </w:r>
+      <w:r>
+        <w:t xml:space="preserve"> </w:t>
+      </w:r>
+      <m:oMath>
+        <m:r>
+          <m:t>230.000</m:t>
+        </m:r>
+        <m:r>
+          <m:rPr>
+            <m:sty m:val="p"/>
+          </m:rPr>
+          <m:t>×</m:t>
+        </m:r>
+        <m:r>
+          <m:t>10</m:t>
+        </m:r>
+        <m:r>
+          <m:rPr>
+            <m:sty m:val="p"/>
+          </m:rPr>
+          <m:t>%</m:t>
+        </m:r>
+        <m:r>
+          <m:rPr>
+            <m:sty m:val="p"/>
+          </m:rPr>
+          <m:t>÷</m:t>
+        </m:r>
+        <m:r>
+          <m:t>100</m:t>
+        </m:r>
+      </m:oMath>
+      <w:bookmarkEnd w:id="81"/>
+    </w:p>
+    <w:p>
+      <w:pPr>
+        <w:numPr>
+          <w:ilvl w:val="0"/>
+          <w:numId w:val="1000"/>
+        </w:numPr>
+      </w:pPr>
+      <w:r>
+        <w:t xml:space="preserve">Esta opción representa el cálculo directo del porcentaje de descuento sobre el precio original. Al multiplicar el precio por el porcentaje y dividir por 100, obtenemos el valor del descuento:</w:t>
+      </w:r>
+      <w:r>
+        <w:t xml:space="preserve"> </w:t>
+      </w:r>
+      <m:oMath>
+        <m:r>
+          <m:t>230.000</m:t>
+        </m:r>
+        <m:r>
+          <m:rPr>
+            <m:sty m:val="p"/>
+          </m:rPr>
+          <m:t>×</m:t>
+        </m:r>
+        <m:r>
+          <m:t>10</m:t>
+        </m:r>
+        <m:r>
+          <m:rPr>
+            <m:sty m:val="p"/>
+          </m:rPr>
+          <m:t>%</m:t>
+        </m:r>
+        <m:r>
+          <m:rPr>
+            <m:sty m:val="p"/>
+          </m:rPr>
+          <m:t>÷</m:t>
+        </m:r>
+        <m:r>
+          <m:t>100</m:t>
+        </m:r>
+        <m:r>
+          <m:rPr>
+            <m:sty m:val="p"/>
+          </m:rPr>
+          <m:t>=</m:t>
+        </m:r>
+        <m:r>
+          <m:t>23.000</m:t>
         </m:r>
       </m:oMath>
       <w:r>
@@ -4511,7 +4705,7 @@
           <w:numId w:val="1000"/>
         </w:numPr>
       </w:pPr>
-      <w:bookmarkStart w:id="81" w:name="opciuxf3n-240.000-times-48-times-100"/>
+      <w:bookmarkStart w:id="82" w:name="opciuxf3n-frac230.000-times-10010"/>
       <w:r>
         <w:t xml:space="preserve">* Opción:</w:t>
       </w:r>
@@ -4519,102 +4713,127 @@
         <w:t xml:space="preserve"> </w:t>
       </w:r>
       <m:oMath>
-        <m:r>
-          <m:t>240.000</m:t>
-        </m:r>
-        <m:r>
-          <m:rPr>
-            <m:sty m:val="p"/>
-          </m:rPr>
-          <m:t>×</m:t>
-        </m:r>
-        <m:r>
-          <m:t>48</m:t>
-        </m:r>
-        <m:r>
-          <m:rPr>
-            <m:sty m:val="p"/>
-          </m:rPr>
-          <m:t>%</m:t>
-        </m:r>
-        <m:r>
-          <m:rPr>
-            <m:sty m:val="p"/>
-          </m:rPr>
-          <m:t>×</m:t>
-        </m:r>
-        <m:r>
-          <m:t>100</m:t>
-        </m:r>
-      </m:oMath>
-      <w:bookmarkEnd w:id="81"/>
-    </w:p>
-    <w:p>
-      <w:pPr>
-        <w:numPr>
-          <w:ilvl w:val="0"/>
-          <w:numId w:val="1000"/>
-        </w:numPr>
-      </w:pPr>
-      <w:r>
-        <w:t xml:space="preserve">Esta opción contiene un error común: multiplicar por 100 en lugar de dividir por 100. La operación correcta sería dividir por 100, pero aquí se multiplica por 100:</w:t>
-      </w:r>
-      <w:r>
-        <w:t xml:space="preserve"> </w:t>
-      </w:r>
-      <m:oMath>
-        <m:r>
-          <m:t>240.000</m:t>
-        </m:r>
-        <m:r>
-          <m:rPr>
-            <m:sty m:val="p"/>
-          </m:rPr>
-          <m:t>×</m:t>
-        </m:r>
-        <m:r>
-          <m:t>48</m:t>
-        </m:r>
-        <m:r>
-          <m:rPr>
-            <m:sty m:val="p"/>
-          </m:rPr>
-          <m:t>%</m:t>
-        </m:r>
-        <m:r>
-          <m:rPr>
-            <m:sty m:val="p"/>
-          </m:rPr>
-          <m:t>×</m:t>
-        </m:r>
-        <m:r>
-          <m:t>100</m:t>
-        </m:r>
-        <m:r>
-          <m:rPr>
-            <m:sty m:val="p"/>
-          </m:rPr>
-          <m:t>=</m:t>
-        </m:r>
-        <m:r>
-          <m:t>1.152</m:t>
+        <m:f>
+          <m:fPr>
+            <m:type m:val="bar"/>
+          </m:fPr>
+          <m:num>
+            <m:r>
+              <m:t>230.000</m:t>
+            </m:r>
+            <m:r>
+              <m:rPr>
+                <m:sty m:val="p"/>
+              </m:rPr>
+              <m:t>×</m:t>
+            </m:r>
+            <m:r>
+              <m:t>100</m:t>
+            </m:r>
+          </m:num>
+          <m:den>
+            <m:r>
+              <m:t>10</m:t>
+            </m:r>
+          </m:den>
+        </m:f>
+      </m:oMath>
+      <w:bookmarkEnd w:id="82"/>
+    </w:p>
+    <w:p>
+      <w:pPr>
+        <w:numPr>
+          <w:ilvl w:val="0"/>
+          <w:numId w:val="1000"/>
+        </w:numPr>
+      </w:pPr>
+      <w:r>
+        <w:t xml:space="preserve">Esta opción contiene un error en la fórmula: se divide el producto del precio por 100 entre el porcentaje, en lugar de multiplicar el precio por el porcentaje y dividir por 100. La fórmula correcta sería</w:t>
+      </w:r>
+      <w:r>
+        <w:t xml:space="preserve"> </w:t>
+      </w:r>
+      <m:oMath>
+        <m:f>
+          <m:fPr>
+            <m:type m:val="bar"/>
+          </m:fPr>
+          <m:num>
+            <m:r>
+              <m:t>230.000</m:t>
+            </m:r>
+            <m:r>
+              <m:rPr>
+                <m:sty m:val="p"/>
+              </m:rPr>
+              <m:t>×</m:t>
+            </m:r>
+            <m:r>
+              <m:t>10</m:t>
+            </m:r>
+          </m:num>
+          <m:den>
+            <m:r>
+              <m:t>100</m:t>
+            </m:r>
+          </m:den>
+        </m:f>
+      </m:oMath>
+      <w:r>
+        <w:t xml:space="preserve">, pero aquí se usa</w:t>
+      </w:r>
+      <w:r>
+        <w:t xml:space="preserve"> </w:t>
+      </w:r>
+      <m:oMath>
+        <m:f>
+          <m:fPr>
+            <m:type m:val="bar"/>
+          </m:fPr>
+          <m:num>
+            <m:r>
+              <m:t>230.000</m:t>
+            </m:r>
+            <m:r>
+              <m:rPr>
+                <m:sty m:val="p"/>
+              </m:rPr>
+              <m:t>×</m:t>
+            </m:r>
+            <m:r>
+              <m:t>100</m:t>
+            </m:r>
+          </m:num>
+          <m:den>
+            <m:r>
+              <m:t>10</m:t>
+            </m:r>
+          </m:den>
+        </m:f>
+      </m:oMath>
+      <w:r>
+        <w:t xml:space="preserve">. Este cálculo da como resultado</w:t>
+      </w:r>
+      <w:r>
+        <w:t xml:space="preserve"> </w:t>
+      </w:r>
+      <m:oMath>
+        <m:r>
+          <m:t>2.300</m:t>
         </m:r>
         <m:r>
           <m:t>.000</m:t>
         </m:r>
-        <m:r>
-          <m:t>.000</m:t>
-        </m:r>
-      </m:oMath>
-      <w:r>
-        <w:t xml:space="preserve">. Este resultado es 10,000 veces mayor que el ahorro real de</w:t>
-      </w:r>
-      <w:r>
-        <w:t xml:space="preserve"> </w:t>
-      </w:r>
-      <m:oMath>
-        <m:r>
-          <m:t>115.200</m:t>
+      </m:oMath>
+      <w:r>
+        <w:t xml:space="preserve">, que no corresponde al ahorro de</w:t>
+      </w:r>
+      <w:r>
+        <w:t xml:space="preserve"> </w:t>
+      </w:r>
+      <m:oMath>
+        <m:r>
+          <m:t>23.000</m:t>
         </m:r>
       </m:oMath>
       <w:r>
@@ -4639,7 +4858,7 @@
           <w:numId w:val="1000"/>
         </w:numPr>
       </w:pPr>
-      <w:bookmarkStart w:id="82" w:name="opciuxf3n-frac240.000-times-10048"/>
+      <w:bookmarkStart w:id="83" w:name="opciuxf3n-frac910-cdot-230.000"/>
       <w:r>
         <w:t xml:space="preserve">* Opción:</w:t>
       </w:r>
@@ -4653,145 +4872,36 @@
           </m:fPr>
           <m:num>
             <m:r>
-              <m:t>240.000</m:t>
-            </m:r>
-            <m:r>
-              <m:rPr>
-                <m:sty m:val="p"/>
-              </m:rPr>
-              <m:t>×</m:t>
-            </m:r>
-            <m:r>
-              <m:t>100</m:t>
+              <m:t>9</m:t>
             </m:r>
           </m:num>
           <m:den>
             <m:r>
-              <m:t>48</m:t>
+              <m:t>10</m:t>
             </m:r>
           </m:den>
         </m:f>
-      </m:oMath>
-      <w:bookmarkEnd w:id="82"/>
-    </w:p>
-    <w:p>
-      <w:pPr>
-        <w:numPr>
-          <w:ilvl w:val="0"/>
-          <w:numId w:val="1000"/>
-        </w:numPr>
-      </w:pPr>
-      <w:r>
-        <w:t xml:space="preserve">Esta opción contiene un error en la fórmula: se divide el producto del precio por 100 entre el porcentaje, en lugar de multiplicar el precio por el porcentaje y dividir por 100. La fórmula correcta sería</w:t>
-      </w:r>
-      <w:r>
-        <w:t xml:space="preserve"> </w:t>
-      </w:r>
-      <m:oMath>
-        <m:f>
-          <m:fPr>
-            <m:type m:val="bar"/>
-          </m:fPr>
-          <m:num>
-            <m:r>
-              <m:t>240.000</m:t>
-            </m:r>
-            <m:r>
-              <m:rPr>
-                <m:sty m:val="p"/>
-              </m:rPr>
-              <m:t>×</m:t>
-            </m:r>
-            <m:r>
-              <m:t>48</m:t>
-            </m:r>
-          </m:num>
-          <m:den>
-            <m:r>
-              <m:t>100</m:t>
-            </m:r>
-          </m:den>
-        </m:f>
-      </m:oMath>
-      <w:r>
-        <w:t xml:space="preserve">, pero aquí se usa</w:t>
-      </w:r>
-      <w:r>
-        <w:t xml:space="preserve"> </w:t>
-      </w:r>
-      <m:oMath>
-        <m:f>
-          <m:fPr>
-            <m:type m:val="bar"/>
-          </m:fPr>
-          <m:num>
-            <m:r>
-              <m:t>240.000</m:t>
-            </m:r>
-            <m:r>
-              <m:rPr>
-                <m:sty m:val="p"/>
-              </m:rPr>
-              <m:t>×</m:t>
-            </m:r>
-            <m:r>
-              <m:t>100</m:t>
-            </m:r>
-          </m:num>
-          <m:den>
-            <m:r>
-              <m:t>48</m:t>
-            </m:r>
-          </m:den>
-        </m:f>
-      </m:oMath>
-      <w:r>
-        <w:t xml:space="preserve">. Este cálculo da como resultado</w:t>
-      </w:r>
-      <w:r>
-        <w:t xml:space="preserve"> </w:t>
-      </w:r>
-      <m:oMath>
-        <m:r>
-          <m:t>500.000</m:t>
-        </m:r>
-      </m:oMath>
-      <w:r>
-        <w:t xml:space="preserve">, que no corresponde al ahorro de</w:t>
-      </w:r>
-      <w:r>
-        <w:t xml:space="preserve"> </w:t>
-      </w:r>
-      <m:oMath>
-        <m:r>
-          <m:t>115.200</m:t>
-        </m:r>
-      </m:oMath>
-      <w:r>
-        <w:t xml:space="preserve">.</w:t>
-      </w:r>
-      <w:r>
-        <w:t xml:space="preserve"> </w:t>
-      </w:r>
-      <w:r>
-        <w:rPr>
-          <w:b/>
-          <w:bCs/>
-        </w:rPr>
-        <w:t xml:space="preserve">Este procedimiento NO permite calcular correctamente el ahorro.</w:t>
-      </w:r>
-    </w:p>
-    <w:p>
-      <w:pPr>
-        <w:pStyle w:val="Heading4"/>
-        <w:numPr>
-          <w:ilvl w:val="0"/>
-          <w:numId w:val="1000"/>
-        </w:numPr>
-      </w:pPr>
-      <w:bookmarkStart w:id="83" w:name="opciuxf3n-052-cdot-240.000"/>
-      <w:r>
-        <w:t xml:space="preserve">* Opción:</w:t>
+        <m:r>
+          <m:rPr>
+            <m:sty m:val="p"/>
+          </m:rPr>
+          <m:t>⋅</m:t>
+        </m:r>
+        <m:r>
+          <m:t>230.000</m:t>
+        </m:r>
+      </m:oMath>
+      <w:bookmarkEnd w:id="83"/>
+    </w:p>
+    <w:p>
+      <w:pPr>
+        <w:numPr>
+          <w:ilvl w:val="0"/>
+          <w:numId w:val="1000"/>
+        </w:numPr>
+      </w:pPr>
+      <w:r>
+        <w:t xml:space="preserve">Esta opción representa el factor para calcular el precio final (después del descuento) multiplicado por el precio original.</w:t>
       </w:r>
       <w:r>
         <w:t xml:space="preserve"> </w:t>
@@ -4807,45 +4917,7 @@
           <m:t>,</m:t>
         </m:r>
         <m:r>
-          <m:t>52</m:t>
-        </m:r>
-        <m:r>
-          <m:rPr>
-            <m:sty m:val="p"/>
-          </m:rPr>
-          <m:t>⋅</m:t>
-        </m:r>
-        <m:r>
-          <m:t>240.000</m:t>
-        </m:r>
-      </m:oMath>
-      <w:bookmarkEnd w:id="83"/>
-    </w:p>
-    <w:p>
-      <w:pPr>
-        <w:numPr>
-          <w:ilvl w:val="0"/>
-          <w:numId w:val="1000"/>
-        </w:numPr>
-      </w:pPr>
-      <w:r>
-        <w:t xml:space="preserve">Esta opción representa el factor para calcular el precio final (después del descuento) multiplicado por el precio original.</w:t>
-      </w:r>
-      <w:r>
-        <w:t xml:space="preserve"> </w:t>
-      </w:r>
-      <m:oMath>
-        <m:r>
-          <m:t>0</m:t>
-        </m:r>
-        <m:r>
-          <m:rPr>
-            <m:sty m:val="p"/>
-          </m:rPr>
-          <m:t>,</m:t>
-        </m:r>
-        <m:r>
-          <m:t>52</m:t>
+          <m:t>90</m:t>
         </m:r>
       </m:oMath>
       <w:r>
@@ -4876,7 +4948,7 @@
               <m:t>−</m:t>
             </m:r>
             <m:r>
-              <m:t>48</m:t>
+              <m:t>10</m:t>
             </m:r>
             <m:r>
               <m:rPr>
@@ -4907,7 +4979,7 @@
           <m:t>,</m:t>
         </m:r>
         <m:r>
-          <m:t>52</m:t>
+          <m:t>90</m:t>
         </m:r>
         <m:r>
           <m:rPr>
@@ -4916,7 +4988,7 @@
           <m:t>×</m:t>
         </m:r>
         <m:r>
-          <m:t>240.000</m:t>
+          <m:t>230.000</m:t>
         </m:r>
         <m:r>
           <m:rPr>
@@ -4925,7 +4997,7 @@
           <m:t>=</m:t>
         </m:r>
         <m:r>
-          <m:t>124.800</m:t>
+          <m:t>207.000</m:t>
         </m:r>
       </m:oMath>
       <w:r>
@@ -4981,7 +5053,7 @@
         <w:t xml:space="preserve"> </w:t>
       </w:r>
       <w:r>
-        <w:t xml:space="preserve">Ahorro = $240.000 × 48% ÷ 100 = $115.200</w:t>
+        <w:t xml:space="preserve">Ahorro = $230.000 × 10% ÷ 100 = $23.000</w:t>
       </w:r>
     </w:p>
     <w:p>
@@ -5002,19 +5074,50 @@
         <w:br/>
       </w:r>
       <w:r>
-        <w:t xml:space="preserve">Se quiere saber cuánto dinero dejó de pagar una persona al comprar un refrigerador que estaba marcado en $55.000 y tenía un(a) descuento del 20%.</w:t>
-      </w:r>
-    </w:p>
-    <w:p>
-      <w:pPr>
-        <w:numPr>
-          <w:ilvl w:val="0"/>
-          <w:numId w:val="1000"/>
-        </w:numPr>
-      </w:pPr>
-      <w:r>
-        <w:t xml:space="preserve">¿Cuál de las siguientes fórmulas permite calcular este valor?</w:t>
-      </w:r>
+        <w:t xml:space="preserve">Se quiere saber cuánto dinero redujo del pago una persona al adquirir un celular que costaba $190.000 y tenía un(a) promoción del 12%.</w:t>
+      </w:r>
+    </w:p>
+    <w:p>
+      <w:pPr>
+        <w:numPr>
+          <w:ilvl w:val="0"/>
+          <w:numId w:val="1000"/>
+        </w:numPr>
+      </w:pPr>
+      <w:r>
+        <w:t xml:space="preserve">¿Cuál de las siguientes operaciones permite calcular este valor?</w:t>
+      </w:r>
+    </w:p>
+    <w:p>
+      <w:pPr>
+        <w:numPr>
+          <w:ilvl w:val="1"/>
+          <w:numId w:val="1012"/>
+        </w:numPr>
+      </w:pPr>
+      <m:oMath>
+        <m:r>
+          <m:t>0</m:t>
+        </m:r>
+        <m:r>
+          <m:rPr>
+            <m:sty m:val="p"/>
+          </m:rPr>
+          <m:t>,</m:t>
+        </m:r>
+        <m:r>
+          <m:t>88</m:t>
+        </m:r>
+        <m:r>
+          <m:rPr>
+            <m:sty m:val="p"/>
+          </m:rPr>
+          <m:t>⋅</m:t>
+        </m:r>
+        <m:r>
+          <m:t>190.000</m:t>
+        </m:r>
+      </m:oMath>
     </w:p>
     <w:p>
       <w:pPr>
@@ -5030,7 +5133,7 @@
           </m:fPr>
           <m:num>
             <m:r>
-              <m:t>55.000</m:t>
+              <m:t>190.000</m:t>
             </m:r>
             <m:r>
               <m:rPr>
@@ -5044,47 +5147,10 @@
           </m:num>
           <m:den>
             <m:r>
-              <m:t>20</m:t>
+              <m:t>12</m:t>
             </m:r>
           </m:den>
         </m:f>
-      </m:oMath>
-    </w:p>
-    <w:p>
-      <w:pPr>
-        <w:numPr>
-          <w:ilvl w:val="1"/>
-          <w:numId w:val="1012"/>
-        </w:numPr>
-      </w:pPr>
-      <m:oMath>
-        <m:r>
-          <m:t>55.000</m:t>
-        </m:r>
-        <m:r>
-          <m:rPr>
-            <m:sty m:val="p"/>
-          </m:rPr>
-          <m:t>×</m:t>
-        </m:r>
-        <m:r>
-          <m:t>20</m:t>
-        </m:r>
-        <m:r>
-          <m:rPr>
-            <m:sty m:val="p"/>
-          </m:rPr>
-          <m:t>%</m:t>
-        </m:r>
-        <m:r>
-          <m:rPr>
-            <m:sty m:val="p"/>
-          </m:rPr>
-          <m:t>÷</m:t>
-        </m:r>
-        <m:r>
-          <m:t>100</m:t>
-        </m:r>
       </m:oMath>
     </w:p>
     <w:p>
@@ -5101,46 +5167,12 @@
           </m:fPr>
           <m:num>
             <m:r>
-              <m:t>4</m:t>
+              <m:t>25</m:t>
             </m:r>
           </m:num>
           <m:den>
             <m:r>
-              <m:t>5</m:t>
-            </m:r>
-          </m:den>
-        </m:f>
-        <m:r>
-          <m:rPr>
-            <m:sty m:val="p"/>
-          </m:rPr>
-          <m:t>⋅</m:t>
-        </m:r>
-        <m:r>
-          <m:t>55.000</m:t>
-        </m:r>
-      </m:oMath>
-    </w:p>
-    <w:p>
-      <w:pPr>
-        <w:numPr>
-          <w:ilvl w:val="1"/>
-          <w:numId w:val="1012"/>
-        </w:numPr>
-      </w:pPr>
-      <m:oMath>
-        <m:f>
-          <m:fPr>
-            <m:type m:val="bar"/>
-          </m:fPr>
-          <m:num>
-            <m:r>
-              <m:t>5</m:t>
-            </m:r>
-          </m:num>
-          <m:den>
-            <m:r>
-              <m:t>1</m:t>
+              <m:t>3</m:t>
             </m:r>
           </m:den>
         </m:f>
@@ -5159,10 +5191,47 @@
           </m:dPr>
           <m:e>
             <m:r>
-              <m:t>55.000</m:t>
+              <m:t>190.000</m:t>
             </m:r>
           </m:e>
         </m:d>
+      </m:oMath>
+    </w:p>
+    <w:p>
+      <w:pPr>
+        <w:numPr>
+          <w:ilvl w:val="1"/>
+          <w:numId w:val="1012"/>
+        </w:numPr>
+      </w:pPr>
+      <m:oMath>
+        <m:r>
+          <m:t>190.000</m:t>
+        </m:r>
+        <m:r>
+          <m:rPr>
+            <m:sty m:val="p"/>
+          </m:rPr>
+          <m:t>×</m:t>
+        </m:r>
+        <m:r>
+          <m:t>12</m:t>
+        </m:r>
+        <m:r>
+          <m:rPr>
+            <m:sty m:val="p"/>
+          </m:rPr>
+          <m:t>%</m:t>
+        </m:r>
+        <m:r>
+          <m:rPr>
+            <m:sty m:val="p"/>
+          </m:rPr>
+          <m:t>÷</m:t>
+        </m:r>
+        <m:r>
+          <m:t>100</m:t>
+        </m:r>
       </m:oMath>
     </w:p>
     <w:p>
@@ -5283,7 +5352,7 @@
         </w:numPr>
       </w:pPr>
       <w:r>
-        <w:t xml:space="preserve">Para resolver este problema, debemos analizar cada uno de los procedimientos propuestos y determinar cuál permite calcular correctamente el ahorro obtenido al aplicar un descuento del 20% a un artículo que cuesta $55.000.</w:t>
+        <w:t xml:space="preserve">Para resolver este problema, debemos analizar cada uno de los procedimientos propuestos y determinar cuál permite calcular correctamente el ahorro obtenido al aplicar un descuento del 12% a un artículo que cuesta $190.000.</w:t>
       </w:r>
     </w:p>
     <w:p>
@@ -5308,7 +5377,7 @@
         </w:numPr>
       </w:pPr>
       <w:r>
-        <w:t xml:space="preserve">Precio original: $55.000</w:t>
+        <w:t xml:space="preserve">Precio original: $190.000</w:t>
       </w:r>
     </w:p>
     <w:p>
@@ -5319,7 +5388,7 @@
         </w:numPr>
       </w:pPr>
       <w:r>
-        <w:t xml:space="preserve">Porcentaje de descuento: 20%</w:t>
+        <w:t xml:space="preserve">Porcentaje de descuento: 12%</w:t>
       </w:r>
     </w:p>
     <w:p>
@@ -5330,7 +5399,7 @@
         </w:numPr>
       </w:pPr>
       <w:r>
-        <w:t xml:space="preserve">Valor del descuento (ahorro): $11.000 (calculado como 20% de $55.000)</w:t>
+        <w:t xml:space="preserve">Valor del descuento (ahorro): $22.800 (calculado como 12% de $190.000)</w:t>
       </w:r>
     </w:p>
     <w:p>
@@ -5355,7 +5424,7 @@
           <w:numId w:val="1000"/>
         </w:numPr>
       </w:pPr>
-      <w:bookmarkStart w:id="93" w:name="opciuxf3n-frac51-cdot-55.000"/>
+      <w:bookmarkStart w:id="93" w:name="opciuxf3n-frac253-cdot-190.000"/>
       <w:r>
         <w:t xml:space="preserve">* Opción:</w:t>
       </w:r>
@@ -5369,12 +5438,12 @@
           </m:fPr>
           <m:num>
             <m:r>
-              <m:t>5</m:t>
+              <m:t>25</m:t>
             </m:r>
           </m:num>
           <m:den>
             <m:r>
-              <m:t>1</m:t>
+              <m:t>3</m:t>
             </m:r>
           </m:den>
         </m:f>
@@ -5393,7 +5462,7 @@
           </m:dPr>
           <m:e>
             <m:r>
-              <m:t>55.000</m:t>
+              <m:t>190.000</m:t>
             </m:r>
           </m:e>
         </m:d>
@@ -5408,7 +5477,7 @@
         </w:numPr>
       </w:pPr>
       <w:r>
-        <w:t xml:space="preserve">Esta opción utiliza una fracción invertida, lo que produce un resultado incorrecto. La fracción correcta para 20% sería</w:t>
+        <w:t xml:space="preserve">Esta opción utiliza una fracción invertida, lo que produce un resultado incorrecto. La fracción correcta para 12% sería</w:t>
       </w:r>
       <w:r>
         <w:t xml:space="preserve"> </w:t>
@@ -5420,12 +5489,12 @@
           </m:fPr>
           <m:num>
             <m:r>
-              <m:t>1</m:t>
+              <m:t>3</m:t>
             </m:r>
           </m:num>
           <m:den>
             <m:r>
-              <m:t>5</m:t>
+              <m:t>25</m:t>
             </m:r>
           </m:den>
         </m:f>
@@ -5443,12 +5512,12 @@
           </m:fPr>
           <m:num>
             <m:r>
-              <m:t>5</m:t>
+              <m:t>25</m:t>
             </m:r>
           </m:num>
           <m:den>
             <m:r>
-              <m:t>1</m:t>
+              <m:t>3</m:t>
             </m:r>
           </m:den>
         </m:f>
@@ -5466,12 +5535,12 @@
           </m:fPr>
           <m:num>
             <m:r>
-              <m:t>5</m:t>
+              <m:t>25</m:t>
             </m:r>
           </m:num>
           <m:den>
             <m:r>
-              <m:t>1</m:t>
+              <m:t>3</m:t>
             </m:r>
           </m:den>
         </m:f>
@@ -5482,7 +5551,7 @@
           <m:t>×</m:t>
         </m:r>
         <m:r>
-          <m:t>55.000</m:t>
+          <m:t>190.000</m:t>
         </m:r>
         <m:r>
           <m:rPr>
@@ -5491,7 +5560,10 @@
           <m:t>=</m:t>
         </m:r>
         <m:r>
-          <m:t>275.000</m:t>
+          <m:t>1.583</m:t>
+        </m:r>
+        <m:r>
+          <m:t>.333</m:t>
         </m:r>
       </m:oMath>
       <w:r>
@@ -5502,7 +5574,7 @@
       </w:r>
       <m:oMath>
         <m:r>
-          <m:t>11.000</m:t>
+          <m:t>22.800</m:t>
         </m:r>
       </m:oMath>
       <w:r>
@@ -5527,7 +5599,7 @@
           <w:numId w:val="1000"/>
         </w:numPr>
       </w:pPr>
-      <w:bookmarkStart w:id="94" w:name="opciuxf3n-55.000-times-20-div-100"/>
+      <w:bookmarkStart w:id="94" w:name="opciuxf3n-190.000-times-12-div-100"/>
       <w:r>
         <w:t xml:space="preserve">* Opción:</w:t>
       </w:r>
@@ -5536,7 +5608,7 @@
       </w:r>
       <m:oMath>
         <m:r>
-          <m:t>55.000</m:t>
+          <m:t>190.000</m:t>
         </m:r>
         <m:r>
           <m:rPr>
@@ -5545,7 +5617,7 @@
           <m:t>×</m:t>
         </m:r>
         <m:r>
-          <m:t>20</m:t>
+          <m:t>12</m:t>
         </m:r>
         <m:r>
           <m:rPr>
@@ -5580,7 +5652,7 @@
       </w:r>
       <m:oMath>
         <m:r>
-          <m:t>55.000</m:t>
+          <m:t>190.000</m:t>
         </m:r>
         <m:r>
           <m:rPr>
@@ -5589,7 +5661,7 @@
           <m:t>×</m:t>
         </m:r>
         <m:r>
-          <m:t>20</m:t>
+          <m:t>12</m:t>
         </m:r>
         <m:r>
           <m:rPr>
@@ -5613,7 +5685,7 @@
           <m:t>=</m:t>
         </m:r>
         <m:r>
-          <m:t>11.000</m:t>
+          <m:t>22.800</m:t>
         </m:r>
       </m:oMath>
       <w:r>
@@ -5638,7 +5710,7 @@
           <w:numId w:val="1000"/>
         </w:numPr>
       </w:pPr>
-      <w:bookmarkStart w:id="95" w:name="opciuxf3n-frac55.000-times-10020"/>
+      <w:bookmarkStart w:id="95" w:name="opciuxf3n-frac190.000-times-10012"/>
       <w:r>
         <w:t xml:space="preserve">* Opción:</w:t>
       </w:r>
@@ -5652,7 +5724,7 @@
           </m:fPr>
           <m:num>
             <m:r>
-              <m:t>55.000</m:t>
+              <m:t>190.000</m:t>
             </m:r>
             <m:r>
               <m:rPr>
@@ -5666,7 +5738,7 @@
           </m:num>
           <m:den>
             <m:r>
-              <m:t>20</m:t>
+              <m:t>12</m:t>
             </m:r>
           </m:den>
         </m:f>
@@ -5693,7 +5765,7 @@
           </m:fPr>
           <m:num>
             <m:r>
-              <m:t>55.000</m:t>
+              <m:t>190.000</m:t>
             </m:r>
             <m:r>
               <m:rPr>
@@ -5702,7 +5774,7 @@
               <m:t>×</m:t>
             </m:r>
             <m:r>
-              <m:t>20</m:t>
+              <m:t>12</m:t>
             </m:r>
           </m:num>
           <m:den>
@@ -5725,7 +5797,7 @@
           </m:fPr>
           <m:num>
             <m:r>
-              <m:t>55.000</m:t>
+              <m:t>190.000</m:t>
             </m:r>
             <m:r>
               <m:rPr>
@@ -5739,7 +5811,7 @@
           </m:num>
           <m:den>
             <m:r>
-              <m:t>20</m:t>
+              <m:t>12</m:t>
             </m:r>
           </m:den>
         </m:f>
@@ -5752,7 +5824,10 @@
       </w:r>
       <m:oMath>
         <m:r>
-          <m:t>275.000</m:t>
+          <m:t>1.583</m:t>
+        </m:r>
+        <m:r>
+          <m:t>.333</m:t>
         </m:r>
       </m:oMath>
       <w:r>
@@ -5763,7 +5838,7 @@
       </w:r>
       <m:oMath>
         <m:r>
-          <m:t>11.000</m:t>
+          <m:t>22.800</m:t>
         </m:r>
       </m:oMath>
       <w:r>
@@ -5788,7 +5863,7 @@
           <w:numId w:val="1000"/>
         </w:numPr>
       </w:pPr>
-      <w:bookmarkStart w:id="96" w:name="opciuxf3n-frac45-cdot-55.000"/>
+      <w:bookmarkStart w:id="96" w:name="opciuxf3n-088-cdot-190.000"/>
       <w:r>
         <w:t xml:space="preserve">* Opción:</w:t>
       </w:r>
@@ -5796,21 +5871,18 @@
         <w:t xml:space="preserve"> </w:t>
       </w:r>
       <m:oMath>
-        <m:f>
-          <m:fPr>
-            <m:type m:val="bar"/>
-          </m:fPr>
-          <m:num>
-            <m:r>
-              <m:t>4</m:t>
-            </m:r>
-          </m:num>
-          <m:den>
-            <m:r>
-              <m:t>5</m:t>
-            </m:r>
-          </m:den>
-        </m:f>
+        <m:r>
+          <m:t>0</m:t>
+        </m:r>
+        <m:r>
+          <m:rPr>
+            <m:sty m:val="p"/>
+          </m:rPr>
+          <m:t>,</m:t>
+        </m:r>
+        <m:r>
+          <m:t>88</m:t>
+        </m:r>
         <m:r>
           <m:rPr>
             <m:sty m:val="p"/>
@@ -5818,7 +5890,7 @@
           <m:t>⋅</m:t>
         </m:r>
         <m:r>
-          <m:t>55.000</m:t>
+          <m:t>190.000</m:t>
         </m:r>
       </m:oMath>
       <w:bookmarkEnd w:id="96"/>
@@ -5847,7 +5919,7 @@
           <m:t>,</m:t>
         </m:r>
         <m:r>
-          <m:t>80</m:t>
+          <m:t>88</m:t>
         </m:r>
       </m:oMath>
       <w:r>
@@ -5878,7 +5950,7 @@
               <m:t>−</m:t>
             </m:r>
             <m:r>
-              <m:t>20</m:t>
+              <m:t>12</m:t>
             </m:r>
             <m:r>
               <m:rPr>
@@ -5909,7 +5981,7 @@
           <m:t>,</m:t>
         </m:r>
         <m:r>
-          <m:t>80</m:t>
+          <m:t>88</m:t>
         </m:r>
         <m:r>
           <m:rPr>
@@ -5918,7 +5990,7 @@
           <m:t>×</m:t>
         </m:r>
         <m:r>
-          <m:t>55.000</m:t>
+          <m:t>190.000</m:t>
         </m:r>
         <m:r>
           <m:rPr>
@@ -5927,7 +5999,7 @@
           <m:t>=</m:t>
         </m:r>
         <m:r>
-          <m:t>44.000</m:t>
+          <m:t>167.200</m:t>
         </m:r>
       </m:oMath>
       <w:r>
@@ -5983,7 +6055,7 @@
         <w:t xml:space="preserve"> </w:t>
       </w:r>
       <w:r>
-        <w:t xml:space="preserve">Ahorro = $55.000 × 20% ÷ 100 = $11.000</w:t>
+        <w:t xml:space="preserve">Ahorro = $190.000 × 12% ÷ 100 = $22.800</w:t>
       </w:r>
     </w:p>
     <w:p>
@@ -6004,18 +6076,18 @@
         <w:br/>
       </w:r>
       <w:r>
-        <w:t xml:space="preserve">Se quiere saber cuánto dinero redujo del pago una persona al comprar unos zapatos que costaba $275.000 y tenía un(a) rebaja del 38%.</w:t>
-      </w:r>
-    </w:p>
-    <w:p>
-      <w:pPr>
-        <w:numPr>
-          <w:ilvl w:val="0"/>
-          <w:numId w:val="1000"/>
-        </w:numPr>
-      </w:pPr>
-      <w:r>
-        <w:t xml:space="preserve">¿Cuál de las siguientes métodos permite calcular este valor?</w:t>
+        <w:t xml:space="preserve">Se quiere saber cuánto dinero ahorró una persona al obtener un boleto de avión que valía $450.000 y tenía un(a) oferta del 40%.</w:t>
+      </w:r>
+    </w:p>
+    <w:p>
+      <w:pPr>
+        <w:numPr>
+          <w:ilvl w:val="0"/>
+          <w:numId w:val="1000"/>
+        </w:numPr>
+      </w:pPr>
+      <w:r>
+        <w:t xml:space="preserve">¿Cuál de las siguientes cálculos permite calcular este valor?</w:t>
       </w:r>
     </w:p>
     <w:p>
@@ -6032,12 +6104,114 @@
           </m:fPr>
           <m:num>
             <m:r>
-              <m:t>50</m:t>
+              <m:t>40</m:t>
             </m:r>
           </m:num>
           <m:den>
             <m:r>
-              <m:t>19</m:t>
+              <m:t>100</m:t>
+            </m:r>
+          </m:den>
+        </m:f>
+        <m:r>
+          <m:rPr>
+            <m:sty m:val="p"/>
+          </m:rPr>
+          <m:t>×</m:t>
+        </m:r>
+        <m:r>
+          <m:t>450.000</m:t>
+        </m:r>
+      </m:oMath>
+    </w:p>
+    <w:p>
+      <w:pPr>
+        <w:numPr>
+          <w:ilvl w:val="1"/>
+          <w:numId w:val="1014"/>
+        </w:numPr>
+      </w:pPr>
+      <m:oMath>
+        <m:r>
+          <m:t>450.000</m:t>
+        </m:r>
+        <m:r>
+          <m:rPr>
+            <m:sty m:val="p"/>
+          </m:rPr>
+          <m:t>×</m:t>
+        </m:r>
+        <m:r>
+          <m:t>40</m:t>
+        </m:r>
+        <m:r>
+          <m:rPr>
+            <m:sty m:val="p"/>
+          </m:rPr>
+          <m:t>%</m:t>
+        </m:r>
+        <m:r>
+          <m:rPr>
+            <m:sty m:val="p"/>
+          </m:rPr>
+          <m:t>×</m:t>
+        </m:r>
+        <m:r>
+          <m:t>100</m:t>
+        </m:r>
+      </m:oMath>
+    </w:p>
+    <w:p>
+      <w:pPr>
+        <w:numPr>
+          <w:ilvl w:val="1"/>
+          <w:numId w:val="1014"/>
+        </w:numPr>
+      </w:pPr>
+      <m:oMath>
+        <m:r>
+          <m:t>0</m:t>
+        </m:r>
+        <m:r>
+          <m:rPr>
+            <m:sty m:val="p"/>
+          </m:rPr>
+          <m:t>,</m:t>
+        </m:r>
+        <m:r>
+          <m:t>60</m:t>
+        </m:r>
+        <m:r>
+          <m:rPr>
+            <m:sty m:val="p"/>
+          </m:rPr>
+          <m:t>⋅</m:t>
+        </m:r>
+        <m:r>
+          <m:t>450.000</m:t>
+        </m:r>
+      </m:oMath>
+    </w:p>
+    <w:p>
+      <w:pPr>
+        <w:numPr>
+          <w:ilvl w:val="1"/>
+          <w:numId w:val="1014"/>
+        </w:numPr>
+      </w:pPr>
+      <m:oMath>
+        <m:f>
+          <m:fPr>
+            <m:type m:val="bar"/>
+          </m:fPr>
+          <m:num>
+            <m:r>
+              <m:t>5</m:t>
+            </m:r>
+          </m:num>
+          <m:den>
+            <m:r>
+              <m:t>2</m:t>
             </m:r>
           </m:den>
         </m:f>
@@ -6056,112 +6230,10 @@
           </m:dPr>
           <m:e>
             <m:r>
-              <m:t>275.000</m:t>
+              <m:t>450.000</m:t>
             </m:r>
           </m:e>
         </m:d>
-      </m:oMath>
-    </w:p>
-    <w:p>
-      <w:pPr>
-        <w:numPr>
-          <w:ilvl w:val="1"/>
-          <w:numId w:val="1014"/>
-        </w:numPr>
-      </w:pPr>
-      <m:oMath>
-        <m:f>
-          <m:fPr>
-            <m:type m:val="bar"/>
-          </m:fPr>
-          <m:num>
-            <m:r>
-              <m:t>275.000</m:t>
-            </m:r>
-            <m:r>
-              <m:rPr>
-                <m:sty m:val="p"/>
-              </m:rPr>
-              <m:t>×</m:t>
-            </m:r>
-            <m:r>
-              <m:t>100</m:t>
-            </m:r>
-          </m:num>
-          <m:den>
-            <m:r>
-              <m:t>38</m:t>
-            </m:r>
-          </m:den>
-        </m:f>
-      </m:oMath>
-    </w:p>
-    <w:p>
-      <w:pPr>
-        <w:numPr>
-          <w:ilvl w:val="1"/>
-          <w:numId w:val="1014"/>
-        </w:numPr>
-      </w:pPr>
-      <m:oMath>
-        <m:r>
-          <m:t>0</m:t>
-        </m:r>
-        <m:r>
-          <m:rPr>
-            <m:sty m:val="p"/>
-          </m:rPr>
-          <m:t>,</m:t>
-        </m:r>
-        <m:r>
-          <m:t>62</m:t>
-        </m:r>
-        <m:r>
-          <m:rPr>
-            <m:sty m:val="p"/>
-          </m:rPr>
-          <m:t>⋅</m:t>
-        </m:r>
-        <m:r>
-          <m:t>275.000</m:t>
-        </m:r>
-      </m:oMath>
-    </w:p>
-    <w:p>
-      <w:pPr>
-        <w:numPr>
-          <w:ilvl w:val="1"/>
-          <w:numId w:val="1014"/>
-        </w:numPr>
-      </w:pPr>
-      <m:oMath>
-        <m:r>
-          <m:t>275.000</m:t>
-        </m:r>
-        <m:r>
-          <m:rPr>
-            <m:sty m:val="p"/>
-          </m:rPr>
-          <m:t>×</m:t>
-        </m:r>
-        <m:r>
-          <m:t>38</m:t>
-        </m:r>
-        <m:r>
-          <m:rPr>
-            <m:sty m:val="p"/>
-          </m:rPr>
-          <m:t>%</m:t>
-        </m:r>
-        <m:r>
-          <m:rPr>
-            <m:sty m:val="p"/>
-          </m:rPr>
-          <m:t>÷</m:t>
-        </m:r>
-        <m:r>
-          <m:t>100</m:t>
-        </m:r>
       </m:oMath>
     </w:p>
     <w:p>
@@ -6282,7 +6354,7 @@
         </w:numPr>
       </w:pPr>
       <w:r>
-        <w:t xml:space="preserve">Para resolver este problema, debemos analizar cada uno de los procedimientos propuestos y determinar cuál permite calcular correctamente el ahorro obtenido al aplicar un descuento del 38% a un artículo que cuesta $275.000.</w:t>
+        <w:t xml:space="preserve">Para resolver este problema, debemos analizar cada uno de los procedimientos propuestos y determinar cuál permite calcular correctamente el ahorro obtenido al aplicar un descuento del 40% a un artículo que cuesta $450.000.</w:t>
       </w:r>
     </w:p>
     <w:p>
@@ -6307,7 +6379,7 @@
         </w:numPr>
       </w:pPr>
       <w:r>
-        <w:t xml:space="preserve">Precio original: $275.000</w:t>
+        <w:t xml:space="preserve">Precio original: $450.000</w:t>
       </w:r>
     </w:p>
     <w:p>
@@ -6318,7 +6390,7 @@
         </w:numPr>
       </w:pPr>
       <w:r>
-        <w:t xml:space="preserve">Porcentaje de descuento: 38%</w:t>
+        <w:t xml:space="preserve">Porcentaje de descuento: 40%</w:t>
       </w:r>
     </w:p>
     <w:p>
@@ -6329,7 +6401,7 @@
         </w:numPr>
       </w:pPr>
       <w:r>
-        <w:t xml:space="preserve">Valor del descuento (ahorro): $104.500 (calculado como 38% de $275.000)</w:t>
+        <w:t xml:space="preserve">Valor del descuento (ahorro): $180.000 (calculado como 40% de $450.000)</w:t>
       </w:r>
     </w:p>
     <w:p>
@@ -6354,7 +6426,7 @@
           <w:numId w:val="1000"/>
         </w:numPr>
       </w:pPr>
-      <w:bookmarkStart w:id="106" w:name="opciuxf3n-frac5019-cdot-275.000"/>
+      <w:bookmarkStart w:id="106" w:name="opciuxf3n-frac52-cdot-450.000"/>
       <w:r>
         <w:t xml:space="preserve">* Opción:</w:t>
       </w:r>
@@ -6368,12 +6440,12 @@
           </m:fPr>
           <m:num>
             <m:r>
-              <m:t>50</m:t>
+              <m:t>5</m:t>
             </m:r>
           </m:num>
           <m:den>
             <m:r>
-              <m:t>19</m:t>
+              <m:t>2</m:t>
             </m:r>
           </m:den>
         </m:f>
@@ -6392,7 +6464,7 @@
           </m:dPr>
           <m:e>
             <m:r>
-              <m:t>275.000</m:t>
+              <m:t>450.000</m:t>
             </m:r>
           </m:e>
         </m:d>
@@ -6407,7 +6479,7 @@
         </w:numPr>
       </w:pPr>
       <w:r>
-        <w:t xml:space="preserve">Esta opción utiliza una fracción invertida, lo que produce un resultado incorrecto. La fracción correcta para 38% sería</w:t>
+        <w:t xml:space="preserve">Esta opción utiliza una fracción invertida, lo que produce un resultado incorrecto. La fracción correcta para 40% sería</w:t>
       </w:r>
       <w:r>
         <w:t xml:space="preserve"> </w:t>
@@ -6419,12 +6491,12 @@
           </m:fPr>
           <m:num>
             <m:r>
-              <m:t>19</m:t>
+              <m:t>2</m:t>
             </m:r>
           </m:num>
           <m:den>
             <m:r>
-              <m:t>50</m:t>
+              <m:t>5</m:t>
             </m:r>
           </m:den>
         </m:f>
@@ -6442,12 +6514,12 @@
           </m:fPr>
           <m:num>
             <m:r>
-              <m:t>50</m:t>
+              <m:t>5</m:t>
             </m:r>
           </m:num>
           <m:den>
             <m:r>
-              <m:t>19</m:t>
+              <m:t>2</m:t>
             </m:r>
           </m:den>
         </m:f>
@@ -6465,12 +6537,12 @@
           </m:fPr>
           <m:num>
             <m:r>
-              <m:t>50</m:t>
+              <m:t>5</m:t>
             </m:r>
           </m:num>
           <m:den>
             <m:r>
-              <m:t>19</m:t>
+              <m:t>2</m:t>
             </m:r>
           </m:den>
         </m:f>
@@ -6481,7 +6553,7 @@
           <m:t>×</m:t>
         </m:r>
         <m:r>
-          <m:t>275.000</m:t>
+          <m:t>450.000</m:t>
         </m:r>
         <m:r>
           <m:rPr>
@@ -6490,16 +6562,10 @@
           <m:t>=</m:t>
         </m:r>
         <m:r>
-          <m:t>723.684</m:t>
-        </m:r>
-        <m:r>
-          <m:rPr>
-            <m:sty m:val="p"/>
-          </m:rPr>
-          <m:t>,</m:t>
-        </m:r>
-        <m:r>
-          <m:t>2</m:t>
+          <m:t>1.125</m:t>
+        </m:r>
+        <m:r>
+          <m:t>.000</m:t>
         </m:r>
       </m:oMath>
       <w:r>
@@ -6510,7 +6576,7 @@
       </w:r>
       <m:oMath>
         <m:r>
-          <m:t>104.500</m:t>
+          <m:t>180.000</m:t>
         </m:r>
       </m:oMath>
       <w:r>
@@ -6535,7 +6601,7 @@
           <w:numId w:val="1000"/>
         </w:numPr>
       </w:pPr>
-      <w:bookmarkStart w:id="107" w:name="opciuxf3n-275.000-times-38-div-100"/>
+      <w:bookmarkStart w:id="107" w:name="opciuxf3n-450.000-times-40-times-100"/>
       <w:r>
         <w:t xml:space="preserve">* Opción:</w:t>
       </w:r>
@@ -6544,7 +6610,7 @@
       </w:r>
       <m:oMath>
         <m:r>
-          <m:t>275.000</m:t>
+          <m:t>450.000</m:t>
         </m:r>
         <m:r>
           <m:rPr>
@@ -6553,7 +6619,7 @@
           <m:t>×</m:t>
         </m:r>
         <m:r>
-          <m:t>38</m:t>
+          <m:t>40</m:t>
         </m:r>
         <m:r>
           <m:rPr>
@@ -6565,7 +6631,7 @@
           <m:rPr>
             <m:sty m:val="p"/>
           </m:rPr>
-          <m:t>÷</m:t>
+          <m:t>×</m:t>
         </m:r>
         <m:r>
           <m:t>100</m:t>
@@ -6581,14 +6647,14 @@
         </w:numPr>
       </w:pPr>
       <w:r>
-        <w:t xml:space="preserve">Esta opción representa el cálculo directo del porcentaje de descuento sobre el precio original. Al multiplicar el precio por el porcentaje y dividir por 100, obtenemos el valor del descuento:</w:t>
-      </w:r>
-      <w:r>
-        <w:t xml:space="preserve"> </w:t>
-      </w:r>
-      <m:oMath>
-        <m:r>
-          <m:t>275.000</m:t>
+        <w:t xml:space="preserve">Esta opción contiene un error común: multiplicar por 100 en lugar de dividir por 100. La operación correcta sería dividir por 100, pero aquí se multiplica por 100:</w:t>
+      </w:r>
+      <w:r>
+        <w:t xml:space="preserve"> </w:t>
+      </w:r>
+      <m:oMath>
+        <m:r>
+          <m:t>450.000</m:t>
         </m:r>
         <m:r>
           <m:rPr>
@@ -6597,7 +6663,7 @@
           <m:t>×</m:t>
         </m:r>
         <m:r>
-          <m:t>38</m:t>
+          <m:t>40</m:t>
         </m:r>
         <m:r>
           <m:rPr>
@@ -6609,7 +6675,7 @@
           <m:rPr>
             <m:sty m:val="p"/>
           </m:rPr>
-          <m:t>÷</m:t>
+          <m:t>×</m:t>
         </m:r>
         <m:r>
           <m:t>100</m:t>
@@ -6621,7 +6687,129 @@
           <m:t>=</m:t>
         </m:r>
         <m:r>
-          <m:t>104.500</m:t>
+          <m:t>1.800</m:t>
+        </m:r>
+        <m:r>
+          <m:t>.000</m:t>
+        </m:r>
+        <m:r>
+          <m:t>.000</m:t>
+        </m:r>
+      </m:oMath>
+      <w:r>
+        <w:t xml:space="preserve">. Este resultado es 10,000 veces mayor que el ahorro real de</w:t>
+      </w:r>
+      <w:r>
+        <w:t xml:space="preserve"> </w:t>
+      </w:r>
+      <m:oMath>
+        <m:r>
+          <m:t>180.000</m:t>
+        </m:r>
+      </m:oMath>
+      <w:r>
+        <w:t xml:space="preserve">.</w:t>
+      </w:r>
+      <w:r>
+        <w:t xml:space="preserve"> </w:t>
+      </w:r>
+      <w:r>
+        <w:rPr>
+          <w:b/>
+          <w:bCs/>
+        </w:rPr>
+        <w:t xml:space="preserve">Este procedimiento NO permite calcular correctamente el ahorro.</w:t>
+      </w:r>
+    </w:p>
+    <w:p>
+      <w:pPr>
+        <w:pStyle w:val="Heading4"/>
+        <w:numPr>
+          <w:ilvl w:val="0"/>
+          <w:numId w:val="1000"/>
+        </w:numPr>
+      </w:pPr>
+      <w:bookmarkStart w:id="108" w:name="opciuxf3n-frac40100-times-450.000"/>
+      <w:r>
+        <w:t xml:space="preserve">* Opción:</w:t>
+      </w:r>
+      <w:r>
+        <w:t xml:space="preserve"> </w:t>
+      </w:r>
+      <m:oMath>
+        <m:f>
+          <m:fPr>
+            <m:type m:val="bar"/>
+          </m:fPr>
+          <m:num>
+            <m:r>
+              <m:t>40</m:t>
+            </m:r>
+          </m:num>
+          <m:den>
+            <m:r>
+              <m:t>100</m:t>
+            </m:r>
+          </m:den>
+        </m:f>
+        <m:r>
+          <m:rPr>
+            <m:sty m:val="p"/>
+          </m:rPr>
+          <m:t>×</m:t>
+        </m:r>
+        <m:r>
+          <m:t>450.000</m:t>
+        </m:r>
+      </m:oMath>
+      <w:bookmarkEnd w:id="108"/>
+    </w:p>
+    <w:p>
+      <w:pPr>
+        <w:numPr>
+          <w:ilvl w:val="0"/>
+          <w:numId w:val="1000"/>
+        </w:numPr>
+      </w:pPr>
+      <w:r>
+        <w:t xml:space="preserve">Esta opción representa la fórmula estándar para calcular un porcentaje del precio original:</w:t>
+      </w:r>
+      <w:r>
+        <w:t xml:space="preserve"> </w:t>
+      </w:r>
+      <m:oMath>
+        <m:f>
+          <m:fPr>
+            <m:type m:val="bar"/>
+          </m:fPr>
+          <m:num>
+            <m:r>
+              <m:t>40</m:t>
+            </m:r>
+          </m:num>
+          <m:den>
+            <m:r>
+              <m:t>100</m:t>
+            </m:r>
+          </m:den>
+        </m:f>
+        <m:r>
+          <m:rPr>
+            <m:sty m:val="p"/>
+          </m:rPr>
+          <m:t>×</m:t>
+        </m:r>
+        <m:r>
+          <m:t>450.000</m:t>
+        </m:r>
+        <m:r>
+          <m:rPr>
+            <m:sty m:val="p"/>
+          </m:rPr>
+          <m:t>=</m:t>
+        </m:r>
+        <m:r>
+          <m:t>180.000</m:t>
         </m:r>
       </m:oMath>
       <w:r>
@@ -6646,7 +6834,7 @@
           <w:numId w:val="1000"/>
         </w:numPr>
       </w:pPr>
-      <w:bookmarkStart w:id="108" w:name="opciuxf3n-frac275.000-times-10038"/>
+      <w:bookmarkStart w:id="109" w:name="opciuxf3n-060-cdot-450.000"/>
       <w:r>
         <w:t xml:space="preserve">* Opción:</w:t>
       </w:r>
@@ -6654,113 +6842,8 @@
         <w:t xml:space="preserve"> </w:t>
       </w:r>
       <m:oMath>
-        <m:f>
-          <m:fPr>
-            <m:type m:val="bar"/>
-          </m:fPr>
-          <m:num>
-            <m:r>
-              <m:t>275.000</m:t>
-            </m:r>
-            <m:r>
-              <m:rPr>
-                <m:sty m:val="p"/>
-              </m:rPr>
-              <m:t>×</m:t>
-            </m:r>
-            <m:r>
-              <m:t>100</m:t>
-            </m:r>
-          </m:num>
-          <m:den>
-            <m:r>
-              <m:t>38</m:t>
-            </m:r>
-          </m:den>
-        </m:f>
-      </m:oMath>
-      <w:bookmarkEnd w:id="108"/>
-    </w:p>
-    <w:p>
-      <w:pPr>
-        <w:numPr>
-          <w:ilvl w:val="0"/>
-          <w:numId w:val="1000"/>
-        </w:numPr>
-      </w:pPr>
-      <w:r>
-        <w:t xml:space="preserve">Esta opción contiene un error en la fórmula: se divide el producto del precio por 100 entre el porcentaje, en lugar de multiplicar el precio por el porcentaje y dividir por 100. La fórmula correcta sería</w:t>
-      </w:r>
-      <w:r>
-        <w:t xml:space="preserve"> </w:t>
-      </w:r>
-      <m:oMath>
-        <m:f>
-          <m:fPr>
-            <m:type m:val="bar"/>
-          </m:fPr>
-          <m:num>
-            <m:r>
-              <m:t>275.000</m:t>
-            </m:r>
-            <m:r>
-              <m:rPr>
-                <m:sty m:val="p"/>
-              </m:rPr>
-              <m:t>×</m:t>
-            </m:r>
-            <m:r>
-              <m:t>38</m:t>
-            </m:r>
-          </m:num>
-          <m:den>
-            <m:r>
-              <m:t>100</m:t>
-            </m:r>
-          </m:den>
-        </m:f>
-      </m:oMath>
-      <w:r>
-        <w:t xml:space="preserve">, pero aquí se usa</w:t>
-      </w:r>
-      <w:r>
-        <w:t xml:space="preserve"> </w:t>
-      </w:r>
-      <m:oMath>
-        <m:f>
-          <m:fPr>
-            <m:type m:val="bar"/>
-          </m:fPr>
-          <m:num>
-            <m:r>
-              <m:t>275.000</m:t>
-            </m:r>
-            <m:r>
-              <m:rPr>
-                <m:sty m:val="p"/>
-              </m:rPr>
-              <m:t>×</m:t>
-            </m:r>
-            <m:r>
-              <m:t>100</m:t>
-            </m:r>
-          </m:num>
-          <m:den>
-            <m:r>
-              <m:t>38</m:t>
-            </m:r>
-          </m:den>
-        </m:f>
-      </m:oMath>
-      <w:r>
-        <w:t xml:space="preserve">. Este cálculo da como resultado</w:t>
-      </w:r>
-      <w:r>
-        <w:t xml:space="preserve"> </w:t>
-      </w:r>
-      <m:oMath>
-        <m:r>
-          <m:t>723.684</m:t>
+        <m:r>
+          <m:t>0</m:t>
         </m:r>
         <m:r>
           <m:rPr>
@@ -6769,45 +6852,29 @@
           <m:t>,</m:t>
         </m:r>
         <m:r>
-          <m:t>2</m:t>
-        </m:r>
-      </m:oMath>
-      <w:r>
-        <w:t xml:space="preserve">, que no corresponde al ahorro de</w:t>
-      </w:r>
-      <w:r>
-        <w:t xml:space="preserve"> </w:t>
-      </w:r>
-      <m:oMath>
-        <m:r>
-          <m:t>104.500</m:t>
-        </m:r>
-      </m:oMath>
-      <w:r>
-        <w:t xml:space="preserve">.</w:t>
-      </w:r>
-      <w:r>
-        <w:t xml:space="preserve"> </w:t>
-      </w:r>
-      <w:r>
-        <w:rPr>
-          <w:b/>
-          <w:bCs/>
-        </w:rPr>
-        <w:t xml:space="preserve">Este procedimiento NO permite calcular correctamente el ahorro.</w:t>
-      </w:r>
-    </w:p>
-    <w:p>
-      <w:pPr>
-        <w:pStyle w:val="Heading4"/>
-        <w:numPr>
-          <w:ilvl w:val="0"/>
-          <w:numId w:val="1000"/>
-        </w:numPr>
-      </w:pPr>
-      <w:bookmarkStart w:id="109" w:name="opciuxf3n-062-cdot-275.000"/>
-      <w:r>
-        <w:t xml:space="preserve">* Opción:</w:t>
+          <m:t>60</m:t>
+        </m:r>
+        <m:r>
+          <m:rPr>
+            <m:sty m:val="p"/>
+          </m:rPr>
+          <m:t>⋅</m:t>
+        </m:r>
+        <m:r>
+          <m:t>450.000</m:t>
+        </m:r>
+      </m:oMath>
+      <w:bookmarkEnd w:id="109"/>
+    </w:p>
+    <w:p>
+      <w:pPr>
+        <w:numPr>
+          <w:ilvl w:val="0"/>
+          <w:numId w:val="1000"/>
+        </w:numPr>
+      </w:pPr>
+      <w:r>
+        <w:t xml:space="preserve">Esta opción representa el factor para calcular el precio final (después del descuento) multiplicado por el precio original.</w:t>
       </w:r>
       <w:r>
         <w:t xml:space="preserve"> </w:t>
@@ -6823,45 +6890,7 @@
           <m:t>,</m:t>
         </m:r>
         <m:r>
-          <m:t>62</m:t>
-        </m:r>
-        <m:r>
-          <m:rPr>
-            <m:sty m:val="p"/>
-          </m:rPr>
-          <m:t>⋅</m:t>
-        </m:r>
-        <m:r>
-          <m:t>275.000</m:t>
-        </m:r>
-      </m:oMath>
-      <w:bookmarkEnd w:id="109"/>
-    </w:p>
-    <w:p>
-      <w:pPr>
-        <w:numPr>
-          <w:ilvl w:val="0"/>
-          <w:numId w:val="1000"/>
-        </w:numPr>
-      </w:pPr>
-      <w:r>
-        <w:t xml:space="preserve">Esta opción representa el factor para calcular el precio final (después del descuento) multiplicado por el precio original.</w:t>
-      </w:r>
-      <w:r>
-        <w:t xml:space="preserve"> </w:t>
-      </w:r>
-      <m:oMath>
-        <m:r>
-          <m:t>0</m:t>
-        </m:r>
-        <m:r>
-          <m:rPr>
-            <m:sty m:val="p"/>
-          </m:rPr>
-          <m:t>,</m:t>
-        </m:r>
-        <m:r>
-          <m:t>62</m:t>
+          <m:t>60</m:t>
         </m:r>
       </m:oMath>
       <w:r>
@@ -6892,7 +6921,7 @@
               <m:t>−</m:t>
             </m:r>
             <m:r>
-              <m:t>38</m:t>
+              <m:t>40</m:t>
             </m:r>
             <m:r>
               <m:rPr>
@@ -6923,7 +6952,7 @@
           <m:t>,</m:t>
         </m:r>
         <m:r>
-          <m:t>62</m:t>
+          <m:t>60</m:t>
         </m:r>
         <m:r>
           <m:rPr>
@@ -6932,7 +6961,7 @@
           <m:t>×</m:t>
         </m:r>
         <m:r>
-          <m:t>275.000</m:t>
+          <m:t>450.000</m:t>
         </m:r>
         <m:r>
           <m:rPr>
@@ -6941,7 +6970,7 @@
           <m:t>=</m:t>
         </m:r>
         <m:r>
-          <m:t>170.500</m:t>
+          <m:t>270.000</m:t>
         </m:r>
       </m:oMath>
       <w:r>
@@ -6997,7 +7026,7 @@
         <w:t xml:space="preserve"> </w:t>
       </w:r>
       <w:r>
-        <w:t xml:space="preserve">Ahorro = $275.000 × 38% ÷ 100 = $104.500</w:t>
+        <w:t xml:space="preserve">Ahorro = $450.000 × 40% ÷ 100 = $180.000</w:t>
       </w:r>
     </w:p>
     <w:p>
@@ -7018,19 +7047,90 @@
         <w:br/>
       </w:r>
       <w:r>
-        <w:t xml:space="preserve">Se quiere saber cuánto dinero redujo del pago una persona al conseguir un televisor que valía $210.000 y tenía un(a) descuento del 20%.</w:t>
-      </w:r>
-    </w:p>
-    <w:p>
-      <w:pPr>
-        <w:numPr>
-          <w:ilvl w:val="0"/>
-          <w:numId w:val="1000"/>
-        </w:numPr>
-      </w:pPr>
-      <w:r>
-        <w:t xml:space="preserve">¿Cuál de las siguientes operaciones permite calcular este valor?</w:t>
-      </w:r>
+        <w:t xml:space="preserve">Se quiere saber cuánto dinero ahorró una persona al obtener un computador que valía $80.000 y tenía un(a) descuento del 20%.</w:t>
+      </w:r>
+    </w:p>
+    <w:p>
+      <w:pPr>
+        <w:numPr>
+          <w:ilvl w:val="0"/>
+          <w:numId w:val="1000"/>
+        </w:numPr>
+      </w:pPr>
+      <w:r>
+        <w:t xml:space="preserve">¿Cuál de las siguientes cálculos permite calcular este valor?</w:t>
+      </w:r>
+    </w:p>
+    <w:p>
+      <w:pPr>
+        <w:numPr>
+          <w:ilvl w:val="1"/>
+          <w:numId w:val="1016"/>
+        </w:numPr>
+      </w:pPr>
+      <m:oMath>
+        <m:r>
+          <m:t>80.000</m:t>
+        </m:r>
+        <m:r>
+          <m:rPr>
+            <m:sty m:val="p"/>
+          </m:rPr>
+          <m:t>×</m:t>
+        </m:r>
+        <m:r>
+          <m:t>20</m:t>
+        </m:r>
+        <m:r>
+          <m:rPr>
+            <m:sty m:val="p"/>
+          </m:rPr>
+          <m:t>%</m:t>
+        </m:r>
+        <m:r>
+          <m:rPr>
+            <m:sty m:val="p"/>
+          </m:rPr>
+          <m:t>×</m:t>
+        </m:r>
+        <m:r>
+          <m:t>100</m:t>
+        </m:r>
+      </m:oMath>
+    </w:p>
+    <w:p>
+      <w:pPr>
+        <w:numPr>
+          <w:ilvl w:val="1"/>
+          <w:numId w:val="1016"/>
+        </w:numPr>
+      </w:pPr>
+      <m:oMath>
+        <m:f>
+          <m:fPr>
+            <m:type m:val="bar"/>
+          </m:fPr>
+          <m:num>
+            <m:r>
+              <m:t>4</m:t>
+            </m:r>
+          </m:num>
+          <m:den>
+            <m:r>
+              <m:t>5</m:t>
+            </m:r>
+          </m:den>
+        </m:f>
+        <m:r>
+          <m:rPr>
+            <m:sty m:val="p"/>
+          </m:rPr>
+          <m:t>⋅</m:t>
+        </m:r>
+        <m:r>
+          <m:t>80.000</m:t>
+        </m:r>
+      </m:oMath>
     </w:p>
     <w:p>
       <w:pPr>
@@ -7070,78 +7170,10 @@
           </m:dPr>
           <m:e>
             <m:r>
-              <m:t>210.000</m:t>
+              <m:t>80.000</m:t>
             </m:r>
           </m:e>
         </m:d>
-      </m:oMath>
-    </w:p>
-    <w:p>
-      <w:pPr>
-        <w:numPr>
-          <w:ilvl w:val="1"/>
-          <w:numId w:val="1016"/>
-        </w:numPr>
-      </w:pPr>
-      <m:oMath>
-        <m:r>
-          <m:t>210.000</m:t>
-        </m:r>
-        <m:r>
-          <m:rPr>
-            <m:sty m:val="p"/>
-          </m:rPr>
-          <m:t>×</m:t>
-        </m:r>
-        <m:r>
-          <m:t>20</m:t>
-        </m:r>
-        <m:r>
-          <m:rPr>
-            <m:sty m:val="p"/>
-          </m:rPr>
-          <m:t>%</m:t>
-        </m:r>
-        <m:r>
-          <m:rPr>
-            <m:sty m:val="p"/>
-          </m:rPr>
-          <m:t>÷</m:t>
-        </m:r>
-        <m:r>
-          <m:t>100</m:t>
-        </m:r>
-      </m:oMath>
-    </w:p>
-    <w:p>
-      <w:pPr>
-        <w:numPr>
-          <w:ilvl w:val="1"/>
-          <w:numId w:val="1016"/>
-        </w:numPr>
-      </w:pPr>
-      <m:oMath>
-        <m:r>
-          <m:t>0</m:t>
-        </m:r>
-        <m:r>
-          <m:rPr>
-            <m:sty m:val="p"/>
-          </m:rPr>
-          <m:t>,</m:t>
-        </m:r>
-        <m:r>
-          <m:t>80</m:t>
-        </m:r>
-        <m:r>
-          <m:rPr>
-            <m:sty m:val="p"/>
-          </m:rPr>
-          <m:t>⋅</m:t>
-        </m:r>
-        <m:r>
-          <m:t>210.000</m:t>
-        </m:r>
       </m:oMath>
     </w:p>
     <w:p>
@@ -7158,24 +7190,24 @@
           </m:fPr>
           <m:num>
             <m:r>
-              <m:t>210.000</m:t>
-            </m:r>
-            <m:r>
-              <m:rPr>
-                <m:sty m:val="p"/>
-              </m:rPr>
-              <m:t>×</m:t>
-            </m:r>
-            <m:r>
-              <m:t>100</m:t>
+              <m:t>20</m:t>
             </m:r>
           </m:num>
           <m:den>
             <m:r>
-              <m:t>20</m:t>
+              <m:t>100</m:t>
             </m:r>
           </m:den>
         </m:f>
+        <m:r>
+          <m:rPr>
+            <m:sty m:val="p"/>
+          </m:rPr>
+          <m:t>×</m:t>
+        </m:r>
+        <m:r>
+          <m:t>80.000</m:t>
+        </m:r>
       </m:oMath>
     </w:p>
     <w:p>
@@ -7296,7 +7328,7 @@
         </w:numPr>
       </w:pPr>
       <w:r>
-        <w:t xml:space="preserve">Para resolver este problema, debemos analizar cada uno de los procedimientos propuestos y determinar cuál permite calcular correctamente el ahorro obtenido al aplicar un descuento del 20% a un artículo que cuesta $210.000.</w:t>
+        <w:t xml:space="preserve">Para resolver este problema, debemos analizar cada uno de los procedimientos propuestos y determinar cuál permite calcular correctamente el ahorro obtenido al aplicar un descuento del 20% a un artículo que cuesta $80.000.</w:t>
       </w:r>
     </w:p>
     <w:p>
@@ -7321,7 +7353,7 @@
         </w:numPr>
       </w:pPr>
       <w:r>
-        <w:t xml:space="preserve">Precio original: $210.000</w:t>
+        <w:t xml:space="preserve">Precio original: $80.000</w:t>
       </w:r>
     </w:p>
     <w:p>
@@ -7343,7 +7375,7 @@
         </w:numPr>
       </w:pPr>
       <w:r>
-        <w:t xml:space="preserve">Valor del descuento (ahorro): $42.000 (calculado como 20% de $210.000)</w:t>
+        <w:t xml:space="preserve">Valor del descuento (ahorro): $16.000 (calculado como 20% de $80.000)</w:t>
       </w:r>
     </w:p>
     <w:p>
@@ -7368,7 +7400,7 @@
           <w:numId w:val="1000"/>
         </w:numPr>
       </w:pPr>
-      <w:bookmarkStart w:id="119" w:name="opciuxf3n-frac51-cdot-210.000"/>
+      <w:bookmarkStart w:id="119" w:name="opciuxf3n-frac51-cdot-80.000"/>
       <w:r>
         <w:t xml:space="preserve">* Opción:</w:t>
       </w:r>
@@ -7406,7 +7438,7 @@
           </m:dPr>
           <m:e>
             <m:r>
-              <m:t>210.000</m:t>
+              <m:t>80.000</m:t>
             </m:r>
           </m:e>
         </m:d>
@@ -7495,7 +7527,7 @@
           <m:t>×</m:t>
         </m:r>
         <m:r>
-          <m:t>210.000</m:t>
+          <m:t>80.000</m:t>
         </m:r>
         <m:r>
           <m:rPr>
@@ -7504,10 +7536,7 @@
           <m:t>=</m:t>
         </m:r>
         <m:r>
-          <m:t>1.050</m:t>
-        </m:r>
-        <m:r>
-          <m:t>.000</m:t>
+          <m:t>400.000</m:t>
         </m:r>
       </m:oMath>
       <w:r>
@@ -7518,7 +7547,7 @@
       </w:r>
       <m:oMath>
         <m:r>
-          <m:t>42.000</m:t>
+          <m:t>16.000</m:t>
         </m:r>
       </m:oMath>
       <w:r>
@@ -7543,7 +7572,7 @@
           <w:numId w:val="1000"/>
         </w:numPr>
       </w:pPr>
-      <w:bookmarkStart w:id="120" w:name="opciuxf3n-210.000-times-20-div-100"/>
+      <w:bookmarkStart w:id="120" w:name="opciuxf3n-80.000-times-20-times-100"/>
       <w:r>
         <w:t xml:space="preserve">* Opción:</w:t>
       </w:r>
@@ -7552,7 +7581,7 @@
       </w:r>
       <m:oMath>
         <m:r>
-          <m:t>210.000</m:t>
+          <m:t>80.000</m:t>
         </m:r>
         <m:r>
           <m:rPr>
@@ -7573,7 +7602,7 @@
           <m:rPr>
             <m:sty m:val="p"/>
           </m:rPr>
-          <m:t>÷</m:t>
+          <m:t>×</m:t>
         </m:r>
         <m:r>
           <m:t>100</m:t>
@@ -7589,14 +7618,14 @@
         </w:numPr>
       </w:pPr>
       <w:r>
-        <w:t xml:space="preserve">Esta opción representa el cálculo directo del porcentaje de descuento sobre el precio original. Al multiplicar el precio por el porcentaje y dividir por 100, obtenemos el valor del descuento:</w:t>
-      </w:r>
-      <w:r>
-        <w:t xml:space="preserve"> </w:t>
-      </w:r>
-      <m:oMath>
-        <m:r>
-          <m:t>210.000</m:t>
+        <w:t xml:space="preserve">Esta opción contiene un error común: multiplicar por 100 en lugar de dividir por 100. La operación correcta sería dividir por 100, pero aquí se multiplica por 100:</w:t>
+      </w:r>
+      <w:r>
+        <w:t xml:space="preserve"> </w:t>
+      </w:r>
+      <m:oMath>
+        <m:r>
+          <m:t>80.000</m:t>
         </m:r>
         <m:r>
           <m:rPr>
@@ -7617,7 +7646,7 @@
           <m:rPr>
             <m:sty m:val="p"/>
           </m:rPr>
-          <m:t>÷</m:t>
+          <m:t>×</m:t>
         </m:r>
         <m:r>
           <m:t>100</m:t>
@@ -7629,7 +7658,126 @@
           <m:t>=</m:t>
         </m:r>
         <m:r>
-          <m:t>42.000</m:t>
+          <m:t>160.000</m:t>
+        </m:r>
+        <m:r>
+          <m:t>.000</m:t>
+        </m:r>
+      </m:oMath>
+      <w:r>
+        <w:t xml:space="preserve">. Este resultado es 10,000 veces mayor que el ahorro real de</w:t>
+      </w:r>
+      <w:r>
+        <w:t xml:space="preserve"> </w:t>
+      </w:r>
+      <m:oMath>
+        <m:r>
+          <m:t>16.000</m:t>
+        </m:r>
+      </m:oMath>
+      <w:r>
+        <w:t xml:space="preserve">.</w:t>
+      </w:r>
+      <w:r>
+        <w:t xml:space="preserve"> </w:t>
+      </w:r>
+      <w:r>
+        <w:rPr>
+          <w:b/>
+          <w:bCs/>
+        </w:rPr>
+        <w:t xml:space="preserve">Este procedimiento NO permite calcular correctamente el ahorro.</w:t>
+      </w:r>
+    </w:p>
+    <w:p>
+      <w:pPr>
+        <w:pStyle w:val="Heading4"/>
+        <w:numPr>
+          <w:ilvl w:val="0"/>
+          <w:numId w:val="1000"/>
+        </w:numPr>
+      </w:pPr>
+      <w:bookmarkStart w:id="121" w:name="opciuxf3n-frac20100-times-80.000"/>
+      <w:r>
+        <w:t xml:space="preserve">* Opción:</w:t>
+      </w:r>
+      <w:r>
+        <w:t xml:space="preserve"> </w:t>
+      </w:r>
+      <m:oMath>
+        <m:f>
+          <m:fPr>
+            <m:type m:val="bar"/>
+          </m:fPr>
+          <m:num>
+            <m:r>
+              <m:t>20</m:t>
+            </m:r>
+          </m:num>
+          <m:den>
+            <m:r>
+              <m:t>100</m:t>
+            </m:r>
+          </m:den>
+        </m:f>
+        <m:r>
+          <m:rPr>
+            <m:sty m:val="p"/>
+          </m:rPr>
+          <m:t>×</m:t>
+        </m:r>
+        <m:r>
+          <m:t>80.000</m:t>
+        </m:r>
+      </m:oMath>
+      <w:bookmarkEnd w:id="121"/>
+    </w:p>
+    <w:p>
+      <w:pPr>
+        <w:numPr>
+          <w:ilvl w:val="0"/>
+          <w:numId w:val="1000"/>
+        </w:numPr>
+      </w:pPr>
+      <w:r>
+        <w:t xml:space="preserve">Esta opción representa la fórmula estándar para calcular un porcentaje del precio original:</w:t>
+      </w:r>
+      <w:r>
+        <w:t xml:space="preserve"> </w:t>
+      </w:r>
+      <m:oMath>
+        <m:f>
+          <m:fPr>
+            <m:type m:val="bar"/>
+          </m:fPr>
+          <m:num>
+            <m:r>
+              <m:t>20</m:t>
+            </m:r>
+          </m:num>
+          <m:den>
+            <m:r>
+              <m:t>100</m:t>
+            </m:r>
+          </m:den>
+        </m:f>
+        <m:r>
+          <m:rPr>
+            <m:sty m:val="p"/>
+          </m:rPr>
+          <m:t>×</m:t>
+        </m:r>
+        <m:r>
+          <m:t>80.000</m:t>
+        </m:r>
+        <m:r>
+          <m:rPr>
+            <m:sty m:val="p"/>
+          </m:rPr>
+          <m:t>=</m:t>
+        </m:r>
+        <m:r>
+          <m:t>16.000</m:t>
         </m:r>
       </m:oMath>
       <w:r>
@@ -7654,7 +7802,7 @@
           <w:numId w:val="1000"/>
         </w:numPr>
       </w:pPr>
-      <w:bookmarkStart w:id="121" w:name="opciuxf3n-frac210.000-times-10020"/>
+      <w:bookmarkStart w:id="122" w:name="opciuxf3n-frac45-cdot-80.000"/>
       <w:r>
         <w:t xml:space="preserve">* Opción:</w:t>
       </w:r>
@@ -7668,165 +7816,15 @@
           </m:fPr>
           <m:num>
             <m:r>
-              <m:t>210.000</m:t>
-            </m:r>
-            <m:r>
-              <m:rPr>
-                <m:sty m:val="p"/>
-              </m:rPr>
-              <m:t>×</m:t>
-            </m:r>
-            <m:r>
-              <m:t>100</m:t>
+              <m:t>4</m:t>
             </m:r>
           </m:num>
           <m:den>
             <m:r>
-              <m:t>20</m:t>
+              <m:t>5</m:t>
             </m:r>
           </m:den>
         </m:f>
-      </m:oMath>
-      <w:bookmarkEnd w:id="121"/>
-    </w:p>
-    <w:p>
-      <w:pPr>
-        <w:numPr>
-          <w:ilvl w:val="0"/>
-          <w:numId w:val="1000"/>
-        </w:numPr>
-      </w:pPr>
-      <w:r>
-        <w:t xml:space="preserve">Esta opción contiene un error en la fórmula: se divide el producto del precio por 100 entre el porcentaje, en lugar de multiplicar el precio por el porcentaje y dividir por 100. La fórmula correcta sería</w:t>
-      </w:r>
-      <w:r>
-        <w:t xml:space="preserve"> </w:t>
-      </w:r>
-      <m:oMath>
-        <m:f>
-          <m:fPr>
-            <m:type m:val="bar"/>
-          </m:fPr>
-          <m:num>
-            <m:r>
-              <m:t>210.000</m:t>
-            </m:r>
-            <m:r>
-              <m:rPr>
-                <m:sty m:val="p"/>
-              </m:rPr>
-              <m:t>×</m:t>
-            </m:r>
-            <m:r>
-              <m:t>20</m:t>
-            </m:r>
-          </m:num>
-          <m:den>
-            <m:r>
-              <m:t>100</m:t>
-            </m:r>
-          </m:den>
-        </m:f>
-      </m:oMath>
-      <w:r>
-        <w:t xml:space="preserve">, pero aquí se usa</w:t>
-      </w:r>
-      <w:r>
-        <w:t xml:space="preserve"> </w:t>
-      </w:r>
-      <m:oMath>
-        <m:f>
-          <m:fPr>
-            <m:type m:val="bar"/>
-          </m:fPr>
-          <m:num>
-            <m:r>
-              <m:t>210.000</m:t>
-            </m:r>
-            <m:r>
-              <m:rPr>
-                <m:sty m:val="p"/>
-              </m:rPr>
-              <m:t>×</m:t>
-            </m:r>
-            <m:r>
-              <m:t>100</m:t>
-            </m:r>
-          </m:num>
-          <m:den>
-            <m:r>
-              <m:t>20</m:t>
-            </m:r>
-          </m:den>
-        </m:f>
-      </m:oMath>
-      <w:r>
-        <w:t xml:space="preserve">. Este cálculo da como resultado</w:t>
-      </w:r>
-      <w:r>
-        <w:t xml:space="preserve"> </w:t>
-      </w:r>
-      <m:oMath>
-        <m:r>
-          <m:t>1.050</m:t>
-        </m:r>
-        <m:r>
-          <m:t>.000</m:t>
-        </m:r>
-      </m:oMath>
-      <w:r>
-        <w:t xml:space="preserve">, que no corresponde al ahorro de</w:t>
-      </w:r>
-      <w:r>
-        <w:t xml:space="preserve"> </w:t>
-      </w:r>
-      <m:oMath>
-        <m:r>
-          <m:t>42.000</m:t>
-        </m:r>
-      </m:oMath>
-      <w:r>
-        <w:t xml:space="preserve">.</w:t>
-      </w:r>
-      <w:r>
-        <w:t xml:space="preserve"> </w:t>
-      </w:r>
-      <w:r>
-        <w:rPr>
-          <w:b/>
-          <w:bCs/>
-        </w:rPr>
-        <w:t xml:space="preserve">Este procedimiento NO permite calcular correctamente el ahorro.</w:t>
-      </w:r>
-    </w:p>
-    <w:p>
-      <w:pPr>
-        <w:pStyle w:val="Heading4"/>
-        <w:numPr>
-          <w:ilvl w:val="0"/>
-          <w:numId w:val="1000"/>
-        </w:numPr>
-      </w:pPr>
-      <w:bookmarkStart w:id="122" w:name="opciuxf3n-080-cdot-210.000"/>
-      <w:r>
-        <w:t xml:space="preserve">* Opción:</w:t>
-      </w:r>
-      <w:r>
-        <w:t xml:space="preserve"> </w:t>
-      </w:r>
-      <m:oMath>
-        <m:r>
-          <m:t>0</m:t>
-        </m:r>
-        <m:r>
-          <m:rPr>
-            <m:sty m:val="p"/>
-          </m:rPr>
-          <m:t>,</m:t>
-        </m:r>
-        <m:r>
-          <m:t>80</m:t>
-        </m:r>
         <m:r>
           <m:rPr>
             <m:sty m:val="p"/>
@@ -7834,7 +7832,7 @@
           <m:t>⋅</m:t>
         </m:r>
         <m:r>
-          <m:t>210.000</m:t>
+          <m:t>80.000</m:t>
         </m:r>
       </m:oMath>
       <w:bookmarkEnd w:id="122"/>
@@ -7934,7 +7932,7 @@
           <m:t>×</m:t>
         </m:r>
         <m:r>
-          <m:t>210.000</m:t>
+          <m:t>80.000</m:t>
         </m:r>
         <m:r>
           <m:rPr>
@@ -7943,7 +7941,7 @@
           <m:t>=</m:t>
         </m:r>
         <m:r>
-          <m:t>168.000</m:t>
+          <m:t>64.000</m:t>
         </m:r>
       </m:oMath>
       <w:r>
@@ -7999,7 +7997,7 @@
         <w:t xml:space="preserve"> </w:t>
       </w:r>
       <w:r>
-        <w:t xml:space="preserve">Ahorro = $210.000 × 20% ÷ 100 = $42.000</w:t>
+        <w:t xml:space="preserve">Ahorro = $80.000 × 20% ÷ 100 = $16.000</w:t>
       </w:r>
     </w:p>
     <w:p>
@@ -8020,18 +8018,18 @@
         <w:br/>
       </w:r>
       <w:r>
-        <w:t xml:space="preserve">Se quiere saber cuánto dinero redujo del pago una persona al adquirir un celular que costaba $95.000 y tenía un(a) descuento del 15%.</w:t>
-      </w:r>
-    </w:p>
-    <w:p>
-      <w:pPr>
-        <w:numPr>
-          <w:ilvl w:val="0"/>
-          <w:numId w:val="1000"/>
-        </w:numPr>
-      </w:pPr>
-      <w:r>
-        <w:t xml:space="preserve">¿Cuál de las siguientes cálculos permite calcular este valor?</w:t>
+        <w:t xml:space="preserve">Se quiere saber cuánto dinero ahorró una persona al adquirir unos zapatos que tenía un precio de $325.000 y tenía un(a) rebaja del 22%.</w:t>
+      </w:r>
+    </w:p>
+    <w:p>
+      <w:pPr>
+        <w:numPr>
+          <w:ilvl w:val="0"/>
+          <w:numId w:val="1000"/>
+        </w:numPr>
+      </w:pPr>
+      <w:r>
+        <w:t xml:space="preserve">¿Cuál de las siguientes procedimientos permite calcular este valor?</w:t>
       </w:r>
     </w:p>
     <w:p>
@@ -8048,12 +8046,46 @@
           </m:fPr>
           <m:num>
             <m:r>
-              <m:t>20</m:t>
+              <m:t>325.000</m:t>
+            </m:r>
+            <m:r>
+              <m:rPr>
+                <m:sty m:val="p"/>
+              </m:rPr>
+              <m:t>×</m:t>
+            </m:r>
+            <m:r>
+              <m:t>22</m:t>
             </m:r>
           </m:num>
           <m:den>
             <m:r>
-              <m:t>3</m:t>
+              <m:t>100</m:t>
+            </m:r>
+          </m:den>
+        </m:f>
+      </m:oMath>
+    </w:p>
+    <w:p>
+      <w:pPr>
+        <w:numPr>
+          <w:ilvl w:val="1"/>
+          <w:numId w:val="1018"/>
+        </w:numPr>
+      </w:pPr>
+      <m:oMath>
+        <m:f>
+          <m:fPr>
+            <m:type m:val="bar"/>
+          </m:fPr>
+          <m:num>
+            <m:r>
+              <m:t>50</m:t>
+            </m:r>
+          </m:num>
+          <m:den>
+            <m:r>
+              <m:t>11</m:t>
             </m:r>
           </m:den>
         </m:f>
@@ -8072,7 +8104,7 @@
           </m:dPr>
           <m:e>
             <m:r>
-              <m:t>95.000</m:t>
+              <m:t>325.000</m:t>
             </m:r>
           </m:e>
         </m:d>
@@ -8087,7 +8119,7 @@
       </w:pPr>
       <m:oMath>
         <m:r>
-          <m:t>95.000</m:t>
+          <m:t>325.000</m:t>
         </m:r>
         <m:r>
           <m:rPr>
@@ -8096,7 +8128,7 @@
           <m:t>×</m:t>
         </m:r>
         <m:r>
-          <m:t>15</m:t>
+          <m:t>22</m:t>
         </m:r>
         <m:r>
           <m:rPr>
@@ -8108,7 +8140,7 @@
           <m:rPr>
             <m:sty m:val="p"/>
           </m:rPr>
-          <m:t>÷</m:t>
+          <m:t>×</m:t>
         </m:r>
         <m:r>
           <m:t>100</m:t>
@@ -8129,49 +8161,15 @@
           </m:fPr>
           <m:num>
             <m:r>
-              <m:t>95.000</m:t>
-            </m:r>
-            <m:r>
-              <m:rPr>
-                <m:sty m:val="p"/>
-              </m:rPr>
-              <m:t>×</m:t>
-            </m:r>
-            <m:r>
-              <m:t>100</m:t>
+              <m:t>39</m:t>
             </m:r>
           </m:num>
           <m:den>
             <m:r>
-              <m:t>15</m:t>
+              <m:t>50</m:t>
             </m:r>
           </m:den>
         </m:f>
-      </m:oMath>
-    </w:p>
-    <w:p>
-      <w:pPr>
-        <w:numPr>
-          <w:ilvl w:val="1"/>
-          <w:numId w:val="1018"/>
-        </w:numPr>
-      </w:pPr>
-      <m:oMath>
-        <m:f>
-          <m:fPr>
-            <m:type m:val="bar"/>
-          </m:fPr>
-          <m:num>
-            <m:r>
-              <m:t>17</m:t>
-            </m:r>
-          </m:num>
-          <m:den>
-            <m:r>
-              <m:t>20</m:t>
-            </m:r>
-          </m:den>
-        </m:f>
         <m:r>
           <m:rPr>
             <m:sty m:val="p"/>
@@ -8179,7 +8177,7 @@
           <m:t>⋅</m:t>
         </m:r>
         <m:r>
-          <m:t>95.000</m:t>
+          <m:t>325.000</m:t>
         </m:r>
       </m:oMath>
     </w:p>
@@ -8301,7 +8299,7 @@
         </w:numPr>
       </w:pPr>
       <w:r>
-        <w:t xml:space="preserve">Para resolver este problema, debemos analizar cada uno de los procedimientos propuestos y determinar cuál permite calcular correctamente el ahorro obtenido al aplicar un descuento del 15% a un artículo que cuesta $95.000.</w:t>
+        <w:t xml:space="preserve">Para resolver este problema, debemos analizar cada uno de los procedimientos propuestos y determinar cuál permite calcular correctamente el ahorro obtenido al aplicar un descuento del 22% a un artículo que cuesta $325.000.</w:t>
       </w:r>
     </w:p>
     <w:p>
@@ -8326,7 +8324,7 @@
         </w:numPr>
       </w:pPr>
       <w:r>
-        <w:t xml:space="preserve">Precio original: $95.000</w:t>
+        <w:t xml:space="preserve">Precio original: $325.000</w:t>
       </w:r>
     </w:p>
     <w:p>
@@ -8337,7 +8335,7 @@
         </w:numPr>
       </w:pPr>
       <w:r>
-        <w:t xml:space="preserve">Porcentaje de descuento: 15%</w:t>
+        <w:t xml:space="preserve">Porcentaje de descuento: 22%</w:t>
       </w:r>
     </w:p>
     <w:p>
@@ -8348,7 +8346,7 @@
         </w:numPr>
       </w:pPr>
       <w:r>
-        <w:t xml:space="preserve">Valor del descuento (ahorro): $14.250 (calculado como 15% de $95.000)</w:t>
+        <w:t xml:space="preserve">Valor del descuento (ahorro): $71.500 (calculado como 22% de $325.000)</w:t>
       </w:r>
     </w:p>
     <w:p>
@@ -8373,7 +8371,7 @@
           <w:numId w:val="1000"/>
         </w:numPr>
       </w:pPr>
-      <w:bookmarkStart w:id="132" w:name="opciuxf3n-frac203-cdot-95.000"/>
+      <w:bookmarkStart w:id="132" w:name="opciuxf3n-frac5011-cdot-325.000"/>
       <w:r>
         <w:t xml:space="preserve">* Opción:</w:t>
       </w:r>
@@ -8387,12 +8385,12 @@
           </m:fPr>
           <m:num>
             <m:r>
-              <m:t>20</m:t>
+              <m:t>50</m:t>
             </m:r>
           </m:num>
           <m:den>
             <m:r>
-              <m:t>3</m:t>
+              <m:t>11</m:t>
             </m:r>
           </m:den>
         </m:f>
@@ -8411,7 +8409,7 @@
           </m:dPr>
           <m:e>
             <m:r>
-              <m:t>95.000</m:t>
+              <m:t>325.000</m:t>
             </m:r>
           </m:e>
         </m:d>
@@ -8426,7 +8424,7 @@
         </w:numPr>
       </w:pPr>
       <w:r>
-        <w:t xml:space="preserve">Esta opción utiliza una fracción invertida, lo que produce un resultado incorrecto. La fracción correcta para 15% sería</w:t>
+        <w:t xml:space="preserve">Esta opción utiliza una fracción invertida, lo que produce un resultado incorrecto. La fracción correcta para 22% sería</w:t>
       </w:r>
       <w:r>
         <w:t xml:space="preserve"> </w:t>
@@ -8438,12 +8436,12 @@
           </m:fPr>
           <m:num>
             <m:r>
-              <m:t>3</m:t>
+              <m:t>11</m:t>
             </m:r>
           </m:num>
           <m:den>
             <m:r>
-              <m:t>20</m:t>
+              <m:t>50</m:t>
             </m:r>
           </m:den>
         </m:f>
@@ -8461,12 +8459,12 @@
           </m:fPr>
           <m:num>
             <m:r>
-              <m:t>20</m:t>
+              <m:t>50</m:t>
             </m:r>
           </m:num>
           <m:den>
             <m:r>
-              <m:t>3</m:t>
+              <m:t>11</m:t>
             </m:r>
           </m:den>
         </m:f>
@@ -8484,12 +8482,12 @@
           </m:fPr>
           <m:num>
             <m:r>
-              <m:t>20</m:t>
+              <m:t>50</m:t>
             </m:r>
           </m:num>
           <m:den>
             <m:r>
-              <m:t>3</m:t>
+              <m:t>11</m:t>
             </m:r>
           </m:den>
         </m:f>
@@ -8500,7 +8498,7 @@
           <m:t>×</m:t>
         </m:r>
         <m:r>
-          <m:t>95.000</m:t>
+          <m:t>325.000</m:t>
         </m:r>
         <m:r>
           <m:rPr>
@@ -8509,16 +8507,10 @@
           <m:t>=</m:t>
         </m:r>
         <m:r>
-          <m:t>633.333</m:t>
-        </m:r>
-        <m:r>
-          <m:rPr>
-            <m:sty m:val="p"/>
-          </m:rPr>
-          <m:t>,</m:t>
-        </m:r>
-        <m:r>
-          <m:t>3</m:t>
+          <m:t>1.477</m:t>
+        </m:r>
+        <m:r>
+          <m:t>.273</m:t>
         </m:r>
       </m:oMath>
       <w:r>
@@ -8529,7 +8521,7 @@
       </w:r>
       <m:oMath>
         <m:r>
-          <m:t>14.250</m:t>
+          <m:t>71.500</m:t>
         </m:r>
       </m:oMath>
       <w:r>
@@ -8554,7 +8546,7 @@
           <w:numId w:val="1000"/>
         </w:numPr>
       </w:pPr>
-      <w:bookmarkStart w:id="133" w:name="opciuxf3n-95.000-times-15-div-100"/>
+      <w:bookmarkStart w:id="133" w:name="opciuxf3n-325.000-times-22-times-100"/>
       <w:r>
         <w:t xml:space="preserve">* Opción:</w:t>
       </w:r>
@@ -8563,7 +8555,7 @@
       </w:r>
       <m:oMath>
         <m:r>
-          <m:t>95.000</m:t>
+          <m:t>325.000</m:t>
         </m:r>
         <m:r>
           <m:rPr>
@@ -8572,7 +8564,7 @@
           <m:t>×</m:t>
         </m:r>
         <m:r>
-          <m:t>15</m:t>
+          <m:t>22</m:t>
         </m:r>
         <m:r>
           <m:rPr>
@@ -8584,7 +8576,7 @@
           <m:rPr>
             <m:sty m:val="p"/>
           </m:rPr>
-          <m:t>÷</m:t>
+          <m:t>×</m:t>
         </m:r>
         <m:r>
           <m:t>100</m:t>
@@ -8600,14 +8592,14 @@
         </w:numPr>
       </w:pPr>
       <w:r>
-        <w:t xml:space="preserve">Esta opción representa el cálculo directo del porcentaje de descuento sobre el precio original. Al multiplicar el precio por el porcentaje y dividir por 100, obtenemos el valor del descuento:</w:t>
-      </w:r>
-      <w:r>
-        <w:t xml:space="preserve"> </w:t>
-      </w:r>
-      <m:oMath>
-        <m:r>
-          <m:t>95.000</m:t>
+        <w:t xml:space="preserve">Esta opción contiene un error común: multiplicar por 100 en lugar de dividir por 100. La operación correcta sería dividir por 100, pero aquí se multiplica por 100:</w:t>
+      </w:r>
+      <w:r>
+        <w:t xml:space="preserve"> </w:t>
+      </w:r>
+      <m:oMath>
+        <m:r>
+          <m:t>325.000</m:t>
         </m:r>
         <m:r>
           <m:rPr>
@@ -8616,7 +8608,7 @@
           <m:t>×</m:t>
         </m:r>
         <m:r>
-          <m:t>15</m:t>
+          <m:t>22</m:t>
         </m:r>
         <m:r>
           <m:rPr>
@@ -8628,7 +8620,7 @@
           <m:rPr>
             <m:sty m:val="p"/>
           </m:rPr>
-          <m:t>÷</m:t>
+          <m:t>×</m:t>
         </m:r>
         <m:r>
           <m:t>100</m:t>
@@ -8640,7 +8632,126 @@
           <m:t>=</m:t>
         </m:r>
         <m:r>
-          <m:t>14.250</m:t>
+          <m:t>715.000</m:t>
+        </m:r>
+        <m:r>
+          <m:t>.000</m:t>
+        </m:r>
+      </m:oMath>
+      <w:r>
+        <w:t xml:space="preserve">. Este resultado es 10,000 veces mayor que el ahorro real de</w:t>
+      </w:r>
+      <w:r>
+        <w:t xml:space="preserve"> </w:t>
+      </w:r>
+      <m:oMath>
+        <m:r>
+          <m:t>71.500</m:t>
+        </m:r>
+      </m:oMath>
+      <w:r>
+        <w:t xml:space="preserve">.</w:t>
+      </w:r>
+      <w:r>
+        <w:t xml:space="preserve"> </w:t>
+      </w:r>
+      <w:r>
+        <w:rPr>
+          <w:b/>
+          <w:bCs/>
+        </w:rPr>
+        <w:t xml:space="preserve">Este procedimiento NO permite calcular correctamente el ahorro.</w:t>
+      </w:r>
+    </w:p>
+    <w:p>
+      <w:pPr>
+        <w:pStyle w:val="Heading4"/>
+        <w:numPr>
+          <w:ilvl w:val="0"/>
+          <w:numId w:val="1000"/>
+        </w:numPr>
+      </w:pPr>
+      <w:bookmarkStart w:id="134" w:name="opciuxf3n-frac325.000-times-22100"/>
+      <w:r>
+        <w:t xml:space="preserve">* Opción:</w:t>
+      </w:r>
+      <w:r>
+        <w:t xml:space="preserve"> </w:t>
+      </w:r>
+      <m:oMath>
+        <m:f>
+          <m:fPr>
+            <m:type m:val="bar"/>
+          </m:fPr>
+          <m:num>
+            <m:r>
+              <m:t>325.000</m:t>
+            </m:r>
+            <m:r>
+              <m:rPr>
+                <m:sty m:val="p"/>
+              </m:rPr>
+              <m:t>×</m:t>
+            </m:r>
+            <m:r>
+              <m:t>22</m:t>
+            </m:r>
+          </m:num>
+          <m:den>
+            <m:r>
+              <m:t>100</m:t>
+            </m:r>
+          </m:den>
+        </m:f>
+      </m:oMath>
+      <w:bookmarkEnd w:id="134"/>
+    </w:p>
+    <w:p>
+      <w:pPr>
+        <w:numPr>
+          <w:ilvl w:val="0"/>
+          <w:numId w:val="1000"/>
+        </w:numPr>
+      </w:pPr>
+      <w:r>
+        <w:t xml:space="preserve">Esta opción representa la fórmula estándar para calcular un porcentaje del precio original:</w:t>
+      </w:r>
+      <w:r>
+        <w:t xml:space="preserve"> </w:t>
+      </w:r>
+      <m:oMath>
+        <m:f>
+          <m:fPr>
+            <m:type m:val="bar"/>
+          </m:fPr>
+          <m:num>
+            <m:r>
+              <m:t>325.000</m:t>
+            </m:r>
+            <m:r>
+              <m:rPr>
+                <m:sty m:val="p"/>
+              </m:rPr>
+              <m:t>×</m:t>
+            </m:r>
+            <m:r>
+              <m:t>22</m:t>
+            </m:r>
+          </m:num>
+          <m:den>
+            <m:r>
+              <m:t>100</m:t>
+            </m:r>
+          </m:den>
+        </m:f>
+        <m:r>
+          <m:rPr>
+            <m:sty m:val="p"/>
+          </m:rPr>
+          <m:t>=</m:t>
+        </m:r>
+        <m:r>
+          <m:t>71.500</m:t>
         </m:r>
       </m:oMath>
       <w:r>
@@ -8665,7 +8776,7 @@
           <w:numId w:val="1000"/>
         </w:numPr>
       </w:pPr>
-      <w:bookmarkStart w:id="134" w:name="opciuxf3n-frac95.000-times-10015"/>
+      <w:bookmarkStart w:id="135" w:name="opciuxf3n-frac3950-cdot-325.000"/>
       <w:r>
         <w:t xml:space="preserve">* Opción:</w:t>
       </w:r>
@@ -8679,107 +8790,43 @@
           </m:fPr>
           <m:num>
             <m:r>
-              <m:t>95.000</m:t>
-            </m:r>
-            <m:r>
-              <m:rPr>
-                <m:sty m:val="p"/>
-              </m:rPr>
-              <m:t>×</m:t>
-            </m:r>
-            <m:r>
-              <m:t>100</m:t>
+              <m:t>39</m:t>
             </m:r>
           </m:num>
           <m:den>
             <m:r>
-              <m:t>15</m:t>
+              <m:t>50</m:t>
             </m:r>
           </m:den>
         </m:f>
-      </m:oMath>
-      <w:bookmarkEnd w:id="134"/>
-    </w:p>
-    <w:p>
-      <w:pPr>
-        <w:numPr>
-          <w:ilvl w:val="0"/>
-          <w:numId w:val="1000"/>
-        </w:numPr>
-      </w:pPr>
-      <w:r>
-        <w:t xml:space="preserve">Esta opción contiene un error en la fórmula: se divide el producto del precio por 100 entre el porcentaje, en lugar de multiplicar el precio por el porcentaje y dividir por 100. La fórmula correcta sería</w:t>
-      </w:r>
-      <w:r>
-        <w:t xml:space="preserve"> </w:t>
-      </w:r>
-      <m:oMath>
-        <m:f>
-          <m:fPr>
-            <m:type m:val="bar"/>
-          </m:fPr>
-          <m:num>
-            <m:r>
-              <m:t>95.000</m:t>
-            </m:r>
-            <m:r>
-              <m:rPr>
-                <m:sty m:val="p"/>
-              </m:rPr>
-              <m:t>×</m:t>
-            </m:r>
-            <m:r>
-              <m:t>15</m:t>
-            </m:r>
-          </m:num>
-          <m:den>
-            <m:r>
-              <m:t>100</m:t>
-            </m:r>
-          </m:den>
-        </m:f>
-      </m:oMath>
-      <w:r>
-        <w:t xml:space="preserve">, pero aquí se usa</w:t>
-      </w:r>
-      <w:r>
-        <w:t xml:space="preserve"> </w:t>
-      </w:r>
-      <m:oMath>
-        <m:f>
-          <m:fPr>
-            <m:type m:val="bar"/>
-          </m:fPr>
-          <m:num>
-            <m:r>
-              <m:t>95.000</m:t>
-            </m:r>
-            <m:r>
-              <m:rPr>
-                <m:sty m:val="p"/>
-              </m:rPr>
-              <m:t>×</m:t>
-            </m:r>
-            <m:r>
-              <m:t>100</m:t>
-            </m:r>
-          </m:num>
-          <m:den>
-            <m:r>
-              <m:t>15</m:t>
-            </m:r>
-          </m:den>
-        </m:f>
-      </m:oMath>
-      <w:r>
-        <w:t xml:space="preserve">. Este cálculo da como resultado</w:t>
-      </w:r>
-      <w:r>
-        <w:t xml:space="preserve"> </w:t>
-      </w:r>
-      <m:oMath>
-        <m:r>
-          <m:t>633.333</m:t>
+        <m:r>
+          <m:rPr>
+            <m:sty m:val="p"/>
+          </m:rPr>
+          <m:t>⋅</m:t>
+        </m:r>
+        <m:r>
+          <m:t>325.000</m:t>
+        </m:r>
+      </m:oMath>
+      <w:bookmarkEnd w:id="135"/>
+    </w:p>
+    <w:p>
+      <w:pPr>
+        <w:numPr>
+          <w:ilvl w:val="0"/>
+          <w:numId w:val="1000"/>
+        </w:numPr>
+      </w:pPr>
+      <w:r>
+        <w:t xml:space="preserve">Esta opción representa el factor para calcular el precio final (después del descuento) multiplicado por el precio original.</w:t>
+      </w:r>
+      <w:r>
+        <w:t xml:space="preserve"> </w:t>
+      </w:r>
+      <m:oMath>
+        <m:r>
+          <m:t>0</m:t>
         </m:r>
         <m:r>
           <m:rPr>
@@ -8788,102 +8835,7 @@
           <m:t>,</m:t>
         </m:r>
         <m:r>
-          <m:t>3</m:t>
-        </m:r>
-      </m:oMath>
-      <w:r>
-        <w:t xml:space="preserve">, que no corresponde al ahorro de</w:t>
-      </w:r>
-      <w:r>
-        <w:t xml:space="preserve"> </w:t>
-      </w:r>
-      <m:oMath>
-        <m:r>
-          <m:t>14.250</m:t>
-        </m:r>
-      </m:oMath>
-      <w:r>
-        <w:t xml:space="preserve">.</w:t>
-      </w:r>
-      <w:r>
-        <w:t xml:space="preserve"> </w:t>
-      </w:r>
-      <w:r>
-        <w:rPr>
-          <w:b/>
-          <w:bCs/>
-        </w:rPr>
-        <w:t xml:space="preserve">Este procedimiento NO permite calcular correctamente el ahorro.</w:t>
-      </w:r>
-    </w:p>
-    <w:p>
-      <w:pPr>
-        <w:pStyle w:val="Heading4"/>
-        <w:numPr>
-          <w:ilvl w:val="0"/>
-          <w:numId w:val="1000"/>
-        </w:numPr>
-      </w:pPr>
-      <w:bookmarkStart w:id="135" w:name="opciuxf3n-frac1720-cdot-95.000"/>
-      <w:r>
-        <w:t xml:space="preserve">* Opción:</w:t>
-      </w:r>
-      <w:r>
-        <w:t xml:space="preserve"> </w:t>
-      </w:r>
-      <m:oMath>
-        <m:f>
-          <m:fPr>
-            <m:type m:val="bar"/>
-          </m:fPr>
-          <m:num>
-            <m:r>
-              <m:t>17</m:t>
-            </m:r>
-          </m:num>
-          <m:den>
-            <m:r>
-              <m:t>20</m:t>
-            </m:r>
-          </m:den>
-        </m:f>
-        <m:r>
-          <m:rPr>
-            <m:sty m:val="p"/>
-          </m:rPr>
-          <m:t>⋅</m:t>
-        </m:r>
-        <m:r>
-          <m:t>95.000</m:t>
-        </m:r>
-      </m:oMath>
-      <w:bookmarkEnd w:id="135"/>
-    </w:p>
-    <w:p>
-      <w:pPr>
-        <w:numPr>
-          <w:ilvl w:val="0"/>
-          <w:numId w:val="1000"/>
-        </w:numPr>
-      </w:pPr>
-      <w:r>
-        <w:t xml:space="preserve">Esta opción representa el factor para calcular el precio final (después del descuento) multiplicado por el precio original.</w:t>
-      </w:r>
-      <w:r>
-        <w:t xml:space="preserve"> </w:t>
-      </w:r>
-      <m:oMath>
-        <m:r>
-          <m:t>0</m:t>
-        </m:r>
-        <m:r>
-          <m:rPr>
-            <m:sty m:val="p"/>
-          </m:rPr>
-          <m:t>,</m:t>
-        </m:r>
-        <m:r>
-          <m:t>85</m:t>
+          <m:t>78</m:t>
         </m:r>
       </m:oMath>
       <w:r>
@@ -8914,7 +8866,7 @@
               <m:t>−</m:t>
             </m:r>
             <m:r>
-              <m:t>15</m:t>
+              <m:t>22</m:t>
             </m:r>
             <m:r>
               <m:rPr>
@@ -8945,7 +8897,7 @@
           <m:t>,</m:t>
         </m:r>
         <m:r>
-          <m:t>85</m:t>
+          <m:t>78</m:t>
         </m:r>
         <m:r>
           <m:rPr>
@@ -8954,7 +8906,7 @@
           <m:t>×</m:t>
         </m:r>
         <m:r>
-          <m:t>95.000</m:t>
+          <m:t>325.000</m:t>
         </m:r>
         <m:r>
           <m:rPr>
@@ -8963,7 +8915,7 @@
           <m:t>=</m:t>
         </m:r>
         <m:r>
-          <m:t>80.750</m:t>
+          <m:t>253.500</m:t>
         </m:r>
       </m:oMath>
       <w:r>
@@ -9019,7 +8971,7 @@
         <w:t xml:space="preserve"> </w:t>
       </w:r>
       <w:r>
-        <w:t xml:space="preserve">Ahorro = $95.000 × 15% ÷ 100 = $14.250</w:t>
+        <w:t xml:space="preserve">Ahorro = $325.000 × 22% ÷ 100 = $71.500</w:t>
       </w:r>
     </w:p>
     <w:p>
@@ -9040,87 +8992,19 @@
         <w:br/>
       </w:r>
       <w:r>
-        <w:t xml:space="preserve">Se quiere saber cuánto dinero redujo del pago una persona al obtener una lavadora que valía $55.000 y tenía un(a) rebaja del 15%.</w:t>
-      </w:r>
-    </w:p>
-    <w:p>
-      <w:pPr>
-        <w:numPr>
-          <w:ilvl w:val="0"/>
-          <w:numId w:val="1000"/>
-        </w:numPr>
-      </w:pPr>
-      <w:r>
-        <w:t xml:space="preserve">¿Cuál de las siguientes procedimientos permite calcular este valor?</w:t>
-      </w:r>
-    </w:p>
-    <w:p>
-      <w:pPr>
-        <w:numPr>
-          <w:ilvl w:val="1"/>
-          <w:numId w:val="1020"/>
-        </w:numPr>
-      </w:pPr>
-      <m:oMath>
-        <m:r>
-          <m:t>55.000</m:t>
-        </m:r>
-        <m:r>
-          <m:rPr>
-            <m:sty m:val="p"/>
-          </m:rPr>
-          <m:t>×</m:t>
-        </m:r>
-        <m:r>
-          <m:t>15</m:t>
-        </m:r>
-        <m:r>
-          <m:rPr>
-            <m:sty m:val="p"/>
-          </m:rPr>
-          <m:t>%</m:t>
-        </m:r>
-        <m:r>
-          <m:rPr>
-            <m:sty m:val="p"/>
-          </m:rPr>
-          <m:t>×</m:t>
-        </m:r>
-        <m:r>
-          <m:t>100</m:t>
-        </m:r>
-      </m:oMath>
-    </w:p>
-    <w:p>
-      <w:pPr>
-        <w:numPr>
-          <w:ilvl w:val="1"/>
-          <w:numId w:val="1020"/>
-        </w:numPr>
-      </w:pPr>
-      <m:oMath>
-        <m:r>
-          <m:t>0</m:t>
-        </m:r>
-        <m:r>
-          <m:rPr>
-            <m:sty m:val="p"/>
-          </m:rPr>
-          <m:t>,</m:t>
-        </m:r>
-        <m:r>
-          <m:t>85</m:t>
-        </m:r>
-        <m:r>
-          <m:rPr>
-            <m:sty m:val="p"/>
-          </m:rPr>
-          <m:t>⋅</m:t>
-        </m:r>
-        <m:r>
-          <m:t>55.000</m:t>
-        </m:r>
-      </m:oMath>
+        <w:t xml:space="preserve">Se quiere saber cuánto dinero ahorró una persona al adquirir una mesa que tenía un precio de $70.000 y tenía un(a) oferta del 28%.</w:t>
+      </w:r>
+    </w:p>
+    <w:p>
+      <w:pPr>
+        <w:numPr>
+          <w:ilvl w:val="0"/>
+          <w:numId w:val="1000"/>
+        </w:numPr>
+      </w:pPr>
+      <w:r>
+        <w:t xml:space="preserve">¿Cuál de las siguientes operaciones permite calcular este valor?</w:t>
+      </w:r>
     </w:p>
     <w:p>
       <w:pPr>
@@ -9136,12 +9020,12 @@
           </m:fPr>
           <m:num>
             <m:r>
-              <m:t>3</m:t>
+              <m:t>25</m:t>
             </m:r>
           </m:num>
           <m:den>
             <m:r>
-              <m:t>20</m:t>
+              <m:t>7</m:t>
             </m:r>
           </m:den>
         </m:f>
@@ -9160,10 +9044,78 @@
           </m:dPr>
           <m:e>
             <m:r>
-              <m:t>55.000</m:t>
+              <m:t>70.000</m:t>
             </m:r>
           </m:e>
         </m:d>
+      </m:oMath>
+    </w:p>
+    <w:p>
+      <w:pPr>
+        <w:numPr>
+          <w:ilvl w:val="1"/>
+          <w:numId w:val="1020"/>
+        </w:numPr>
+      </w:pPr>
+      <m:oMath>
+        <m:r>
+          <m:t>70.000</m:t>
+        </m:r>
+        <m:r>
+          <m:rPr>
+            <m:sty m:val="p"/>
+          </m:rPr>
+          <m:t>×</m:t>
+        </m:r>
+        <m:r>
+          <m:t>28</m:t>
+        </m:r>
+        <m:r>
+          <m:rPr>
+            <m:sty m:val="p"/>
+          </m:rPr>
+          <m:t>%</m:t>
+        </m:r>
+        <m:r>
+          <m:rPr>
+            <m:sty m:val="p"/>
+          </m:rPr>
+          <m:t>÷</m:t>
+        </m:r>
+        <m:r>
+          <m:t>100</m:t>
+        </m:r>
+      </m:oMath>
+    </w:p>
+    <w:p>
+      <w:pPr>
+        <w:numPr>
+          <w:ilvl w:val="1"/>
+          <w:numId w:val="1020"/>
+        </w:numPr>
+      </w:pPr>
+      <m:oMath>
+        <m:r>
+          <m:t>0</m:t>
+        </m:r>
+        <m:r>
+          <m:rPr>
+            <m:sty m:val="p"/>
+          </m:rPr>
+          <m:t>,</m:t>
+        </m:r>
+        <m:r>
+          <m:t>72</m:t>
+        </m:r>
+        <m:r>
+          <m:rPr>
+            <m:sty m:val="p"/>
+          </m:rPr>
+          <m:t>⋅</m:t>
+        </m:r>
+        <m:r>
+          <m:t>70.000</m:t>
+        </m:r>
       </m:oMath>
     </w:p>
     <w:p>
@@ -9180,7 +9132,7 @@
           </m:fPr>
           <m:num>
             <m:r>
-              <m:t>55.000</m:t>
+              <m:t>70.000</m:t>
             </m:r>
             <m:r>
               <m:rPr>
@@ -9194,7 +9146,7 @@
           </m:num>
           <m:den>
             <m:r>
-              <m:t>15</m:t>
+              <m:t>28</m:t>
             </m:r>
           </m:den>
         </m:f>
@@ -9318,7 +9270,7 @@
         </w:numPr>
       </w:pPr>
       <w:r>
-        <w:t xml:space="preserve">Para resolver este problema, debemos analizar cada uno de los procedimientos propuestos y determinar cuál permite calcular correctamente el ahorro obtenido al aplicar un descuento del 15% a un artículo que cuesta $55.000.</w:t>
+        <w:t xml:space="preserve">Para resolver este problema, debemos analizar cada uno de los procedimientos propuestos y determinar cuál permite calcular correctamente el ahorro obtenido al aplicar un descuento del 28% a un artículo que cuesta $70.000.</w:t>
       </w:r>
     </w:p>
     <w:p>
@@ -9343,7 +9295,7 @@
         </w:numPr>
       </w:pPr>
       <w:r>
-        <w:t xml:space="preserve">Precio original: $55.000</w:t>
+        <w:t xml:space="preserve">Precio original: $70.000</w:t>
       </w:r>
     </w:p>
     <w:p>
@@ -9354,7 +9306,7 @@
         </w:numPr>
       </w:pPr>
       <w:r>
-        <w:t xml:space="preserve">Porcentaje de descuento: 15%</w:t>
+        <w:t xml:space="preserve">Porcentaje de descuento: 28%</w:t>
       </w:r>
     </w:p>
     <w:p>
@@ -9365,7 +9317,7 @@
         </w:numPr>
       </w:pPr>
       <w:r>
-        <w:t xml:space="preserve">Valor del descuento (ahorro): $8.250 (calculado como 15% de $55.000)</w:t>
+        <w:t xml:space="preserve">Valor del descuento (ahorro): $19.600 (calculado como 28% de $70.000)</w:t>
       </w:r>
     </w:p>
     <w:p>
@@ -9390,7 +9342,7 @@
           <w:numId w:val="1000"/>
         </w:numPr>
       </w:pPr>
-      <w:bookmarkStart w:id="145" w:name="opciuxf3n-frac320-cdot-55.000"/>
+      <w:bookmarkStart w:id="145" w:name="opciuxf3n-frac257-cdot-70.000"/>
       <w:r>
         <w:t xml:space="preserve">* Opción:</w:t>
       </w:r>
@@ -9404,12 +9356,12 @@
           </m:fPr>
           <m:num>
             <m:r>
-              <m:t>3</m:t>
+              <m:t>25</m:t>
             </m:r>
           </m:num>
           <m:den>
             <m:r>
-              <m:t>20</m:t>
+              <m:t>7</m:t>
             </m:r>
           </m:den>
         </m:f>
@@ -9428,7 +9380,7 @@
           </m:dPr>
           <m:e>
             <m:r>
-              <m:t>55.000</m:t>
+              <m:t>70.000</m:t>
             </m:r>
           </m:e>
         </m:d>
@@ -9443,7 +9395,7 @@
         </w:numPr>
       </w:pPr>
       <w:r>
-        <w:t xml:space="preserve">Esta opción representa la fracción equivalente al porcentaje de descuento multiplicada por el precio original.</w:t>
+        <w:t xml:space="preserve">Esta opción utiliza una fracción invertida, lo que produce un resultado incorrecto. La fracción correcta para 28% sería</w:t>
       </w:r>
       <w:r>
         <w:t xml:space="preserve"> </w:t>
@@ -9455,21 +9407,18 @@
           </m:fPr>
           <m:num>
             <m:r>
-              <m:t>3</m:t>
+              <m:t>7</m:t>
             </m:r>
           </m:num>
           <m:den>
             <m:r>
-              <m:t>20</m:t>
+              <m:t>25</m:t>
             </m:r>
           </m:den>
         </m:f>
       </m:oMath>
       <w:r>
-        <w:t xml:space="preserve"> </w:t>
-      </w:r>
-      <w:r>
-        <w:t xml:space="preserve">es equivalente a 15%, y al multiplicar por el precio original obtenemos el valor del descuento:</w:t>
+        <w:t xml:space="preserve">, pero aquí se usa</w:t>
       </w:r>
       <w:r>
         <w:t xml:space="preserve"> </w:t>
@@ -9481,15 +9430,38 @@
           </m:fPr>
           <m:num>
             <m:r>
-              <m:t>3</m:t>
+              <m:t>25</m:t>
             </m:r>
           </m:num>
           <m:den>
             <m:r>
-              <m:t>20</m:t>
+              <m:t>7</m:t>
             </m:r>
           </m:den>
         </m:f>
+      </m:oMath>
+      <w:r>
+        <w:t xml:space="preserve">. Al multiplicar esta fracción invertida por el precio original, obtenemos un valor incorrecto:</w:t>
+      </w:r>
+      <w:r>
+        <w:t xml:space="preserve"> </w:t>
+      </w:r>
+      <m:oMath>
+        <m:f>
+          <m:fPr>
+            <m:type m:val="bar"/>
+          </m:fPr>
+          <m:num>
+            <m:r>
+              <m:t>25</m:t>
+            </m:r>
+          </m:num>
+          <m:den>
+            <m:r>
+              <m:t>7</m:t>
+            </m:r>
+          </m:den>
+        </m:f>
         <m:r>
           <m:rPr>
             <m:sty m:val="p"/>
@@ -9497,7 +9469,7 @@
           <m:t>×</m:t>
         </m:r>
         <m:r>
-          <m:t>55.000</m:t>
+          <m:t>70.000</m:t>
         </m:r>
         <m:r>
           <m:rPr>
@@ -9506,7 +9478,129 @@
           <m:t>=</m:t>
         </m:r>
         <m:r>
-          <m:t>8.250</m:t>
+          <m:t>250.000</m:t>
+        </m:r>
+      </m:oMath>
+      <w:r>
+        <w:t xml:space="preserve">. Este resultado no corresponde al ahorro de</w:t>
+      </w:r>
+      <w:r>
+        <w:t xml:space="preserve"> </w:t>
+      </w:r>
+      <m:oMath>
+        <m:r>
+          <m:t>19.600</m:t>
+        </m:r>
+      </m:oMath>
+      <w:r>
+        <w:t xml:space="preserve">.</w:t>
+      </w:r>
+      <w:r>
+        <w:t xml:space="preserve"> </w:t>
+      </w:r>
+      <w:r>
+        <w:rPr>
+          <w:b/>
+          <w:bCs/>
+        </w:rPr>
+        <w:t xml:space="preserve">Este procedimiento NO permite calcular correctamente el ahorro.</w:t>
+      </w:r>
+    </w:p>
+    <w:p>
+      <w:pPr>
+        <w:pStyle w:val="Heading4"/>
+        <w:numPr>
+          <w:ilvl w:val="0"/>
+          <w:numId w:val="1000"/>
+        </w:numPr>
+      </w:pPr>
+      <w:bookmarkStart w:id="146" w:name="opciuxf3n-70.000-times-28-div-100"/>
+      <w:r>
+        <w:t xml:space="preserve">* Opción:</w:t>
+      </w:r>
+      <w:r>
+        <w:t xml:space="preserve"> </w:t>
+      </w:r>
+      <m:oMath>
+        <m:r>
+          <m:t>70.000</m:t>
+        </m:r>
+        <m:r>
+          <m:rPr>
+            <m:sty m:val="p"/>
+          </m:rPr>
+          <m:t>×</m:t>
+        </m:r>
+        <m:r>
+          <m:t>28</m:t>
+        </m:r>
+        <m:r>
+          <m:rPr>
+            <m:sty m:val="p"/>
+          </m:rPr>
+          <m:t>%</m:t>
+        </m:r>
+        <m:r>
+          <m:rPr>
+            <m:sty m:val="p"/>
+          </m:rPr>
+          <m:t>÷</m:t>
+        </m:r>
+        <m:r>
+          <m:t>100</m:t>
+        </m:r>
+      </m:oMath>
+      <w:bookmarkEnd w:id="146"/>
+    </w:p>
+    <w:p>
+      <w:pPr>
+        <w:numPr>
+          <w:ilvl w:val="0"/>
+          <w:numId w:val="1000"/>
+        </w:numPr>
+      </w:pPr>
+      <w:r>
+        <w:t xml:space="preserve">Esta opción representa el cálculo directo del porcentaje de descuento sobre el precio original. Al multiplicar el precio por el porcentaje y dividir por 100, obtenemos el valor del descuento:</w:t>
+      </w:r>
+      <w:r>
+        <w:t xml:space="preserve"> </w:t>
+      </w:r>
+      <m:oMath>
+        <m:r>
+          <m:t>70.000</m:t>
+        </m:r>
+        <m:r>
+          <m:rPr>
+            <m:sty m:val="p"/>
+          </m:rPr>
+          <m:t>×</m:t>
+        </m:r>
+        <m:r>
+          <m:t>28</m:t>
+        </m:r>
+        <m:r>
+          <m:rPr>
+            <m:sty m:val="p"/>
+          </m:rPr>
+          <m:t>%</m:t>
+        </m:r>
+        <m:r>
+          <m:rPr>
+            <m:sty m:val="p"/>
+          </m:rPr>
+          <m:t>÷</m:t>
+        </m:r>
+        <m:r>
+          <m:t>100</m:t>
+        </m:r>
+        <m:r>
+          <m:rPr>
+            <m:sty m:val="p"/>
+          </m:rPr>
+          <m:t>=</m:t>
+        </m:r>
+        <m:r>
+          <m:t>19.600</m:t>
         </m:r>
       </m:oMath>
       <w:r>
@@ -9531,7 +9625,7 @@
           <w:numId w:val="1000"/>
         </w:numPr>
       </w:pPr>
-      <w:bookmarkStart w:id="146" w:name="opciuxf3n-55.000-times-15-times-100"/>
+      <w:bookmarkStart w:id="147" w:name="opciuxf3n-frac70.000-times-10028"/>
       <w:r>
         <w:t xml:space="preserve">* Opción:</w:t>
       </w:r>
@@ -9539,99 +9633,124 @@
         <w:t xml:space="preserve"> </w:t>
       </w:r>
       <m:oMath>
-        <m:r>
-          <m:t>55.000</m:t>
-        </m:r>
-        <m:r>
-          <m:rPr>
-            <m:sty m:val="p"/>
-          </m:rPr>
-          <m:t>×</m:t>
-        </m:r>
-        <m:r>
-          <m:t>15</m:t>
-        </m:r>
-        <m:r>
-          <m:rPr>
-            <m:sty m:val="p"/>
-          </m:rPr>
-          <m:t>%</m:t>
-        </m:r>
-        <m:r>
-          <m:rPr>
-            <m:sty m:val="p"/>
-          </m:rPr>
-          <m:t>×</m:t>
-        </m:r>
-        <m:r>
-          <m:t>100</m:t>
-        </m:r>
-      </m:oMath>
-      <w:bookmarkEnd w:id="146"/>
-    </w:p>
-    <w:p>
-      <w:pPr>
-        <w:numPr>
-          <w:ilvl w:val="0"/>
-          <w:numId w:val="1000"/>
-        </w:numPr>
-      </w:pPr>
-      <w:r>
-        <w:t xml:space="preserve">Esta opción contiene un error común: multiplicar por 100 en lugar de dividir por 100. La operación correcta sería dividir por 100, pero aquí se multiplica por 100:</w:t>
-      </w:r>
-      <w:r>
-        <w:t xml:space="preserve"> </w:t>
-      </w:r>
-      <m:oMath>
-        <m:r>
-          <m:t>55.000</m:t>
-        </m:r>
-        <m:r>
-          <m:rPr>
-            <m:sty m:val="p"/>
-          </m:rPr>
-          <m:t>×</m:t>
-        </m:r>
-        <m:r>
-          <m:t>15</m:t>
-        </m:r>
-        <m:r>
-          <m:rPr>
-            <m:sty m:val="p"/>
-          </m:rPr>
-          <m:t>%</m:t>
-        </m:r>
-        <m:r>
-          <m:rPr>
-            <m:sty m:val="p"/>
-          </m:rPr>
-          <m:t>×</m:t>
-        </m:r>
-        <m:r>
-          <m:t>100</m:t>
-        </m:r>
-        <m:r>
-          <m:rPr>
-            <m:sty m:val="p"/>
-          </m:rPr>
-          <m:t>=</m:t>
-        </m:r>
-        <m:r>
-          <m:t>82.500</m:t>
-        </m:r>
-        <m:r>
-          <m:t>.000</m:t>
-        </m:r>
-      </m:oMath>
-      <w:r>
-        <w:t xml:space="preserve">. Este resultado es 10,000 veces mayor que el ahorro real de</w:t>
-      </w:r>
-      <w:r>
-        <w:t xml:space="preserve"> </w:t>
-      </w:r>
-      <m:oMath>
-        <m:r>
-          <m:t>8.250</m:t>
+        <m:f>
+          <m:fPr>
+            <m:type m:val="bar"/>
+          </m:fPr>
+          <m:num>
+            <m:r>
+              <m:t>70.000</m:t>
+            </m:r>
+            <m:r>
+              <m:rPr>
+                <m:sty m:val="p"/>
+              </m:rPr>
+              <m:t>×</m:t>
+            </m:r>
+            <m:r>
+              <m:t>100</m:t>
+            </m:r>
+          </m:num>
+          <m:den>
+            <m:r>
+              <m:t>28</m:t>
+            </m:r>
+          </m:den>
+        </m:f>
+      </m:oMath>
+      <w:bookmarkEnd w:id="147"/>
+    </w:p>
+    <w:p>
+      <w:pPr>
+        <w:numPr>
+          <w:ilvl w:val="0"/>
+          <w:numId w:val="1000"/>
+        </w:numPr>
+      </w:pPr>
+      <w:r>
+        <w:t xml:space="preserve">Esta opción contiene un error en la fórmula: se divide el producto del precio por 100 entre el porcentaje, en lugar de multiplicar el precio por el porcentaje y dividir por 100. La fórmula correcta sería</w:t>
+      </w:r>
+      <w:r>
+        <w:t xml:space="preserve"> </w:t>
+      </w:r>
+      <m:oMath>
+        <m:f>
+          <m:fPr>
+            <m:type m:val="bar"/>
+          </m:fPr>
+          <m:num>
+            <m:r>
+              <m:t>70.000</m:t>
+            </m:r>
+            <m:r>
+              <m:rPr>
+                <m:sty m:val="p"/>
+              </m:rPr>
+              <m:t>×</m:t>
+            </m:r>
+            <m:r>
+              <m:t>28</m:t>
+            </m:r>
+          </m:num>
+          <m:den>
+            <m:r>
+              <m:t>100</m:t>
+            </m:r>
+          </m:den>
+        </m:f>
+      </m:oMath>
+      <w:r>
+        <w:t xml:space="preserve">, pero aquí se usa</w:t>
+      </w:r>
+      <w:r>
+        <w:t xml:space="preserve"> </w:t>
+      </w:r>
+      <m:oMath>
+        <m:f>
+          <m:fPr>
+            <m:type m:val="bar"/>
+          </m:fPr>
+          <m:num>
+            <m:r>
+              <m:t>70.000</m:t>
+            </m:r>
+            <m:r>
+              <m:rPr>
+                <m:sty m:val="p"/>
+              </m:rPr>
+              <m:t>×</m:t>
+            </m:r>
+            <m:r>
+              <m:t>100</m:t>
+            </m:r>
+          </m:num>
+          <m:den>
+            <m:r>
+              <m:t>28</m:t>
+            </m:r>
+          </m:den>
+        </m:f>
+      </m:oMath>
+      <w:r>
+        <w:t xml:space="preserve">. Este cálculo da como resultado</w:t>
+      </w:r>
+      <w:r>
+        <w:t xml:space="preserve"> </w:t>
+      </w:r>
+      <m:oMath>
+        <m:r>
+          <m:t>250.000</m:t>
+        </m:r>
+      </m:oMath>
+      <w:r>
+        <w:t xml:space="preserve">, que no corresponde al ahorro de</w:t>
+      </w:r>
+      <w:r>
+        <w:t xml:space="preserve"> </w:t>
+      </w:r>
+      <m:oMath>
+        <m:r>
+          <m:t>19.600</m:t>
         </m:r>
       </m:oMath>
       <w:r>
@@ -9656,7 +9775,7 @@
           <w:numId w:val="1000"/>
         </w:numPr>
       </w:pPr>
-      <w:bookmarkStart w:id="147" w:name="opciuxf3n-frac55.000-times-10015"/>
+      <w:bookmarkStart w:id="148" w:name="opciuxf3n-072-cdot-70.000"/>
       <w:r>
         <w:t xml:space="preserve">* Opción:</w:t>
       </w:r>
@@ -9664,113 +9783,8 @@
         <w:t xml:space="preserve"> </w:t>
       </w:r>
       <m:oMath>
-        <m:f>
-          <m:fPr>
-            <m:type m:val="bar"/>
-          </m:fPr>
-          <m:num>
-            <m:r>
-              <m:t>55.000</m:t>
-            </m:r>
-            <m:r>
-              <m:rPr>
-                <m:sty m:val="p"/>
-              </m:rPr>
-              <m:t>×</m:t>
-            </m:r>
-            <m:r>
-              <m:t>100</m:t>
-            </m:r>
-          </m:num>
-          <m:den>
-            <m:r>
-              <m:t>15</m:t>
-            </m:r>
-          </m:den>
-        </m:f>
-      </m:oMath>
-      <w:bookmarkEnd w:id="147"/>
-    </w:p>
-    <w:p>
-      <w:pPr>
-        <w:numPr>
-          <w:ilvl w:val="0"/>
-          <w:numId w:val="1000"/>
-        </w:numPr>
-      </w:pPr>
-      <w:r>
-        <w:t xml:space="preserve">Esta opción contiene un error en la fórmula: se divide el producto del precio por 100 entre el porcentaje, en lugar de multiplicar el precio por el porcentaje y dividir por 100. La fórmula correcta sería</w:t>
-      </w:r>
-      <w:r>
-        <w:t xml:space="preserve"> </w:t>
-      </w:r>
-      <m:oMath>
-        <m:f>
-          <m:fPr>
-            <m:type m:val="bar"/>
-          </m:fPr>
-          <m:num>
-            <m:r>
-              <m:t>55.000</m:t>
-            </m:r>
-            <m:r>
-              <m:rPr>
-                <m:sty m:val="p"/>
-              </m:rPr>
-              <m:t>×</m:t>
-            </m:r>
-            <m:r>
-              <m:t>15</m:t>
-            </m:r>
-          </m:num>
-          <m:den>
-            <m:r>
-              <m:t>100</m:t>
-            </m:r>
-          </m:den>
-        </m:f>
-      </m:oMath>
-      <w:r>
-        <w:t xml:space="preserve">, pero aquí se usa</w:t>
-      </w:r>
-      <w:r>
-        <w:t xml:space="preserve"> </w:t>
-      </w:r>
-      <m:oMath>
-        <m:f>
-          <m:fPr>
-            <m:type m:val="bar"/>
-          </m:fPr>
-          <m:num>
-            <m:r>
-              <m:t>55.000</m:t>
-            </m:r>
-            <m:r>
-              <m:rPr>
-                <m:sty m:val="p"/>
-              </m:rPr>
-              <m:t>×</m:t>
-            </m:r>
-            <m:r>
-              <m:t>100</m:t>
-            </m:r>
-          </m:num>
-          <m:den>
-            <m:r>
-              <m:t>15</m:t>
-            </m:r>
-          </m:den>
-        </m:f>
-      </m:oMath>
-      <w:r>
-        <w:t xml:space="preserve">. Este cálculo da como resultado</w:t>
-      </w:r>
-      <w:r>
-        <w:t xml:space="preserve"> </w:t>
-      </w:r>
-      <m:oMath>
-        <m:r>
-          <m:t>366.666</m:t>
+        <m:r>
+          <m:t>0</m:t>
         </m:r>
         <m:r>
           <m:rPr>
@@ -9779,45 +9793,29 @@
           <m:t>,</m:t>
         </m:r>
         <m:r>
-          <m:t>7</m:t>
-        </m:r>
-      </m:oMath>
-      <w:r>
-        <w:t xml:space="preserve">, que no corresponde al ahorro de</w:t>
-      </w:r>
-      <w:r>
-        <w:t xml:space="preserve"> </w:t>
-      </w:r>
-      <m:oMath>
-        <m:r>
-          <m:t>8.250</m:t>
-        </m:r>
-      </m:oMath>
-      <w:r>
-        <w:t xml:space="preserve">.</w:t>
-      </w:r>
-      <w:r>
-        <w:t xml:space="preserve"> </w:t>
-      </w:r>
-      <w:r>
-        <w:rPr>
-          <w:b/>
-          <w:bCs/>
-        </w:rPr>
-        <w:t xml:space="preserve">Este procedimiento NO permite calcular correctamente el ahorro.</w:t>
-      </w:r>
-    </w:p>
-    <w:p>
-      <w:pPr>
-        <w:pStyle w:val="Heading4"/>
-        <w:numPr>
-          <w:ilvl w:val="0"/>
-          <w:numId w:val="1000"/>
-        </w:numPr>
-      </w:pPr>
-      <w:bookmarkStart w:id="148" w:name="opciuxf3n-085-cdot-55.000"/>
-      <w:r>
-        <w:t xml:space="preserve">* Opción:</w:t>
+          <m:t>72</m:t>
+        </m:r>
+        <m:r>
+          <m:rPr>
+            <m:sty m:val="p"/>
+          </m:rPr>
+          <m:t>⋅</m:t>
+        </m:r>
+        <m:r>
+          <m:t>70.000</m:t>
+        </m:r>
+      </m:oMath>
+      <w:bookmarkEnd w:id="148"/>
+    </w:p>
+    <w:p>
+      <w:pPr>
+        <w:numPr>
+          <w:ilvl w:val="0"/>
+          <w:numId w:val="1000"/>
+        </w:numPr>
+      </w:pPr>
+      <w:r>
+        <w:t xml:space="preserve">Esta opción representa el factor para calcular el precio final (después del descuento) multiplicado por el precio original.</w:t>
       </w:r>
       <w:r>
         <w:t xml:space="preserve"> </w:t>
@@ -9833,45 +9831,7 @@
           <m:t>,</m:t>
         </m:r>
         <m:r>
-          <m:t>85</m:t>
-        </m:r>
-        <m:r>
-          <m:rPr>
-            <m:sty m:val="p"/>
-          </m:rPr>
-          <m:t>⋅</m:t>
-        </m:r>
-        <m:r>
-          <m:t>55.000</m:t>
-        </m:r>
-      </m:oMath>
-      <w:bookmarkEnd w:id="148"/>
-    </w:p>
-    <w:p>
-      <w:pPr>
-        <w:numPr>
-          <w:ilvl w:val="0"/>
-          <w:numId w:val="1000"/>
-        </w:numPr>
-      </w:pPr>
-      <w:r>
-        <w:t xml:space="preserve">Esta opción representa el factor para calcular el precio final (después del descuento) multiplicado por el precio original.</w:t>
-      </w:r>
-      <w:r>
-        <w:t xml:space="preserve"> </w:t>
-      </w:r>
-      <m:oMath>
-        <m:r>
-          <m:t>0</m:t>
-        </m:r>
-        <m:r>
-          <m:rPr>
-            <m:sty m:val="p"/>
-          </m:rPr>
-          <m:t>,</m:t>
-        </m:r>
-        <m:r>
-          <m:t>85</m:t>
+          <m:t>72</m:t>
         </m:r>
       </m:oMath>
       <w:r>
@@ -9902,7 +9862,7 @@
               <m:t>−</m:t>
             </m:r>
             <m:r>
-              <m:t>15</m:t>
+              <m:t>28</m:t>
             </m:r>
             <m:r>
               <m:rPr>
@@ -9933,7 +9893,7 @@
           <m:t>,</m:t>
         </m:r>
         <m:r>
-          <m:t>85</m:t>
+          <m:t>72</m:t>
         </m:r>
         <m:r>
           <m:rPr>
@@ -9942,7 +9902,7 @@
           <m:t>×</m:t>
         </m:r>
         <m:r>
-          <m:t>55.000</m:t>
+          <m:t>70.000</m:t>
         </m:r>
         <m:r>
           <m:rPr>
@@ -9951,7 +9911,7 @@
           <m:t>=</m:t>
         </m:r>
         <m:r>
-          <m:t>46.750</m:t>
+          <m:t>50.400</m:t>
         </m:r>
       </m:oMath>
       <w:r>
@@ -10007,7 +9967,7 @@
         <w:t xml:space="preserve"> </w:t>
       </w:r>
       <w:r>
-        <w:t xml:space="preserve">Ahorro = $55.000 × 15% ÷ 100 = $8.250</w:t>
+        <w:t xml:space="preserve">Ahorro = $70.000 × 28% ÷ 100 = $19.600</w:t>
       </w:r>
     </w:p>
     <w:bookmarkEnd w:id="150"/>
